--- a/Quantum.docx
+++ b/Quantum.docx
@@ -4,15 +4,427 @@
   <w:body>
     <w:p>
       <w:pPr>
+        <w:spacing w:after="0" w:line="240" w:lineRule="auto"/>
+        <w:jc w:val="left"/>
+        <w:rPr>
+          <w:rFonts w:ascii="Times New Roman" w:eastAsia="Calibri" w:hAnsi="Times New Roman" w:cs="Times New Roman"/>
+          <w:kern w:val="0"/>
+          <w:sz w:val="36"/>
+          <w:szCs w:val="36"/>
+          <w14:ligatures w14:val="none"/>
+        </w:rPr>
+      </w:pPr>
+      <w:bookmarkStart w:id="0" w:name="_Toc205548959"/>
+      <w:r>
+        <w:rPr>
+          <w:rFonts w:ascii="Times New Roman" w:eastAsia="Calibri" w:hAnsi="Times New Roman" w:cs="Times New Roman"/>
+          <w:kern w:val="0"/>
+          <w:sz w:val="36"/>
+          <w:szCs w:val="36"/>
+          <w14:ligatures w14:val="none"/>
+        </w:rPr>
+        <w:t>Gate-Based Quantum Algorithms for Combinatorial Optimi</w:t>
+      </w:r>
+      <w:r>
+        <w:rPr>
+          <w:rFonts w:ascii="Times New Roman" w:eastAsia="Calibri" w:hAnsi="Times New Roman" w:cs="Times New Roman"/>
+          <w:kern w:val="0"/>
+          <w:sz w:val="36"/>
+          <w:szCs w:val="36"/>
+          <w14:ligatures w14:val="none"/>
+        </w:rPr>
+        <w:t>s</w:t>
+      </w:r>
+      <w:r>
+        <w:rPr>
+          <w:rFonts w:ascii="Times New Roman" w:eastAsia="Calibri" w:hAnsi="Times New Roman" w:cs="Times New Roman"/>
+          <w:kern w:val="0"/>
+          <w:sz w:val="36"/>
+          <w:szCs w:val="36"/>
+          <w14:ligatures w14:val="none"/>
+        </w:rPr>
+        <w:t>ation: Simulating QAOA for the Bin Packing Problem</w:t>
+      </w:r>
+    </w:p>
+    <w:p>
+      <w:pPr>
+        <w:spacing w:after="0" w:line="240" w:lineRule="auto"/>
+        <w:jc w:val="center"/>
+        <w:rPr>
+          <w:rFonts w:ascii="Times New Roman" w:eastAsia="Calibri" w:hAnsi="Times New Roman" w:cs="Times New Roman"/>
+          <w:kern w:val="0"/>
+          <w:sz w:val="22"/>
+          <w:szCs w:val="22"/>
+          <w:lang w:val="en-FR"/>
+          <w14:ligatures w14:val="none"/>
+        </w:rPr>
+      </w:pPr>
+    </w:p>
+    <w:p>
+      <w:pPr>
+        <w:spacing w:after="0" w:line="240" w:lineRule="auto"/>
+        <w:jc w:val="left"/>
+        <w:rPr>
+          <w:rFonts w:ascii="Times New Roman" w:eastAsia="Calibri" w:hAnsi="Times New Roman" w:cs="Times New Roman"/>
+          <w:kern w:val="0"/>
+          <w:sz w:val="28"/>
+          <w:szCs w:val="28"/>
+          <w:lang w:val="fr-FR"/>
+          <w14:ligatures w14:val="none"/>
+        </w:rPr>
+      </w:pPr>
+      <w:r>
+        <w:rPr>
+          <w:rFonts w:ascii="Times New Roman" w:eastAsia="Calibri" w:hAnsi="Times New Roman" w:cs="Times New Roman"/>
+          <w:kern w:val="0"/>
+          <w:sz w:val="28"/>
+          <w:szCs w:val="28"/>
+          <w:lang w:val="fr-FR"/>
+          <w14:ligatures w14:val="none"/>
+        </w:rPr>
+        <w:t>Guillaume Amann</w:t>
+      </w:r>
+    </w:p>
+    <w:p>
+      <w:pPr>
+        <w:spacing w:after="0" w:line="240" w:lineRule="auto"/>
+        <w:rPr>
+          <w:rFonts w:ascii="Times New Roman" w:eastAsia="Calibri" w:hAnsi="Times New Roman" w:cs="Times New Roman"/>
+          <w:color w:val="0000CE"/>
+          <w:kern w:val="0"/>
+          <w:sz w:val="22"/>
+          <w:szCs w:val="22"/>
+          <w:lang w:val="fr-FR"/>
+          <w14:ligatures w14:val="none"/>
+        </w:rPr>
+      </w:pPr>
+      <w:hyperlink r:id="rId8" w:history="1">
+        <w:r>
+          <w:rPr>
+            <w:rStyle w:val="Hyperlink"/>
+            <w:rFonts w:ascii="Times New Roman" w:eastAsia="Calibri" w:hAnsi="Times New Roman" w:cs="Times New Roman"/>
+            <w:color w:val="0000CE"/>
+            <w:kern w:val="0"/>
+            <w:sz w:val="22"/>
+            <w:szCs w:val="22"/>
+            <w:lang w:val="fr-FR"/>
+            <w14:ligatures w14:val="none"/>
+          </w:rPr>
+          <w:t>https://github.com/Guillaume-amann/Quantum</w:t>
+        </w:r>
+      </w:hyperlink>
+    </w:p>
+    <w:p>
+      <w:pPr>
+        <w:spacing w:after="0" w:line="240" w:lineRule="auto"/>
+        <w:jc w:val="center"/>
+        <w:rPr>
+          <w:rFonts w:ascii="Times New Roman" w:eastAsia="Calibri" w:hAnsi="Times New Roman" w:cs="Times New Roman"/>
+          <w:kern w:val="0"/>
+          <w:sz w:val="22"/>
+          <w:szCs w:val="22"/>
+          <w:lang w:val="fr-FR"/>
+          <w14:ligatures w14:val="none"/>
+        </w:rPr>
+      </w:pPr>
+    </w:p>
+    <w:p>
+      <w:pPr>
+        <w:spacing w:after="0" w:line="240" w:lineRule="auto"/>
+        <w:rPr>
+          <w:rFonts w:ascii="Times New Roman" w:eastAsia="Calibri" w:hAnsi="Times New Roman" w:cs="Times New Roman"/>
+          <w:kern w:val="0"/>
+          <w:sz w:val="22"/>
+          <w:szCs w:val="22"/>
+          <w14:ligatures w14:val="none"/>
+        </w:rPr>
+      </w:pPr>
+      <w:r>
+        <w:rPr>
+          <w:rFonts w:ascii="Times New Roman" w:eastAsia="Calibri" w:hAnsi="Times New Roman" w:cs="Times New Roman"/>
+          <w:kern w:val="0"/>
+          <w:sz w:val="22"/>
+          <w:szCs w:val="22"/>
+          <w14:ligatures w14:val="none"/>
+        </w:rPr>
+        <w:t xml:space="preserve">Keywords: </w:t>
+      </w:r>
+      <w:r>
+        <w:rPr>
+          <w:rFonts w:ascii="Times New Roman" w:eastAsia="Calibri" w:hAnsi="Times New Roman" w:cs="Times New Roman"/>
+          <w:kern w:val="0"/>
+          <w:sz w:val="22"/>
+          <w:szCs w:val="22"/>
+          <w14:ligatures w14:val="none"/>
+        </w:rPr>
+        <w:t>Quantum computing, Quantum Approximate Optimi</w:t>
+      </w:r>
+      <w:r>
+        <w:rPr>
+          <w:rFonts w:ascii="Times New Roman" w:eastAsia="Calibri" w:hAnsi="Times New Roman" w:cs="Times New Roman"/>
+          <w:kern w:val="0"/>
+          <w:sz w:val="22"/>
+          <w:szCs w:val="22"/>
+          <w14:ligatures w14:val="none"/>
+        </w:rPr>
+        <w:t>s</w:t>
+      </w:r>
+      <w:r>
+        <w:rPr>
+          <w:rFonts w:ascii="Times New Roman" w:eastAsia="Calibri" w:hAnsi="Times New Roman" w:cs="Times New Roman"/>
+          <w:kern w:val="0"/>
+          <w:sz w:val="22"/>
+          <w:szCs w:val="22"/>
+          <w14:ligatures w14:val="none"/>
+        </w:rPr>
+        <w:t>ation Algorithm, Q</w:t>
+      </w:r>
+      <w:r>
+        <w:rPr>
+          <w:rFonts w:ascii="Times New Roman" w:eastAsia="Calibri" w:hAnsi="Times New Roman" w:cs="Times New Roman"/>
+          <w:kern w:val="0"/>
+          <w:sz w:val="22"/>
+          <w:szCs w:val="22"/>
+          <w14:ligatures w14:val="none"/>
+        </w:rPr>
+        <w:t xml:space="preserve">uadratic </w:t>
+      </w:r>
+      <w:r>
+        <w:rPr>
+          <w:rFonts w:ascii="Times New Roman" w:eastAsia="Calibri" w:hAnsi="Times New Roman" w:cs="Times New Roman"/>
+          <w:kern w:val="0"/>
+          <w:sz w:val="22"/>
+          <w:szCs w:val="22"/>
+          <w14:ligatures w14:val="none"/>
+        </w:rPr>
+        <w:t>U</w:t>
+      </w:r>
+      <w:r>
+        <w:rPr>
+          <w:rFonts w:ascii="Times New Roman" w:eastAsia="Calibri" w:hAnsi="Times New Roman" w:cs="Times New Roman"/>
+          <w:kern w:val="0"/>
+          <w:sz w:val="22"/>
+          <w:szCs w:val="22"/>
+          <w14:ligatures w14:val="none"/>
+        </w:rPr>
+        <w:t xml:space="preserve">nconstrained </w:t>
+      </w:r>
+      <w:r>
+        <w:rPr>
+          <w:rFonts w:ascii="Times New Roman" w:eastAsia="Calibri" w:hAnsi="Times New Roman" w:cs="Times New Roman"/>
+          <w:kern w:val="0"/>
+          <w:sz w:val="22"/>
+          <w:szCs w:val="22"/>
+          <w14:ligatures w14:val="none"/>
+        </w:rPr>
+        <w:t>B</w:t>
+      </w:r>
+      <w:r>
+        <w:rPr>
+          <w:rFonts w:ascii="Times New Roman" w:eastAsia="Calibri" w:hAnsi="Times New Roman" w:cs="Times New Roman"/>
+          <w:kern w:val="0"/>
+          <w:sz w:val="22"/>
+          <w:szCs w:val="22"/>
+          <w14:ligatures w14:val="none"/>
+        </w:rPr>
+        <w:t xml:space="preserve">inary </w:t>
+      </w:r>
+      <w:r>
+        <w:rPr>
+          <w:rFonts w:ascii="Times New Roman" w:eastAsia="Calibri" w:hAnsi="Times New Roman" w:cs="Times New Roman"/>
+          <w:kern w:val="0"/>
+          <w:sz w:val="22"/>
+          <w:szCs w:val="22"/>
+          <w14:ligatures w14:val="none"/>
+        </w:rPr>
+        <w:t>O</w:t>
+      </w:r>
+      <w:r>
+        <w:rPr>
+          <w:rFonts w:ascii="Times New Roman" w:eastAsia="Calibri" w:hAnsi="Times New Roman" w:cs="Times New Roman"/>
+          <w:kern w:val="0"/>
+          <w:sz w:val="22"/>
+          <w:szCs w:val="22"/>
+          <w14:ligatures w14:val="none"/>
+        </w:rPr>
+        <w:t>ptimisation</w:t>
+      </w:r>
+      <w:r>
+        <w:rPr>
+          <w:rFonts w:ascii="Times New Roman" w:eastAsia="Calibri" w:hAnsi="Times New Roman" w:cs="Times New Roman"/>
+          <w:kern w:val="0"/>
+          <w:sz w:val="22"/>
+          <w:szCs w:val="22"/>
+          <w14:ligatures w14:val="none"/>
+        </w:rPr>
+        <w:t>, bin packing problem, gate-based quantum computing, combinatorial optimisation</w:t>
+      </w:r>
+      <w:r>
+        <w:rPr>
+          <w:rFonts w:ascii="Times New Roman" w:eastAsia="Calibri" w:hAnsi="Times New Roman" w:cs="Times New Roman"/>
+          <w:kern w:val="0"/>
+          <w:sz w:val="22"/>
+          <w:szCs w:val="22"/>
+          <w14:ligatures w14:val="none"/>
+        </w:rPr>
+        <w:t>.</w:t>
+      </w:r>
+    </w:p>
+    <w:p>
+      <w:pPr>
+        <w:pBdr>
+          <w:bottom w:val="single" w:sz="4" w:space="1" w:color="auto"/>
+        </w:pBdr>
+        <w:spacing w:after="0" w:line="240" w:lineRule="auto"/>
+        <w:rPr>
+          <w:rFonts w:ascii="Times New Roman" w:eastAsia="Calibri" w:hAnsi="Times New Roman" w:cs="Times New Roman"/>
+          <w:kern w:val="0"/>
+          <w:sz w:val="22"/>
+          <w:szCs w:val="22"/>
+          <w14:ligatures w14:val="none"/>
+        </w:rPr>
+      </w:pPr>
+    </w:p>
+    <w:p>
+      <w:pPr>
+        <w:spacing w:after="0" w:line="240" w:lineRule="auto"/>
+        <w:rPr>
+          <w:rFonts w:ascii="Times New Roman" w:eastAsia="Calibri" w:hAnsi="Times New Roman" w:cs="Times New Roman"/>
+          <w:kern w:val="0"/>
+          <w:sz w:val="16"/>
+          <w:szCs w:val="16"/>
+          <w14:ligatures w14:val="none"/>
+        </w:rPr>
+      </w:pPr>
+    </w:p>
+    <w:p>
+      <w:pPr>
+        <w:spacing w:after="0" w:line="240" w:lineRule="auto"/>
+        <w:rPr>
+          <w:rFonts w:ascii="Times New Roman" w:eastAsia="Calibri" w:hAnsi="Times New Roman" w:cs="Times New Roman"/>
+          <w:b/>
+          <w:kern w:val="0"/>
+          <w14:ligatures w14:val="none"/>
+        </w:rPr>
+      </w:pPr>
+      <w:r>
+        <w:rPr>
+          <w:rFonts w:ascii="Times New Roman" w:eastAsia="Calibri" w:hAnsi="Times New Roman" w:cs="Times New Roman"/>
+          <w:b/>
+          <w:kern w:val="0"/>
+          <w14:ligatures w14:val="none"/>
+        </w:rPr>
+        <w:t>Abstract</w:t>
+      </w:r>
+    </w:p>
+    <w:p>
+      <w:pPr>
+        <w:spacing w:after="0" w:line="240" w:lineRule="auto"/>
+        <w:rPr>
+          <w:rFonts w:ascii="Times New Roman" w:eastAsia="Calibri" w:hAnsi="Times New Roman" w:cs="Times New Roman"/>
+          <w:kern w:val="0"/>
+          <w:sz w:val="16"/>
+          <w:szCs w:val="16"/>
+          <w14:ligatures w14:val="none"/>
+        </w:rPr>
+      </w:pPr>
+    </w:p>
+    <w:p>
+      <w:pPr>
+        <w:spacing w:after="0"/>
+      </w:pPr>
+      <w:r>
+        <w:t>Quantum computing is emerging as a groundbreaking paradigm with the potential to solve certain classes of problems exponentially faster than classical methods. This paper explores the application of gate-based quantum computing</w:t>
+      </w:r>
+      <w:r>
+        <w:t xml:space="preserve">, </w:t>
+      </w:r>
+      <w:r>
+        <w:t>specifically the Quantum Approximate Optimi</w:t>
+      </w:r>
+      <w:r>
+        <w:t>s</w:t>
+      </w:r>
+      <w:r>
+        <w:t>ation Algorithm (QAOA)</w:t>
+      </w:r>
+      <w:r>
+        <w:t xml:space="preserve">, </w:t>
+      </w:r>
+      <w:r>
+        <w:t>to the combinatorial bin packing problem. After introducing fundamental concepts such as qubits, quantum gates, and entanglement, the bin packing challenge is formulated as a Quadratic Unconstrained Binary Optimi</w:t>
+      </w:r>
+      <w:r>
+        <w:t>s</w:t>
+      </w:r>
+      <w:r>
+        <w:t>ation (QUBO) problem and QAOA is implemented on a simulated quantum system. Utili</w:t>
+      </w:r>
+      <w:r>
+        <w:t>s</w:t>
+      </w:r>
+      <w:r>
+        <w:t>ing a paralleli</w:t>
+      </w:r>
+      <w:r>
+        <w:t>s</w:t>
+      </w:r>
+      <w:r>
+        <w:t>ed MPI environment, an exhaustive parameter grid search identifies optimal variational parameters, revealing a clear energy minimum and confirming the algorithm’s ability to amplify the target solution state. Limitations arising from problem size and simulation constraints are discussed, and future directions for scaling QAOA to more complex and entangled problem instances are proposed, advancing the potential for near-term quantum advantage.</w:t>
+      </w:r>
+    </w:p>
+    <w:p>
+      <w:pPr>
+        <w:pBdr>
+          <w:bottom w:val="single" w:sz="4" w:space="1" w:color="auto"/>
+        </w:pBdr>
+        <w:spacing w:after="0" w:line="240" w:lineRule="auto"/>
+        <w:rPr>
+          <w:rFonts w:ascii="Times New Roman" w:eastAsia="Calibri" w:hAnsi="Times New Roman" w:cs="Times New Roman"/>
+          <w:kern w:val="0"/>
+          <w:sz w:val="16"/>
+          <w:szCs w:val="16"/>
+          <w14:ligatures w14:val="none"/>
+        </w:rPr>
+      </w:pPr>
+    </w:p>
+    <w:p>
+      <w:pPr>
         <w:pStyle w:val="Heading1"/>
         <w:spacing w:before="0"/>
       </w:pPr>
-      <w:r>
-        <w:t>Quantum Computing</w:t>
-      </w:r>
     </w:p>
     <w:p>
       <w:pPr>
+        <w:pStyle w:val="Heading1"/>
+        <w:spacing w:before="0"/>
+        <w:sectPr>
+          <w:headerReference w:type="default" r:id="rId9"/>
+          <w:footerReference w:type="even" r:id="rId10"/>
+          <w:footerReference w:type="default" r:id="rId11"/>
+          <w:footerReference w:type="first" r:id="rId12"/>
+          <w:pgSz w:w="11906" w:h="16838"/>
+          <w:pgMar w:top="1134" w:right="851" w:bottom="1134" w:left="851" w:header="567" w:footer="567" w:gutter="0"/>
+          <w:pgNumType w:start="1"/>
+          <w:cols w:space="720"/>
+          <w:titlePg/>
+          <w:docGrid w:linePitch="360"/>
+        </w:sectPr>
+      </w:pPr>
+    </w:p>
+    <w:p>
+      <w:pPr>
+        <w:pStyle w:val="Heading1"/>
+        <w:spacing w:before="0" w:after="280"/>
+      </w:pPr>
+      <w:r>
+        <w:t>Quantum Computing</w:t>
+      </w:r>
+      <w:bookmarkEnd w:id="0"/>
+    </w:p>
+    <w:p>
+      <w:pPr>
+        <w:spacing w:after="180"/>
         <w:rPr>
           <w:rFonts w:eastAsiaTheme="majorEastAsia"/>
           <w:b/>
@@ -63,8 +475,14 @@
       </w:r>
     </w:p>
     <w:p>
-      <w:r>
-        <w:t>In this competitive and rapidly evolving sector, various companies are exploring different technological pathways. Amazon has aligned with Alice &amp; Bob in advancing the Cat-Qubit approach, while Pasqal, Google, and IBM are focusing their efforts on transmons-based systems. Meanwhile,</w:t>
+      <w:pPr>
+        <w:spacing w:after="140"/>
+      </w:pPr>
+      <w:r>
+        <w:t xml:space="preserve">In this competitive and rapidly evolving sector, various companies are exploring different technological pathways. Amazon has aligned with Alice &amp; Bob in advancing the Cat-Qubit approach, while Pasqal, Google, and IBM are focusing their </w:t>
+      </w:r>
+      <w:r>
+        <w:t>efforts on transmons-based systems. Meanwhile,</w:t>
       </w:r>
       <w:r>
         <w:t xml:space="preserve"> ORCD, Quix </w:t>
@@ -108,7 +526,11 @@
         <w:t>s</w:t>
       </w:r>
       <w:r>
-        <w:t>ed setting. Meanwhile, D-Wave’s latest annealer tackled a challenging materials simulation in minutes, where classical methods would need millennia. These examples highlight how quantum systems can dramatically accelerate solutions to certain classes of problems. Motivated by this potential, this paper explores how quantum computing</w:t>
+        <w:t xml:space="preserve">ed setting. Meanwhile, D-Wave’s latest annealer tackled a challenging materials simulation in minutes, where classical methods would need millennia. These examples highlight how quantum systems can dramatically accelerate solutions to certain classes of problems. Motivated by this potential, </w:t>
+      </w:r>
+      <w:r>
+        <w:lastRenderedPageBreak/>
+        <w:t>this paper explores how quantum computing</w:t>
       </w:r>
       <w:r>
         <w:t xml:space="preserve">, </w:t>
@@ -120,10 +542,7 @@
         <w:t xml:space="preserve">, </w:t>
       </w:r>
       <w:r>
-        <w:t xml:space="preserve">can be leveraged to </w:t>
-      </w:r>
-      <w:r>
-        <w:t>address combinatorial challenges such as the bin packing problem.</w:t>
+        <w:t>can be leveraged to address combinatorial challenges such as the bin packing problem.</w:t>
       </w:r>
     </w:p>
     <w:p>
@@ -138,6 +557,7 @@
           <w:szCs w:val="24"/>
         </w:rPr>
       </w:pPr>
+      <w:bookmarkStart w:id="1" w:name="_Toc205548960"/>
       <w:r>
         <w:t>Definition of a Q</w:t>
       </w:r>
@@ -147,6 +567,7 @@
       <w:r>
         <w:t>bit</w:t>
       </w:r>
+      <w:bookmarkEnd w:id="1"/>
     </w:p>
     <w:p>
       <w:r>
@@ -243,7 +664,13 @@
         <w:t xml:space="preserve"> as </w:t>
       </w:r>
       <w:r>
-        <w:t>in Equation 1, whe</w:t>
+        <w:t xml:space="preserve">in </w:t>
+      </w:r>
+      <w:r>
+        <w:t>Equation 1</w:t>
+      </w:r>
+      <w:r>
+        <w:t>, whe</w:t>
       </w:r>
       <w:r>
         <w:t xml:space="preserve">re </w:t>
@@ -429,10 +856,28 @@
         <w:t xml:space="preserve"> (</w:t>
       </w:r>
       <w:r>
-        <w:t>Figure</w:t>
-      </w:r>
-      <w:r>
-        <w:t xml:space="preserve"> 1)</w:t>
+        <w:fldChar w:fldCharType="begin"/>
+      </w:r>
+      <w:r>
+        <w:instrText xml:space="preserve"> REF _Ref205538351 \h </w:instrText>
+      </w:r>
+      <w:r>
+        <w:fldChar w:fldCharType="separate"/>
+      </w:r>
+      <w:r>
+        <w:t xml:space="preserve">Figure </w:t>
+      </w:r>
+      <w:r>
+        <w:rPr>
+          <w:noProof/>
+        </w:rPr>
+        <w:t>1</w:t>
+      </w:r>
+      <w:r>
+        <w:fldChar w:fldCharType="end"/>
+      </w:r>
+      <w:r>
+        <w:t>)</w:t>
       </w:r>
       <w:r>
         <w:t>, a</w:t>
@@ -1056,7 +1501,7 @@
     <w:p>
       <w:pPr>
         <w:pStyle w:val="p1"/>
-        <w:spacing w:before="0" w:beforeAutospacing="0"/>
+        <w:spacing w:before="0" w:beforeAutospacing="0" w:after="200" w:afterAutospacing="0"/>
         <w:ind w:firstLine="567"/>
       </w:pPr>
       <w:r>
@@ -1112,125 +1557,26 @@
     </w:p>
     <w:p>
       <w:pPr>
+        <w:keepNext/>
+        <w:spacing w:after="0"/>
         <w:jc w:val="center"/>
       </w:pPr>
       <w:r>
+        <w:fldChar w:fldCharType="begin"/>
+      </w:r>
+      <w:r>
+        <w:instrText xml:space="preserve"> INCLUDEPICTURE "/Users/guillaume/Library/Group Containers/UBF8T346G9.ms/WebArchiveCopyPasteTempFiles/com.microsoft.Word/sketch-full.png?v=1" \* MERGEFORMATINET </w:instrText>
+      </w:r>
+      <w:r>
+        <w:fldChar w:fldCharType="separate"/>
+      </w:r>
+      <w:r>
         <w:rPr>
           <w:noProof/>
         </w:rPr>
-        <mc:AlternateContent>
-          <mc:Choice Requires="wps">
-            <w:drawing>
-              <wp:anchor distT="0" distB="0" distL="114300" distR="114300" simplePos="0" relativeHeight="251659264" behindDoc="0" locked="0" layoutInCell="1" allowOverlap="1" wp14:anchorId="0B0BC787" wp14:editId="22F468C5">
-                <wp:simplePos x="0" y="0"/>
-                <wp:positionH relativeFrom="column">
-                  <wp:posOffset>160655</wp:posOffset>
-                </wp:positionH>
-                <wp:positionV relativeFrom="paragraph">
-                  <wp:posOffset>2393950</wp:posOffset>
-                </wp:positionV>
-                <wp:extent cx="2898000" cy="216000"/>
-                <wp:effectExtent l="0" t="0" r="0" b="0"/>
-                <wp:wrapNone/>
-                <wp:docPr id="1880217960" name="Text Box 1"/>
-                <wp:cNvGraphicFramePr/>
-                <a:graphic xmlns:a="http://schemas.openxmlformats.org/drawingml/2006/main">
-                  <a:graphicData uri="http://schemas.microsoft.com/office/word/2010/wordprocessingShape">
-                    <wps:wsp>
-                      <wps:cNvSpPr txBox="1"/>
-                      <wps:spPr>
-                        <a:xfrm>
-                          <a:off x="0" y="0"/>
-                          <a:ext cx="2898000" cy="216000"/>
-                        </a:xfrm>
-                        <a:prstGeom prst="rect">
-                          <a:avLst/>
-                        </a:prstGeom>
-                        <a:solidFill>
-                          <a:schemeClr val="lt1"/>
-                        </a:solidFill>
-                        <a:ln w="6350">
-                          <a:noFill/>
-                        </a:ln>
-                      </wps:spPr>
-                      <wps:txbx>
-                        <w:txbxContent>
-                          <w:p>
-                            <w:r>
-                              <w:rPr>
-                                <w:b/>
-                                <w:bCs/>
-                              </w:rPr>
-                              <w:t>Figure 1</w:t>
-                            </w:r>
-                            <w:r>
-                              <w:t>. Bloch sphere representation of a qubit</w:t>
-                            </w:r>
-                          </w:p>
-                        </w:txbxContent>
-                      </wps:txbx>
-                      <wps:bodyPr rot="0" spcFirstLastPara="0" vertOverflow="overflow" horzOverflow="overflow" vert="horz" wrap="square" lIns="0" tIns="0" rIns="0" bIns="0" numCol="1" spcCol="0" rtlCol="0" fromWordArt="0" anchor="t" anchorCtr="0" forceAA="0" compatLnSpc="1">
-                        <a:prstTxWarp prst="textNoShape">
-                          <a:avLst/>
-                        </a:prstTxWarp>
-                        <a:noAutofit/>
-                      </wps:bodyPr>
-                    </wps:wsp>
-                  </a:graphicData>
-                </a:graphic>
-                <wp14:sizeRelH relativeFrom="margin">
-                  <wp14:pctWidth>0</wp14:pctWidth>
-                </wp14:sizeRelH>
-                <wp14:sizeRelV relativeFrom="margin">
-                  <wp14:pctHeight>0</wp14:pctHeight>
-                </wp14:sizeRelV>
-              </wp:anchor>
-            </w:drawing>
-          </mc:Choice>
-          <mc:Fallback>
-            <w:pict>
-              <v:shapetype w14:anchorId="0B0BC787" id="_x0000_t202" coordsize="21600,21600" o:spt="202" path="m,l,21600r21600,l21600,xe">
-                <v:stroke joinstyle="miter"/>
-                <v:path gradientshapeok="t" o:connecttype="rect"/>
-              </v:shapetype>
-              <v:shape id="Text Box 1" o:spid="_x0000_s1026" type="#_x0000_t202" style="position:absolute;left:0;text-align:left;margin-left:12.65pt;margin-top:188.5pt;width:228.2pt;height:17pt;z-index:251659264;visibility:visible;mso-wrap-style:square;mso-width-percent:0;mso-height-percent:0;mso-wrap-distance-left:9pt;mso-wrap-distance-top:0;mso-wrap-distance-right:9pt;mso-wrap-distance-bottom:0;mso-position-horizontal:absolute;mso-position-horizontal-relative:text;mso-position-vertical:absolute;mso-position-vertical-relative:text;mso-width-percent:0;mso-height-percent:0;mso-width-relative:margin;mso-height-relative:margin;v-text-anchor:top" o:gfxdata="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" fillcolor="white [3201]" stroked="f" strokeweight=".5pt">
-                <v:textbox inset="0,0,0,0">
-                  <w:txbxContent>
-                    <w:p>
-                      <w:r>
-                        <w:rPr>
-                          <w:b/>
-                          <w:bCs/>
-                        </w:rPr>
-                        <w:t>Figure 1</w:t>
-                      </w:r>
-                      <w:r>
-                        <w:t>. Bloch sphere representation of a qubit</w:t>
-                      </w:r>
-                    </w:p>
-                  </w:txbxContent>
-                </v:textbox>
-              </v:shape>
-            </w:pict>
-          </mc:Fallback>
-        </mc:AlternateContent>
-      </w:r>
-      <w:r>
-        <w:fldChar w:fldCharType="begin"/>
-      </w:r>
-      <w:r>
-        <w:instrText xml:space="preserve"> INCLUDEPICTURE "/Users/guillaume/Library/Group Containers/UBF8T346G9.ms/WebArchiveCopyPasteTempFiles/com.microsoft.Word/sketch-full.png?v=1" \* MERGEFORMATINET </w:instrText>
-      </w:r>
-      <w:r>
-        <w:fldChar w:fldCharType="separate"/>
-      </w:r>
-      <w:r>
-        <w:rPr>
-          <w:noProof/>
-        </w:rPr>
         <w:drawing>
-          <wp:inline distT="0" distB="0" distL="0" distR="0" wp14:anchorId="09D0B95E" wp14:editId="4F1E29FE">
-            <wp:extent cx="2311879" cy="2311879"/>
+          <wp:inline distT="0" distB="0" distL="0" distR="0" wp14:anchorId="09D0B95E" wp14:editId="5370918F">
+            <wp:extent cx="2160000" cy="2160000"/>
             <wp:effectExtent l="0" t="0" r="0" b="0"/>
             <wp:docPr id="618488411" name="Picture 3" descr="Bloch sphere | Prefetch"/>
             <wp:cNvGraphicFramePr>
@@ -1246,7 +1592,7 @@
                     </pic:cNvPicPr>
                   </pic:nvPicPr>
                   <pic:blipFill>
-                    <a:blip r:embed="rId8" cstate="print">
+                    <a:blip r:embed="rId13" cstate="print">
                       <a:extLst>
                         <a:ext uri="{28A0092B-C50C-407E-A947-70E740481C1C}">
                           <a14:useLocalDpi xmlns:a14="http://schemas.microsoft.com/office/drawing/2010/main" val="0"/>
@@ -1261,7 +1607,7 @@
                   <pic:spPr bwMode="auto">
                     <a:xfrm>
                       <a:off x="0" y="0"/>
-                      <a:ext cx="2318756" cy="2318756"/>
+                      <a:ext cx="2160000" cy="2160000"/>
                     </a:xfrm>
                     <a:prstGeom prst="rect">
                       <a:avLst/>
@@ -1282,8 +1628,39 @@
       </w:r>
     </w:p>
     <w:p>
-      <w:r>
-        <w:lastRenderedPageBreak/>
+      <w:pPr>
+        <w:pStyle w:val="Caption"/>
+        <w:jc w:val="center"/>
+      </w:pPr>
+      <w:bookmarkStart w:id="2" w:name="_Ref205538351"/>
+      <w:r>
+        <w:t xml:space="preserve">Figure </w:t>
+      </w:r>
+      <w:r>
+        <w:fldChar w:fldCharType="begin"/>
+      </w:r>
+      <w:r>
+        <w:instrText xml:space="preserve"> SEQ Figure \* ARABIC </w:instrText>
+      </w:r>
+      <w:r>
+        <w:fldChar w:fldCharType="separate"/>
+      </w:r>
+      <w:r>
+        <w:rPr>
+          <w:noProof/>
+        </w:rPr>
+        <w:t>1</w:t>
+      </w:r>
+      <w:r>
+        <w:fldChar w:fldCharType="end"/>
+      </w:r>
+      <w:bookmarkEnd w:id="2"/>
+      <w:r>
+        <w:t>. Bloch sphere representation of a qubit</w:t>
+      </w:r>
+    </w:p>
+    <w:p>
+      <w:r>
         <w:t>Knowing</w:t>
       </w:r>
       <w:r>
@@ -2625,35 +3002,27 @@
     <w:p>
       <w:pPr>
         <w:pStyle w:val="Heading1"/>
+        <w:spacing w:before="340" w:after="220"/>
         <w:rPr>
           <w:lang w:val="en-FR"/>
         </w:rPr>
       </w:pPr>
+      <w:bookmarkStart w:id="3" w:name="_Toc205548961"/>
       <w:r>
         <w:rPr>
           <w:lang w:val="en-FR"/>
         </w:rPr>
         <w:t>Definition of a system</w:t>
       </w:r>
+      <w:bookmarkEnd w:id="3"/>
     </w:p>
     <w:p>
       <w:r>
         <w:t xml:space="preserve">Quantum computing becomes truly powerful when working with multiple qubits, as their combined state space grows exponentially and enables phenomena like entanglement and quantum parallelism. By performing the tensor product (or Kronecker product) of two qubit state vectors, the resulting vector is a 4-dimensional complex vector representing the joint state of the two qubits. This joint system may describe either </w:t>
       </w:r>
       <w:r>
-        <w:t xml:space="preserve">separable states, where the qubits behave independently, or entangled states, where their </w:t>
-      </w:r>
-      <w:r>
-        <w:t>behaviour</w:t>
-      </w:r>
-      <w:r>
-        <w:t xml:space="preserve"> becomes correlated in ways that cannot be explained classically. Understanding this distinction is fundamental when </w:t>
-      </w:r>
-      <w:r>
-        <w:t>analysing</w:t>
-      </w:r>
-      <w:r>
-        <w:t xml:space="preserve"> systems of qubits, as it determines how information is distributed and processed across the quantum register.</w:t>
+        <w:lastRenderedPageBreak/>
+        <w:t>separable states, where the qubits behave independently, or entangled states, where their behaviour becomes correlated in ways that cannot be explained classically. Understanding this distinction is fundamental when analysing systems of qubits, as it determines how information is distributed and processed across the quantum register.</w:t>
       </w:r>
     </w:p>
     <w:p>
@@ -2663,12 +3032,14 @@
           <w:lang w:val="en-FR"/>
         </w:rPr>
       </w:pPr>
+      <w:bookmarkStart w:id="4" w:name="_Toc205548962"/>
       <w:r>
         <w:t>Two separate</w:t>
       </w:r>
       <w:r>
         <w:t xml:space="preserve"> Qbits</w:t>
       </w:r>
+      <w:bookmarkEnd w:id="4"/>
     </w:p>
     <w:p>
       <w:r>
@@ -2681,10 +3052,7 @@
         <w:t>tensor product</w:t>
       </w:r>
       <w:r>
-        <w:t xml:space="preserve">, </w:t>
-      </w:r>
-      <w:r>
-        <w:t xml:space="preserve">also called the </w:t>
+        <w:t xml:space="preserve">, also called the </w:t>
       </w:r>
       <w:r>
         <w:rPr>
@@ -2693,10 +3061,7 @@
         <w:t>Kronecker product</w:t>
       </w:r>
       <w:r>
-        <w:t>,</w:t>
-      </w:r>
-      <w:r>
-        <w:t xml:space="preserve"> of their individual state vectors.</w:t>
+        <w:t>, of their individual state vectors.</w:t>
       </w:r>
     </w:p>
     <w:p>
@@ -4525,16 +4890,7 @@
                   <w:rPr>
                     <w:rFonts w:ascii="Cambria Math" w:hAnsi="Cambria Math"/>
                   </w:rPr>
-                  <m:t>=</m:t>
-                </m:r>
-                <m:r>
-                  <m:rPr>
-                    <m:sty m:val="p"/>
-                  </m:rPr>
-                  <w:rPr>
-                    <w:rFonts w:ascii="Cambria Math" w:hAnsi="Cambria Math"/>
-                  </w:rPr>
-                  <m:t>Ψ</m:t>
+                  <m:t>=Ψ</m:t>
                 </m:r>
               </m:e>
               <m:sub>
@@ -4622,6 +4978,9 @@
       </w:r>
     </w:p>
     <w:p>
+      <w:pPr>
+        <w:spacing w:after="230"/>
+      </w:pPr>
       <w:r>
         <w:t>can be combined with Equation 4 to adapt</w:t>
       </w:r>
@@ -4653,6 +5012,7 @@
     <w:p>
       <w:pPr>
         <w:pStyle w:val="p1"/>
+        <w:spacing w:before="0" w:beforeAutospacing="0"/>
         <w:rPr>
           <w:rFonts w:asciiTheme="majorBidi" w:hAnsiTheme="majorBidi"/>
         </w:rPr>
@@ -7053,6 +7413,7 @@
     <w:p>
       <w:pPr>
         <w:pStyle w:val="p1"/>
+        <w:spacing w:before="60" w:beforeAutospacing="0"/>
         <w:rPr>
           <w:rStyle w:val="s1"/>
           <w:rFonts w:asciiTheme="majorBidi" w:eastAsiaTheme="minorEastAsia" w:hAnsiTheme="majorBidi" w:cstheme="majorBidi"/>
@@ -8472,30 +8833,30 @@
     <w:p>
       <w:pPr>
         <w:rPr>
-          <w:del w:id="0" w:author="AMANN Guillaume" w:date="2025-07-27T10:18:00Z" w16du:dateUtc="2025-07-27T09:18:00Z"/>
+          <w:del w:id="5" w:author="AMANN Guillaume" w:date="2025-07-27T10:18:00Z" w16du:dateUtc="2025-07-27T09:18:00Z"/>
         </w:rPr>
       </w:pPr>
     </w:p>
     <w:p>
       <w:pPr>
         <w:rPr>
-          <w:del w:id="1" w:author="AMANN Guillaume" w:date="2025-07-27T10:18:00Z" w16du:dateUtc="2025-07-27T09:18:00Z"/>
+          <w:del w:id="6" w:author="AMANN Guillaume" w:date="2025-07-27T10:18:00Z" w16du:dateUtc="2025-07-27T09:18:00Z"/>
         </w:rPr>
       </w:pPr>
     </w:p>
     <w:p>
       <w:pPr>
         <w:rPr>
-          <w:del w:id="2" w:author="AMANN Guillaume" w:date="2025-07-27T10:18:00Z" w16du:dateUtc="2025-07-27T09:18:00Z"/>
+          <w:del w:id="7" w:author="AMANN Guillaume" w:date="2025-07-27T10:18:00Z" w16du:dateUtc="2025-07-27T09:18:00Z"/>
         </w:rPr>
       </w:pPr>
     </w:p>
     <w:p>
       <w:pPr>
         <w:rPr>
-          <w:del w:id="3" w:author="AMANN Guillaume" w:date="2025-07-27T10:18:00Z" w16du:dateUtc="2025-07-27T09:18:00Z"/>
-        </w:rPr>
-        <w:pPrChange w:id="4" w:author="AMANN Guillaume" w:date="2025-07-27T10:18:00Z" w16du:dateUtc="2025-07-27T09:18:00Z">
+          <w:del w:id="8" w:author="AMANN Guillaume" w:date="2025-07-27T10:18:00Z" w16du:dateUtc="2025-07-27T09:18:00Z"/>
+        </w:rPr>
+        <w:pPrChange w:id="9" w:author="AMANN Guillaume" w:date="2025-07-27T10:18:00Z" w16du:dateUtc="2025-07-27T09:18:00Z">
           <w:pPr>
             <w:pStyle w:val="p3"/>
             <w:jc w:val="both"/>
@@ -8506,16 +8867,16 @@
     <w:p>
       <w:pPr>
         <w:rPr>
-          <w:del w:id="5" w:author="AMANN Guillaume" w:date="2025-07-27T10:18:00Z" w16du:dateUtc="2025-07-27T09:18:00Z"/>
-        </w:rPr>
-        <w:pPrChange w:id="6" w:author="AMANN Guillaume" w:date="2025-07-27T10:18:00Z" w16du:dateUtc="2025-07-27T09:18:00Z">
+          <w:del w:id="10" w:author="AMANN Guillaume" w:date="2025-07-27T10:18:00Z" w16du:dateUtc="2025-07-27T09:18:00Z"/>
+        </w:rPr>
+        <w:pPrChange w:id="11" w:author="AMANN Guillaume" w:date="2025-07-27T10:18:00Z" w16du:dateUtc="2025-07-27T09:18:00Z">
           <w:pPr>
             <w:pStyle w:val="p4"/>
             <w:jc w:val="both"/>
           </w:pPr>
         </w:pPrChange>
       </w:pPr>
-      <w:del w:id="7" w:author="AMANN Guillaume" w:date="2025-07-27T10:18:00Z" w16du:dateUtc="2025-07-27T09:18:00Z">
+      <w:del w:id="12" w:author="AMANN Guillaume" w:date="2025-07-27T10:18:00Z" w16du:dateUtc="2025-07-27T09:18:00Z">
         <w:r>
           <w:rPr>
             <w:rStyle w:val="s2"/>
@@ -8555,10 +8916,7 @@
         <w:t>t</w:t>
       </w:r>
       <w:r>
-        <w:t xml:space="preserve">he Kronecker product is used to define the joint state space of multiple qubits. In separable cases, the state vector itself can be written as a Kronecker product; in entangled systems, it </w:t>
-      </w:r>
-      <w:r>
-        <w:t>cannot.</w:t>
+        <w:t>he Kronecker product is used to define the joint state space of multiple qubits. In separable cases, the state vector itself can be written as a Kronecker product; in entangled systems, it cannot.</w:t>
       </w:r>
       <w:r>
         <w:t xml:space="preserve"> </w:t>
@@ -8605,10 +8963,13 @@
     <w:p>
       <w:pPr>
         <w:pStyle w:val="Heading2"/>
-      </w:pPr>
+        <w:spacing w:before="180" w:after="100"/>
+      </w:pPr>
+      <w:bookmarkStart w:id="13" w:name="_Toc205548963"/>
       <w:r>
         <w:t>Entanglement</w:t>
       </w:r>
+      <w:bookmarkEnd w:id="13"/>
     </w:p>
     <w:p>
       <w:r>
@@ -8635,6 +8996,7 @@
         <w:t xml:space="preserve">ed </w:t>
       </w:r>
       <w:r>
+        <w:lastRenderedPageBreak/>
         <w:t xml:space="preserve">state </w:t>
       </w:r>
       <w:r>
@@ -10510,14 +10872,7 @@
                     <w:rStyle w:val="s1"/>
                     <w:rFonts w:ascii="Cambria Math" w:eastAsiaTheme="minorEastAsia" w:hAnsi="Cambria Math" w:cstheme="majorBidi"/>
                   </w:rPr>
-                  <m:t>00…</m:t>
-                </m:r>
-                <m:r>
-                  <w:rPr>
-                    <w:rStyle w:val="s1"/>
-                    <w:rFonts w:ascii="Cambria Math" w:eastAsiaTheme="minorEastAsia" w:hAnsi="Cambria Math" w:cstheme="majorBidi"/>
-                  </w:rPr>
-                  <m:t>1</m:t>
+                  <m:t>00…1</m:t>
                 </m:r>
               </m:e>
             </m:d>
@@ -10567,21 +10922,7 @@
                     <w:rStyle w:val="s1"/>
                     <w:rFonts w:ascii="Cambria Math" w:eastAsiaTheme="minorEastAsia" w:hAnsi="Cambria Math" w:cstheme="majorBidi"/>
                   </w:rPr>
-                  <m:t>11</m:t>
-                </m:r>
-                <m:r>
-                  <w:rPr>
-                    <w:rStyle w:val="s1"/>
-                    <w:rFonts w:ascii="Cambria Math" w:eastAsiaTheme="minorEastAsia" w:hAnsi="Cambria Math" w:cstheme="majorBidi"/>
-                  </w:rPr>
-                  <m:t>…</m:t>
-                </m:r>
-                <m:r>
-                  <w:rPr>
-                    <w:rStyle w:val="s1"/>
-                    <w:rFonts w:ascii="Cambria Math" w:eastAsiaTheme="minorEastAsia" w:hAnsi="Cambria Math" w:cstheme="majorBidi"/>
-                  </w:rPr>
-                  <m:t>1</m:t>
+                  <m:t>11…1</m:t>
                 </m:r>
               </m:e>
             </m:d>
@@ -10796,34 +11137,30 @@
         <w:t>and</w:t>
       </w:r>
       <w:r>
-        <w:t xml:space="preserve"> entangled</w:t>
+        <w:t xml:space="preserve"> entangled </w:t>
+      </w:r>
+      <w:r>
+        <w:t>quantum states</w:t>
+      </w:r>
+      <w:r>
+        <w:t>, t</w:t>
+      </w:r>
+      <w:r>
+        <w:t>he next step is to introduce the dynamic evolution of these systems. Quantum computing is not limited to static state descriptions</w:t>
+      </w:r>
+      <w:r>
+        <w:t xml:space="preserve"> but</w:t>
+      </w:r>
+      <w:r>
+        <w:t xml:space="preserve"> fundamentally relies on the application of quantum gates that drive the evolution of states through unitary transformations.</w:t>
       </w:r>
       <w:r>
         <w:t xml:space="preserve"> </w:t>
       </w:r>
       <w:r>
-        <w:t>quantum states</w:t>
-      </w:r>
-      <w:r>
-        <w:t>, t</w:t>
-      </w:r>
-      <w:r>
-        <w:t>he next step is to introduce the dynamic evolution of these systems. Quantum computing is not limited to static state descriptions</w:t>
-      </w:r>
-      <w:r>
-        <w:t xml:space="preserve"> but</w:t>
-      </w:r>
-      <w:r>
-        <w:t xml:space="preserve"> fundamentally relies on the application of quantum gates that drive the evolution of states through unitary transformations.</w:t>
-      </w:r>
-      <w:r>
-        <w:t xml:space="preserve"> </w:t>
-      </w:r>
-      <w:r>
         <w:t xml:space="preserve">Quantum gates are unitary transformations that evolve the state over time. They may act locally on individual </w:t>
       </w:r>
       <w:r>
-        <w:lastRenderedPageBreak/>
         <w:t>qubits or globally across multiple qubits, creating entanglement and changing the system’s density matrix.</w:t>
       </w:r>
     </w:p>
@@ -10831,9 +11168,11 @@
       <w:pPr>
         <w:pStyle w:val="Heading1"/>
       </w:pPr>
+      <w:bookmarkStart w:id="14" w:name="_Toc205548964"/>
       <w:r>
         <w:t>Applying quantum gates</w:t>
       </w:r>
+      <w:bookmarkEnd w:id="14"/>
     </w:p>
     <w:p>
       <w:r>
@@ -10901,45 +11240,24 @@
         <w:t>s</w:t>
       </w:r>
       <w:r>
-        <w:t>ation algorithms.</w:t>
-      </w:r>
-      <w:r>
-        <w:t xml:space="preserve"> </w:t>
+        <w:t xml:space="preserve">ation algorithms. </w:t>
       </w:r>
     </w:p>
     <w:p>
       <w:pPr>
         <w:pStyle w:val="Heading2"/>
-      </w:pPr>
-      <w:r>
-        <w:t xml:space="preserve">General </w:t>
-      </w:r>
-      <w:r>
-        <w:t>m</w:t>
-      </w:r>
-      <w:r>
-        <w:t xml:space="preserve">atrix </w:t>
-      </w:r>
-      <w:r>
-        <w:t>r</w:t>
-      </w:r>
-      <w:r>
-        <w:t xml:space="preserve">epresentation </w:t>
-      </w:r>
-      <w:r>
-        <w:t>of</w:t>
-      </w:r>
-      <w:r>
-        <w:t xml:space="preserve"> </w:t>
-      </w:r>
-      <w:r>
-        <w:t>g</w:t>
-      </w:r>
-      <w:r>
-        <w:t>ates</w:t>
-      </w:r>
+        <w:spacing w:before="180" w:after="100"/>
+      </w:pPr>
+      <w:bookmarkStart w:id="15" w:name="_Toc205548965"/>
+      <w:r>
+        <w:t>General matrix representation of gates</w:t>
+      </w:r>
+      <w:bookmarkEnd w:id="15"/>
     </w:p>
     <w:p>
+      <w:pPr>
+        <w:spacing w:after="180"/>
+      </w:pPr>
       <w:r>
         <w:t xml:space="preserve">A quantum gate is a unitary matrix </w:t>
       </w:r>
@@ -10948,13 +11266,7 @@
           <w:rPr>
             <w:rFonts w:ascii="Cambria Math" w:hAnsi="Cambria Math"/>
           </w:rPr>
-          <m:t>U</m:t>
-        </m:r>
-        <m:r>
-          <w:rPr>
-            <w:rFonts w:ascii="Cambria Math" w:hAnsi="Cambria Math"/>
-          </w:rPr>
-          <m:t>∈</m:t>
+          <m:t>U∈</m:t>
         </m:r>
         <m:sSub>
           <m:sSubPr>
@@ -11213,19 +11525,7 @@
             <w:rPr>
               <w:rFonts w:ascii="Cambria Math" w:hAnsi="Cambria Math"/>
             </w:rPr>
-            <m:t>.</m:t>
-          </m:r>
-          <m:r>
-            <w:rPr>
-              <w:rFonts w:ascii="Cambria Math" w:hAnsi="Cambria Math"/>
-            </w:rPr>
-            <m:t>U</m:t>
-          </m:r>
-          <m:r>
-            <w:rPr>
-              <w:rFonts w:ascii="Cambria Math" w:hAnsi="Cambria Math"/>
-            </w:rPr>
-            <m:t>=U.</m:t>
+            <m:t>.U=U.</m:t>
           </m:r>
           <m:sSup>
             <m:sSupPr>
@@ -11331,13 +11631,7 @@
                 <w:rPr>
                   <w:rFonts w:ascii="Cambria Math" w:hAnsi="Cambria Math"/>
                 </w:rPr>
-                <m:t>⊗</m:t>
-              </m:r>
-              <m:r>
-                <w:rPr>
-                  <w:rFonts w:ascii="Cambria Math" w:hAnsi="Cambria Math"/>
-                </w:rPr>
-                <m:t xml:space="preserve"> </m:t>
+                <m:t xml:space="preserve">⊗ </m:t>
               </m:r>
               <m:sSub>
                 <m:sSubPr>
@@ -11369,13 +11663,7 @@
                 <w:rPr>
                   <w:rFonts w:ascii="Cambria Math" w:hAnsi="Cambria Math"/>
                 </w:rPr>
-                <m:t>⊗⋯⊗</m:t>
-              </m:r>
-              <m:r>
-                <w:rPr>
-                  <w:rFonts w:ascii="Cambria Math" w:hAnsi="Cambria Math"/>
-                </w:rPr>
-                <m:t xml:space="preserve"> </m:t>
+                <m:t xml:space="preserve">⊗⋯⊗ </m:t>
               </m:r>
               <m:sSub>
                 <m:sSubPr>
@@ -11455,6 +11743,7 @@
         <w:t xml:space="preserve">While single-qubit gates operate on </w:t>
       </w:r>
       <w:r>
+        <w:lastRenderedPageBreak/>
         <w:t>one qubit and can be represented as 2x2 matrices, multi-qubit gates operate on multiple qubits and are represented by larger matrices</w:t>
       </w:r>
       <w:r>
@@ -11469,10 +11758,7 @@
         <w:t xml:space="preserve"> (Equation 7)</w:t>
       </w:r>
       <w:r>
-        <w:t>, but multi-qubit gates like the CNOT gate involve interactions between the qubits that cannot be captured by a simple Kronecker product of single-qubit gates. These gates are essential for creating entanglement between qubits, which is a crucial resource in quantum computing</w:t>
-      </w:r>
-      <w:r>
-        <w:t xml:space="preserve">. For </w:t>
+        <w:t xml:space="preserve">, but multi-qubit gates like the CNOT gate involve interactions between the qubits that cannot be captured by a simple Kronecker product of single-qubit gates. These gates are essential for creating entanglement between qubits, which is a crucial resource in quantum computing. For </w:t>
       </w:r>
       <w:r>
         <w:t xml:space="preserve">a density matrix </w:t>
@@ -11522,13 +11808,7 @@
             <w:rPr>
               <w:rFonts w:ascii="Cambria Math" w:hAnsi="Cambria Math"/>
             </w:rPr>
-            <m:t>=U</m:t>
-          </m:r>
-          <m:r>
-            <w:rPr>
-              <w:rFonts w:ascii="Cambria Math" w:hAnsi="Cambria Math"/>
-            </w:rPr>
-            <m:t>.ρ.</m:t>
+            <m:t>=U.ρ.</m:t>
           </m:r>
           <m:sSup>
             <m:sSupPr>
@@ -11567,10 +11847,13 @@
     <w:p>
       <w:pPr>
         <w:pStyle w:val="Heading2"/>
-      </w:pPr>
+        <w:spacing w:before="180" w:after="100"/>
+      </w:pPr>
+      <w:bookmarkStart w:id="16" w:name="_Toc205548966"/>
       <w:r>
         <w:t>The Hadamard Gate</w:t>
       </w:r>
+      <w:bookmarkEnd w:id="16"/>
     </w:p>
     <w:p>
       <w:r>
@@ -11791,68 +12074,36 @@
       </m:oMathPara>
     </w:p>
     <w:p>
-      <w:r>
-        <w:t>The Hadamard gate is crucial because it transforms a qubit from a definite state</w:t>
-      </w:r>
-      <w:r>
-        <w:t xml:space="preserve"> </w:t>
-      </w:r>
-      <w:r>
-        <w:t>into a superposition where both possibilities coexist with equal probability. This superposition is not just a random mix</w:t>
-      </w:r>
-      <w:r>
-        <w:t>,</w:t>
-      </w:r>
-      <w:r>
-        <w:t xml:space="preserve"> it’s a coherent quantum state where interference can occur. </w:t>
+      <w:pPr>
+        <w:spacing w:after="180"/>
+      </w:pPr>
+      <w:r>
+        <w:t xml:space="preserve">The Hadamard gate is crucial because it transforms a qubit from a definite state into a superposition where both possibilities coexist with equal probability. This superposition is not just a random mix, it’s a coherent quantum state where interference can occur. </w:t>
       </w:r>
     </w:p>
     <w:p>
       <w:r>
-        <w:t>This ability to initiali</w:t>
-      </w:r>
-      <w:r>
-        <w:t>se</w:t>
-      </w:r>
-      <w:r>
-        <w:t xml:space="preserve"> qubits into a balanced superposition forms the starting point of many quantum algorithms. It allows the quantum computer to process a vast number of possible solutions in parallel, with their probability amplitudes evolving and interfering through subsequent gate operations. In optimi</w:t>
+        <w:t xml:space="preserve">This ability to initialise qubits into a balanced superposition forms the starting point of many quantum algorithms. It allows the quantum computer to process a vast number of possible solutions in parallel, with their probability amplitudes evolving and interfering through subsequent gate operations. In optimisation problems, for example, the Hadamard gate spreads out the search across all possible solutions before the circuit begins to bias the state toward more favourable outcomes using cost-encoding operations. Without such a gate, the algorithm </w:t>
+      </w:r>
+      <w:r>
+        <w:t>would lose this essential “global awareness” of the solution space that make</w:t>
       </w:r>
       <w:r>
         <w:t>s</w:t>
       </w:r>
       <w:r>
-        <w:t xml:space="preserve">ation problems, for example, the Hadamard gate spreads out the search across all possible solutions before the circuit begins to bias the state toward more </w:t>
-      </w:r>
-      <w:r>
-        <w:t>favourable</w:t>
-      </w:r>
-      <w:r>
-        <w:t xml:space="preserve"> outcomes using cost-encoding operations. Without such a gate, the algorithm </w:t>
-      </w:r>
-      <w:r>
-        <w:lastRenderedPageBreak/>
-        <w:t>would lose this essential “global awareness” of the solution space</w:t>
-      </w:r>
-      <w:r>
-        <w:t xml:space="preserve"> that make</w:t>
-      </w:r>
-      <w:r>
-        <w:t>s</w:t>
-      </w:r>
-      <w:r>
-        <w:t xml:space="preserve"> one key advantage of quantum computing</w:t>
-      </w:r>
-      <w:r>
-        <w:t>.</w:t>
+        <w:t xml:space="preserve"> one key advantage of quantum computing.</w:t>
       </w:r>
     </w:p>
     <w:p>
       <w:pPr>
         <w:pStyle w:val="Heading2"/>
       </w:pPr>
+      <w:bookmarkStart w:id="17" w:name="_Toc205548967"/>
       <w:r>
         <w:t>Rotation Gates and the Pauli Matrices</w:t>
       </w:r>
+      <w:bookmarkEnd w:id="17"/>
     </w:p>
     <w:p>
       <w:r>
@@ -11867,21 +12118,13 @@
     </w:p>
     <w:p>
       <w:pPr>
+        <w:spacing w:after="120"/>
         <w:rPr>
           <w:rFonts w:eastAsiaTheme="minorEastAsia"/>
         </w:rPr>
       </w:pPr>
       <w:r>
-        <w:t xml:space="preserve">A general rotation around </w:t>
-      </w:r>
-      <w:r>
-        <w:t xml:space="preserve">an </w:t>
-      </w:r>
-      <w:r>
-        <w:t>axis</w:t>
-      </w:r>
-      <w:r>
-        <w:t xml:space="preserve"> of the Bloch sphere </w:t>
+        <w:t xml:space="preserve">A general rotation around an axis of the Bloch sphere </w:t>
       </w:r>
       <m:oMath>
         <m:r>
@@ -12732,6 +12975,9 @@
       </w:r>
     </w:p>
     <w:p>
+      <w:pPr>
+        <w:spacing w:after="140"/>
+      </w:pPr>
       <m:oMathPara>
         <m:oMath>
           <m:sSub>
@@ -12948,6 +13194,9 @@
       </m:oMathPara>
     </w:p>
     <w:p>
+      <w:pPr>
+        <w:spacing w:after="140"/>
+      </w:pPr>
       <w:r>
         <w:t>These gates general</w:t>
       </w:r>
@@ -13188,6 +13437,7 @@
         <w:t xml:space="preserve">, </w:t>
       </w:r>
       <w:r>
+        <w:lastRenderedPageBreak/>
         <w:t>where sequences of gates are carefully chosen to evolve an initial superposition into a state that encodes high-quality solutions. The next section introduces how optimi</w:t>
       </w:r>
       <w:r>
@@ -13228,9 +13478,11 @@
       <w:pPr>
         <w:pStyle w:val="Heading1"/>
       </w:pPr>
+      <w:bookmarkStart w:id="18" w:name="_Toc205548968"/>
       <w:r>
         <w:t>Optimisation Problems</w:t>
       </w:r>
+      <w:bookmarkEnd w:id="18"/>
     </w:p>
     <w:p>
       <w:r>
@@ -13595,14 +13847,7 @@
                   <w:rStyle w:val="s2"/>
                   <w:rFonts w:ascii="Cambria Math" w:eastAsiaTheme="majorEastAsia" w:hAnsi="Cambria Math" w:cstheme="majorBidi"/>
                 </w:rPr>
-                <m:t xml:space="preserve"> </m:t>
-              </m:r>
-              <m:r>
-                <w:rPr>
-                  <w:rStyle w:val="s2"/>
-                  <w:rFonts w:ascii="Cambria Math" w:eastAsiaTheme="majorEastAsia" w:hAnsi="Cambria Math" w:cstheme="majorBidi"/>
-                </w:rPr>
-                <m:t>#</m:t>
+                <m:t xml:space="preserve"> #</m:t>
               </m:r>
               <m:d>
                 <m:dPr>
@@ -14267,14 +14512,7 @@
             <w:rStyle w:val="s1"/>
             <w:rFonts w:ascii="Cambria Math" w:eastAsiaTheme="minorEastAsia" w:hAnsi="Cambria Math" w:cstheme="majorBidi"/>
           </w:rPr>
-          <m:t>p</m:t>
-        </m:r>
-        <m:r>
-          <w:rPr>
-            <w:rStyle w:val="s1"/>
-            <w:rFonts w:ascii="Cambria Math" w:eastAsiaTheme="minorEastAsia" w:hAnsi="Cambria Math" w:cstheme="majorBidi"/>
-          </w:rPr>
-          <m:t>(x)</m:t>
+          <m:t>p(x)</m:t>
         </m:r>
       </m:oMath>
       <w:r>
@@ -14370,7 +14608,6 @@
         <w:rPr>
           <w:lang w:val="en-FR"/>
         </w:rPr>
-        <w:lastRenderedPageBreak/>
         <w:t>of BQMs, especially in settings where conventional constraint handling is impractical. It also reflects a broader shift in optimisation approaches</w:t>
       </w:r>
       <w:r>
@@ -14415,9 +14652,11 @@
       <w:pPr>
         <w:pStyle w:val="Heading2"/>
       </w:pPr>
+      <w:bookmarkStart w:id="19" w:name="_Toc205548969"/>
       <w:r>
         <w:t>QUBO</w:t>
       </w:r>
+      <w:bookmarkEnd w:id="19"/>
     </w:p>
     <w:p>
       <w:r>
@@ -14805,6 +15044,7 @@
         <w:rPr>
           <w:lang w:val="en-FR"/>
         </w:rPr>
+        <w:lastRenderedPageBreak/>
         <w:t>corresponds to the optimal solution of the original problem.</w:t>
       </w:r>
     </w:p>
@@ -14893,13 +15133,7 @@
         <w:rPr>
           <w:lang w:val="en-FR"/>
         </w:rPr>
-        <w:t xml:space="preserve">are typically transformed into penalty terms that equal zero when the constraint is </w:t>
-      </w:r>
-      <w:r>
-        <w:rPr>
-          <w:lang w:val="en-FR"/>
-        </w:rPr>
-        <w:t>satisfied</w:t>
+        <w:t>are typically transformed into penalty terms that equal zero when the constraint is satisfied</w:t>
       </w:r>
       <w:r>
         <w:rPr>
@@ -14916,10 +15150,7 @@
     </w:p>
     <w:p>
       <w:r>
-        <w:t>The cost Hamiltonian</w:t>
-      </w:r>
-      <w:r>
-        <w:t xml:space="preserve"> </w:t>
+        <w:t xml:space="preserve">The cost Hamiltonian </w:t>
       </w:r>
       <m:oMath>
         <m:sSub>
@@ -15078,19 +15309,7 @@
               <w:rPr>
                 <w:rFonts w:ascii="Cambria Math" w:hAnsi="Cambria Math"/>
               </w:rPr>
-              <m:t xml:space="preserve">1 </m:t>
-            </m:r>
-            <m:r>
-              <w:rPr>
-                <w:rFonts w:ascii="Cambria Math" w:hAnsi="Cambria Math"/>
-              </w:rPr>
-              <m:t>–</m:t>
-            </m:r>
-            <m:r>
-              <w:rPr>
-                <w:rFonts w:ascii="Cambria Math" w:hAnsi="Cambria Math"/>
-              </w:rPr>
-              <m:t xml:space="preserve"> </m:t>
+              <m:t xml:space="preserve">1 - </m:t>
             </m:r>
             <m:sSub>
               <m:sSubPr>
@@ -15161,10 +15380,7 @@
         </m:sSub>
       </m:oMath>
       <w:r>
-        <w:t xml:space="preserve"> is the Pauli-Z operator. The resulting Hamiltonian acts diagonally in the computational basis</w:t>
-      </w:r>
-      <w:r>
-        <w:t xml:space="preserve"> and</w:t>
+        <w:t xml:space="preserve"> is the Pauli-Z operator. The resulting Hamiltonian acts diagonally in the computational basis and</w:t>
       </w:r>
       <w:r>
         <w:t xml:space="preserve"> takes the form:</w:t>
@@ -15486,7 +15702,7 @@
               <w:rStyle w:val="s1"/>
               <w:rFonts w:ascii="Cambria Math" w:eastAsiaTheme="majorEastAsia" w:hAnsi="Cambria Math"/>
             </w:rPr>
-            <m:t xml:space="preserve">= </m:t>
+            <m:t>=</m:t>
           </m:r>
           <m:nary>
             <m:naryPr>
@@ -15557,13 +15773,7 @@
                     <w:rPr>
                       <w:rFonts w:ascii="Cambria Math" w:hAnsi="Cambria Math"/>
                     </w:rPr>
-                    <m:t>1</m:t>
-                  </m:r>
-                  <m:r>
-                    <w:rPr>
-                      <w:rFonts w:ascii="Cambria Math" w:hAnsi="Cambria Math"/>
-                    </w:rPr>
-                    <m:t>–</m:t>
+                    <m:t>1-</m:t>
                   </m:r>
                   <m:sSub>
                     <m:sSubPr>
@@ -15608,7 +15818,7 @@
               <w:rStyle w:val="s1"/>
               <w:rFonts w:ascii="Cambria Math" w:eastAsiaTheme="majorEastAsia" w:hAnsi="Cambria Math"/>
             </w:rPr>
-            <m:t xml:space="preserve">+ </m:t>
+            <m:t>+</m:t>
           </m:r>
           <m:nary>
             <m:naryPr>
@@ -15679,13 +15889,7 @@
                     <w:rPr>
                       <w:rFonts w:ascii="Cambria Math" w:hAnsi="Cambria Math"/>
                     </w:rPr>
-                    <m:t>1</m:t>
-                  </m:r>
-                  <m:r>
-                    <w:rPr>
-                      <w:rFonts w:ascii="Cambria Math" w:hAnsi="Cambria Math"/>
-                    </w:rPr>
-                    <m:t>–</m:t>
+                    <m:t>1-</m:t>
                   </m:r>
                   <m:sSub>
                     <m:sSubPr>
@@ -15717,7 +15921,7 @@
                     <w:rPr>
                       <w:rFonts w:ascii="Cambria Math" w:hAnsi="Cambria Math"/>
                     </w:rPr>
-                    <m:t>–</m:t>
+                    <m:t>-</m:t>
                   </m:r>
                   <m:sSub>
                     <m:sSubPr>
@@ -16266,7 +16470,20 @@
           <w:rStyle w:val="s1"/>
           <w:rFonts w:eastAsiaTheme="minorEastAsia"/>
         </w:rPr>
-        <w:t>a constant energy shift (irrelevant for optimisation, but important in full Hamiltonian simulations).</w:t>
+        <w:t>a constant energy shift (</w:t>
+      </w:r>
+      <w:r>
+        <w:rPr>
+          <w:lang w:val="en-FR"/>
+        </w:rPr>
+        <w:t>do not affect the optimisation landscape, since they merely shift the energy spectrum without altering the location of the minimum</w:t>
+      </w:r>
+      <w:r>
+        <w:rPr>
+          <w:rStyle w:val="s1"/>
+          <w:rFonts w:eastAsiaTheme="minorEastAsia"/>
+        </w:rPr>
+        <w:t>).</w:t>
       </w:r>
     </w:p>
     <w:p>
@@ -16347,7 +16564,7 @@
           <w:rFonts w:eastAsiaTheme="minorEastAsia"/>
           <w:lang w:val="en-FR"/>
         </w:rPr>
-        <w:t xml:space="preserve">ation Algorithm (QAOA) stands out as a variational approach that alternates between </w:t>
+        <w:t xml:space="preserve">ation Algorithm (QAOA) stands out as a </w:t>
       </w:r>
       <w:r>
         <w:rPr>
@@ -16355,17 +16572,18 @@
           <w:rFonts w:eastAsiaTheme="minorEastAsia"/>
           <w:lang w:val="en-FR"/>
         </w:rPr>
-        <w:lastRenderedPageBreak/>
-        <w:t>applying the cost Hamiltonian and a mixing Hamiltonian to progressively guide a quantum system toward optimal or near-optimal solutions.</w:t>
+        <w:t>variational approach that alternates between applying the cost Hamiltonian and a mixing Hamiltonian to progressively guide a quantum system toward optimal or near-optimal solutions.</w:t>
       </w:r>
     </w:p>
     <w:p>
       <w:pPr>
         <w:pStyle w:val="Heading2"/>
       </w:pPr>
+      <w:bookmarkStart w:id="20" w:name="_Toc205548970"/>
       <w:r>
         <w:t>QAOA</w:t>
       </w:r>
+      <w:bookmarkEnd w:id="20"/>
     </w:p>
     <w:p>
       <w:r>
@@ -16431,10 +16649,7 @@
         <w:t xml:space="preserve"> encodes the objective function into the energy of quantum states</w:t>
       </w:r>
       <w:r>
-        <w:t xml:space="preserve"> </w:t>
-      </w:r>
-      <w:r>
-        <w:t xml:space="preserve">(Equation </w:t>
+        <w:t xml:space="preserve"> (Equation </w:t>
       </w:r>
       <w:r>
         <w:t>12</w:t>
@@ -17803,7 +18018,11 @@
         <w:t>s</w:t>
       </w:r>
       <w:r>
-        <w:t>ation Algorithm (QAOA) is a variational algorithm tailored specifically for combinatorial optimi</w:t>
+        <w:t xml:space="preserve">ation Algorithm (QAOA) is a variational algorithm tailored specifically for </w:t>
+      </w:r>
+      <w:r>
+        <w:lastRenderedPageBreak/>
+        <w:t>combinatorial optimi</w:t>
       </w:r>
       <w:r>
         <w:t>sation</w:t>
@@ -17821,10 +18040,7 @@
         <w:t>s</w:t>
       </w:r>
       <w:r>
-        <w:t xml:space="preserve"> a </w:t>
-      </w:r>
-      <w:r>
-        <w:t>parameteri</w:t>
+        <w:t xml:space="preserve"> a parameteri</w:t>
       </w:r>
       <w:r>
         <w:t>s</w:t>
@@ -18643,19 +18859,7 @@
                 <w:rPr>
                   <w:rFonts w:ascii="Cambria Math" w:eastAsiaTheme="minorEastAsia" w:hAnsi="Cambria Math"/>
                 </w:rPr>
-                <m:t>-i</m:t>
-              </m:r>
-              <m:r>
-                <w:rPr>
-                  <w:rFonts w:ascii="Cambria Math" w:eastAsiaTheme="minorEastAsia" w:hAnsi="Cambria Math"/>
-                </w:rPr>
-                <m:t>α</m:t>
-              </m:r>
-              <m:r>
-                <w:rPr>
-                  <w:rFonts w:ascii="Cambria Math" w:eastAsiaTheme="minorEastAsia" w:hAnsi="Cambria Math"/>
-                </w:rPr>
-                <m:t>.</m:t>
+                <m:t>-iα.</m:t>
               </m:r>
               <m:sSub>
                 <m:sSubPr>
@@ -18711,6 +18915,258 @@
           <w:rFonts w:eastAsiaTheme="minorEastAsia"/>
         </w:rPr>
         <w:t>It introduces transitions between bitstrings, effectively allowing the system to explore the solution space by moving between configurations.</w:t>
+      </w:r>
+    </w:p>
+    <w:p>
+      <w:pPr>
+        <w:rPr>
+          <w:rFonts w:eastAsiaTheme="minorEastAsia"/>
+        </w:rPr>
+      </w:pPr>
+      <w:r>
+        <w:rPr>
+          <w:rFonts w:eastAsiaTheme="minorEastAsia"/>
+        </w:rPr>
+        <w:t xml:space="preserve">The unitaries are applied sequentially, and each layer </w:t>
+      </w:r>
+      <m:oMath>
+        <m:r>
+          <w:rPr>
+            <w:rFonts w:ascii="Cambria Math" w:eastAsiaTheme="minorEastAsia" w:hAnsi="Cambria Math"/>
+          </w:rPr>
+          <m:t>k</m:t>
+        </m:r>
+      </m:oMath>
+      <w:r>
+        <w:rPr>
+          <w:rFonts w:eastAsiaTheme="minorEastAsia"/>
+        </w:rPr>
+        <w:t xml:space="preserve"> involves a pair of parameters (</w:t>
+      </w:r>
+      <m:oMath>
+        <m:sSub>
+          <m:sSubPr>
+            <m:ctrlPr>
+              <w:rPr>
+                <w:rFonts w:ascii="Cambria Math" w:eastAsiaTheme="minorEastAsia" w:hAnsi="Cambria Math"/>
+                <w:i/>
+              </w:rPr>
+            </m:ctrlPr>
+          </m:sSubPr>
+          <m:e>
+            <m:r>
+              <w:rPr>
+                <w:rFonts w:ascii="Cambria Math" w:eastAsiaTheme="minorEastAsia" w:hAnsi="Cambria Math"/>
+              </w:rPr>
+              <m:t>γ</m:t>
+            </m:r>
+          </m:e>
+          <m:sub>
+            <m:r>
+              <w:rPr>
+                <w:rFonts w:ascii="Cambria Math" w:eastAsiaTheme="minorEastAsia" w:hAnsi="Cambria Math"/>
+              </w:rPr>
+              <m:t>k</m:t>
+            </m:r>
+          </m:sub>
+        </m:sSub>
+      </m:oMath>
+      <w:r>
+        <w:rPr>
+          <w:rFonts w:eastAsiaTheme="minorEastAsia"/>
+        </w:rPr>
+        <w:t xml:space="preserve">, </w:t>
+      </w:r>
+      <m:oMath>
+        <m:sSub>
+          <m:sSubPr>
+            <m:ctrlPr>
+              <w:rPr>
+                <w:rFonts w:ascii="Cambria Math" w:eastAsiaTheme="minorEastAsia" w:hAnsi="Cambria Math"/>
+                <w:i/>
+              </w:rPr>
+            </m:ctrlPr>
+          </m:sSubPr>
+          <m:e>
+            <m:r>
+              <w:rPr>
+                <w:rFonts w:ascii="Cambria Math" w:eastAsiaTheme="minorEastAsia" w:hAnsi="Cambria Math"/>
+              </w:rPr>
+              <m:t>α</m:t>
+            </m:r>
+          </m:e>
+          <m:sub>
+            <m:r>
+              <w:rPr>
+                <w:rFonts w:ascii="Cambria Math" w:eastAsiaTheme="minorEastAsia" w:hAnsi="Cambria Math"/>
+              </w:rPr>
+              <m:t>k</m:t>
+            </m:r>
+          </m:sub>
+        </m:sSub>
+      </m:oMath>
+      <w:r>
+        <w:rPr>
+          <w:rFonts w:eastAsiaTheme="minorEastAsia"/>
+        </w:rPr>
+        <w:t>) that control the respective operations. A setting of</w:t>
+      </w:r>
+      <w:r>
+        <w:rPr>
+          <w:rFonts w:eastAsiaTheme="minorEastAsia"/>
+        </w:rPr>
+        <w:t xml:space="preserve"> </w:t>
+      </w:r>
+      <m:oMath>
+        <m:r>
+          <w:rPr>
+            <w:rFonts w:ascii="Cambria Math" w:eastAsiaTheme="minorEastAsia" w:hAnsi="Cambria Math"/>
+          </w:rPr>
+          <m:t>p=1</m:t>
+        </m:r>
+      </m:oMath>
+      <w:r>
+        <w:rPr>
+          <w:rFonts w:eastAsiaTheme="minorEastAsia"/>
+        </w:rPr>
+        <w:t xml:space="preserve"> corresponds to a single such pair, while </w:t>
+      </w:r>
+      <w:r>
+        <w:rPr>
+          <w:rFonts w:eastAsiaTheme="minorEastAsia"/>
+        </w:rPr>
+        <w:t xml:space="preserve">any layer </w:t>
+      </w:r>
+      <m:oMath>
+        <m:r>
+          <w:rPr>
+            <w:rFonts w:ascii="Cambria Math" w:eastAsiaTheme="minorEastAsia" w:hAnsi="Cambria Math"/>
+          </w:rPr>
+          <m:t>p</m:t>
+        </m:r>
+      </m:oMath>
+      <w:r>
+        <w:rPr>
+          <w:rFonts w:eastAsiaTheme="minorEastAsia"/>
+        </w:rPr>
+        <w:t xml:space="preserve"> will lead to </w:t>
+      </w:r>
+      <w:r>
+        <w:rPr>
+          <w:rFonts w:eastAsiaTheme="minorEastAsia"/>
+        </w:rPr>
+        <w:t xml:space="preserve">a total of </w:t>
+      </w:r>
+      <m:oMath>
+        <m:r>
+          <w:rPr>
+            <w:rFonts w:ascii="Cambria Math" w:eastAsiaTheme="minorEastAsia" w:hAnsi="Cambria Math"/>
+          </w:rPr>
+          <m:t>2p</m:t>
+        </m:r>
+      </m:oMath>
+      <w:r>
+        <w:rPr>
+          <w:rFonts w:eastAsiaTheme="minorEastAsia"/>
+        </w:rPr>
+        <w:t xml:space="preserve"> parameters to optimi</w:t>
+      </w:r>
+      <w:r>
+        <w:rPr>
+          <w:rFonts w:eastAsiaTheme="minorEastAsia"/>
+        </w:rPr>
+        <w:t>s</w:t>
+      </w:r>
+      <w:r>
+        <w:rPr>
+          <w:rFonts w:eastAsiaTheme="minorEastAsia"/>
+        </w:rPr>
+        <w:t>e.</w:t>
+      </w:r>
+    </w:p>
+    <w:p>
+      <w:pPr>
+        <w:rPr>
+          <w:rFonts w:eastAsiaTheme="minorEastAsia"/>
+        </w:rPr>
+      </w:pPr>
+      <w:r>
+        <w:rPr>
+          <w:rFonts w:eastAsiaTheme="minorEastAsia"/>
+        </w:rPr>
+        <w:t xml:space="preserve">Increasing the value of </w:t>
+      </w:r>
+      <m:oMath>
+        <m:r>
+          <w:rPr>
+            <w:rFonts w:ascii="Cambria Math" w:eastAsiaTheme="minorEastAsia" w:hAnsi="Cambria Math"/>
+          </w:rPr>
+          <m:t>p</m:t>
+        </m:r>
+      </m:oMath>
+      <w:r>
+        <w:rPr>
+          <w:rFonts w:eastAsiaTheme="minorEastAsia"/>
+        </w:rPr>
+        <w:t xml:space="preserve"> enhances the expressiveness of the quantum </w:t>
+      </w:r>
+      <w:r>
+        <w:rPr>
+          <w:rFonts w:eastAsiaTheme="minorEastAsia"/>
+          <w:i/>
+          <w:iCs/>
+        </w:rPr>
+        <w:t>ansatz</w:t>
+      </w:r>
+      <w:r>
+        <w:rPr>
+          <w:rFonts w:eastAsiaTheme="minorEastAsia"/>
+        </w:rPr>
+        <w:t xml:space="preserve">, improving its ability to approximate the true ground state of </w:t>
+      </w:r>
+      <w:r>
+        <w:rPr>
+          <w:rFonts w:eastAsiaTheme="minorEastAsia"/>
+        </w:rPr>
+        <w:t>the cost Hamiltonian. This improvement can yield better optimi</w:t>
+      </w:r>
+      <w:r>
+        <w:rPr>
+          <w:rFonts w:eastAsiaTheme="minorEastAsia"/>
+        </w:rPr>
+        <w:t>s</w:t>
+      </w:r>
+      <w:r>
+        <w:rPr>
+          <w:rFonts w:eastAsiaTheme="minorEastAsia"/>
+        </w:rPr>
+        <w:t>ation outcomes, particularly for more complex problem instances. However, deeper circuits also introduce greater computational demands, both in quantum gate operations and in the classical optimi</w:t>
+      </w:r>
+      <w:r>
+        <w:rPr>
+          <w:rFonts w:eastAsiaTheme="minorEastAsia"/>
+        </w:rPr>
+        <w:t>s</w:t>
+      </w:r>
+      <w:r>
+        <w:rPr>
+          <w:rFonts w:eastAsiaTheme="minorEastAsia"/>
+        </w:rPr>
+        <w:t xml:space="preserve">ation required to tune the parameters. For small-scale systems such as a 2-qubit QUBO, low values of </w:t>
+      </w:r>
+      <m:oMath>
+        <m:r>
+          <w:rPr>
+            <w:rFonts w:ascii="Cambria Math" w:eastAsiaTheme="minorEastAsia" w:hAnsi="Cambria Math"/>
+          </w:rPr>
+          <m:t>p</m:t>
+        </m:r>
+      </m:oMath>
+      <w:r>
+        <w:rPr>
+          <w:rFonts w:eastAsiaTheme="minorEastAsia"/>
+        </w:rPr>
+        <w:t xml:space="preserve"> remain effective and manageable, making them suitable for initial implementation and experimentation.</w:t>
       </w:r>
     </w:p>
     <w:p>
@@ -18900,14 +19356,7 @@
         <w:rPr>
           <w:rFonts w:eastAsiaTheme="minorEastAsia"/>
         </w:rPr>
-        <w:t xml:space="preserve"> QAOA controls how expressively the algorithm can explore and exploit the solution </w:t>
-      </w:r>
-      <w:r>
-        <w:rPr>
-          <w:rFonts w:eastAsiaTheme="minorEastAsia"/>
-        </w:rPr>
-        <w:lastRenderedPageBreak/>
-        <w:t>space. With each layer alternating between cost-based phase shifts and amplitude mixing, the quantum state is progressively refined to concentrate probability on lower-cost solutions. QAOA thus balances structure and exploration, guiding the system toward optimal solutions through interference.</w:t>
+        <w:t xml:space="preserve"> QAOA controls how expressively the algorithm can explore and exploit the solution space. With each layer alternating between cost-based phase shifts and amplitude mixing, the quantum state is progressively refined to concentrate probability on lower-cost solutions. QAOA thus balances structure and exploration, guiding the system toward optimal solutions through interference.</w:t>
       </w:r>
       <w:r>
         <w:rPr>
@@ -19367,13 +19816,7 @@
                     <w:rPr>
                       <w:rFonts w:ascii="Cambria Math" w:hAnsi="Cambria Math"/>
                     </w:rPr>
-                    <m:t>p,</m:t>
-                  </m:r>
-                  <m:r>
-                    <w:rPr>
-                      <w:rFonts w:ascii="Cambria Math" w:hAnsi="Cambria Math"/>
-                    </w:rPr>
-                    <m:t>γ,α</m:t>
+                    <m:t>p,γ,α</m:t>
                   </m:r>
                 </m:e>
               </m:d>
@@ -19748,6 +20191,7 @@
         <w:rPr>
           <w:lang w:val="en-FR"/>
         </w:rPr>
+        <w:lastRenderedPageBreak/>
         <w:t>Having established the foundational principles of quantum computing</w:t>
       </w:r>
       <w:r>
@@ -19824,59 +20268,2713 @@
           <w:lang w:val="en-FR"/>
         </w:rPr>
       </w:pPr>
+      <w:bookmarkStart w:id="21" w:name="_Toc205548971"/>
       <w:r>
         <w:t>Method</w:t>
       </w:r>
+      <w:bookmarkEnd w:id="21"/>
     </w:p>
     <w:p>
       <w:r>
-        <w:t xml:space="preserve">While access to large-scale quantum hardware remains limited, several cloud-based platforms now offer remote access to small- and medium-scale quantum processors. Nonetheless, many quantum algorithm prototypes continue to be developed and validated via classical simulation, particularly when customisation or low-level control is required. The present work adopts a programming-based approach aimed at reconstructing core components of quantum </w:t>
-      </w:r>
-      <w:r>
-        <w:t>computation from first principles</w:t>
-      </w:r>
-      <w:r>
-        <w:t xml:space="preserve">, </w:t>
-      </w:r>
-      <w:r>
-        <w:t>without relying on external libraries. This includes the manual implementation of qubits, quantum gates, circuit evolution, and variational algorithms such as QAOA, entirely within a classical computing environment. Such an approach not only deepens conceptual understanding but also enables transparent experimentation with the internal mechanics of quantum optimisation.</w:t>
-      </w:r>
-    </w:p>
-    <w:p/>
-    <w:p/>
-    <w:p/>
-    <w:p/>
-    <w:p>
-      <w:r>
-        <w:t>The logistic function approach we used earlier is a smooth, continuous approximation and can be thought of as a simplified or abstract representation of such an energy landscape. In reality, the energy profile of a quantum system is discrete, but continuous approximations can be useful for visuali</w:t>
-      </w:r>
-      <w:r>
-        <w:t>sation</w:t>
-      </w:r>
-      <w:r>
-        <w:t xml:space="preserve"> and understanding the general </w:t>
-      </w:r>
-      <w:r>
-        <w:t>behaviour</w:t>
-      </w:r>
-      <w:r>
-        <w:t xml:space="preserve"> of the system.</w:t>
+        <w:t>While access to large-scale quantum hardware remains limited, several cloud-based platforms now offer remote access to small- and medium-scale quantum processors. Nonetheless, many quantum algorithm prototypes continue to be developed and validated via classical simulation, particularly when customisation or low-level control is required</w:t>
+      </w:r>
+      <w:r>
+        <w:t xml:space="preserve"> </w:t>
+      </w:r>
+      <w:r>
+        <w:t>In this work, a programming-based approach is adopted to reconstruct core components of quantum computation from first principles, without reliance on external quantum libraries. Qubits, quantum gates, circuit evolution, and variational algorithms such as the Quantum Approximate Optimi</w:t>
+      </w:r>
+      <w:r>
+        <w:t>s</w:t>
+      </w:r>
+      <w:r>
+        <w:t>ation Algorithm (QAOA) are implemented manually in C++, enabling full transparency over the simulation process and allowing direct experimentation with the underlying mechanics of quantum optimisation.</w:t>
       </w:r>
     </w:p>
     <w:p>
       <w:pPr>
+        <w:pStyle w:val="Heading2"/>
+      </w:pPr>
+      <w:bookmarkStart w:id="22" w:name="_Toc205548972"/>
+      <w:r>
+        <w:t>Problem formulation</w:t>
+      </w:r>
+      <w:bookmarkEnd w:id="22"/>
+    </w:p>
+    <w:p>
+      <w:r>
+        <w:t>Before constructing the quantum circuit, the optimisation problem must be precisely defined in classical terms. The chosen problem is a minimal bin packing instance, formulated as a QUBO</w:t>
+      </w:r>
+      <w:r>
+        <w:t xml:space="preserve"> </w:t>
+      </w:r>
+      <w:r>
+        <w:t xml:space="preserve">problem to allow direct translation into quantum form. The system consists of a </w:t>
+      </w:r>
+      <m:oMath>
+        <m:r>
+          <w:rPr>
+            <w:rFonts w:ascii="Cambria Math" w:hAnsi="Cambria Math"/>
+          </w:rPr>
+          <m:t>2×1</m:t>
+        </m:r>
+      </m:oMath>
+      <w:r>
+        <w:rPr>
+          <w:rFonts w:eastAsiaTheme="minorEastAsia"/>
+        </w:rPr>
+        <w:t xml:space="preserve"> </w:t>
+      </w:r>
+      <w:r>
+        <w:rPr>
+          <w:rFonts w:eastAsiaTheme="minorEastAsia"/>
+        </w:rPr>
+        <w:t>bin</w:t>
+      </w:r>
+      <w:r>
+        <w:t>, i.e., two independent cells. An empty cell incurs a penalty of +</w:t>
+      </w:r>
+      <w:r>
+        <w:t>0.3</w:t>
+      </w:r>
+      <w:r>
+        <w:t>, while a filled cell yields a reward of -0</w:t>
+      </w:r>
+      <w:r>
+        <w:t>.5</w:t>
+      </w:r>
+      <w:r>
+        <w:t xml:space="preserve">. Let </w:t>
+      </w:r>
+      <m:oMath>
+        <m:sSub>
+          <m:sSubPr>
+            <m:ctrlPr>
+              <w:rPr>
+                <w:rFonts w:ascii="Cambria Math" w:hAnsi="Cambria Math"/>
+                <w:i/>
+              </w:rPr>
+            </m:ctrlPr>
+          </m:sSubPr>
+          <m:e>
+            <m:r>
+              <w:rPr>
+                <w:rFonts w:ascii="Cambria Math" w:hAnsi="Cambria Math"/>
+              </w:rPr>
+              <m:t>x</m:t>
+            </m:r>
+          </m:e>
+          <m:sub>
+            <m:r>
+              <w:rPr>
+                <w:rFonts w:ascii="Cambria Math" w:hAnsi="Cambria Math"/>
+              </w:rPr>
+              <m:t>i</m:t>
+            </m:r>
+          </m:sub>
+        </m:sSub>
+        <m:r>
+          <w:rPr>
+            <w:rFonts w:ascii="Cambria Math" w:hAnsi="Cambria Math"/>
+          </w:rPr>
+          <m:t>∈</m:t>
+        </m:r>
+        <m:d>
+          <m:dPr>
+            <m:begChr m:val="{"/>
+            <m:endChr m:val="}"/>
+            <m:ctrlPr>
+              <w:rPr>
+                <w:rFonts w:ascii="Cambria Math" w:hAnsi="Cambria Math"/>
+                <w:i/>
+              </w:rPr>
+            </m:ctrlPr>
+          </m:dPr>
+          <m:e>
+            <m:r>
+              <w:rPr>
+                <w:rFonts w:ascii="Cambria Math" w:hAnsi="Cambria Math"/>
+              </w:rPr>
+              <m:t>0, 1</m:t>
+            </m:r>
+          </m:e>
+        </m:d>
+      </m:oMath>
+      <w:r>
+        <w:t xml:space="preserve"> denote the binary variable associated with cell </w:t>
+      </w:r>
+      <m:oMath>
+        <m:r>
+          <w:rPr>
+            <w:rFonts w:ascii="Cambria Math" w:hAnsi="Cambria Math"/>
+          </w:rPr>
+          <m:t>i</m:t>
+        </m:r>
+      </m:oMath>
+      <w:r>
+        <w:t xml:space="preserve">, where </w:t>
+      </w:r>
+      <m:oMath>
+        <m:sSub>
+          <m:sSubPr>
+            <m:ctrlPr>
+              <w:rPr>
+                <w:rFonts w:ascii="Cambria Math" w:hAnsi="Cambria Math"/>
+                <w:i/>
+              </w:rPr>
+            </m:ctrlPr>
+          </m:sSubPr>
+          <m:e>
+            <m:r>
+              <w:rPr>
+                <w:rFonts w:ascii="Cambria Math" w:hAnsi="Cambria Math"/>
+              </w:rPr>
+              <m:t>x</m:t>
+            </m:r>
+          </m:e>
+          <m:sub>
+            <m:r>
+              <w:rPr>
+                <w:rFonts w:ascii="Cambria Math" w:hAnsi="Cambria Math"/>
+              </w:rPr>
+              <m:t>i</m:t>
+            </m:r>
+          </m:sub>
+        </m:sSub>
+        <m:r>
+          <w:rPr>
+            <w:rFonts w:ascii="Cambria Math" w:hAnsi="Cambria Math"/>
+          </w:rPr>
+          <m:t>=1</m:t>
+        </m:r>
+      </m:oMath>
+      <w:r>
+        <w:t xml:space="preserve"> indicates a filled cell. The classical cost function</w:t>
+      </w:r>
+      <w:r>
+        <w:t xml:space="preserve"> </w:t>
+      </w:r>
+      <m:oMath>
+        <m:r>
+          <w:rPr>
+            <w:rFonts w:ascii="Cambria Math" w:hAnsi="Cambria Math"/>
+          </w:rPr>
+          <m:t>C</m:t>
+        </m:r>
+      </m:oMath>
+      <w:r>
+        <w:t xml:space="preserve"> is:</w:t>
+      </w:r>
+    </w:p>
+    <w:p>
+      <m:oMathPara>
+        <m:oMath>
+          <m:r>
+            <w:rPr>
+              <w:rFonts w:ascii="Cambria Math" w:hAnsi="Cambria Math"/>
+            </w:rPr>
+            <m:t>C=0.3(1-</m:t>
+          </m:r>
+          <m:sSub>
+            <m:sSubPr>
+              <m:ctrlPr>
+                <w:rPr>
+                  <w:rFonts w:ascii="Cambria Math" w:hAnsi="Cambria Math"/>
+                  <w:i/>
+                </w:rPr>
+              </m:ctrlPr>
+            </m:sSubPr>
+            <m:e>
+              <m:r>
+                <w:rPr>
+                  <w:rFonts w:ascii="Cambria Math" w:hAnsi="Cambria Math"/>
+                </w:rPr>
+                <m:t>x</m:t>
+              </m:r>
+            </m:e>
+            <m:sub>
+              <m:r>
+                <w:rPr>
+                  <w:rFonts w:ascii="Cambria Math" w:hAnsi="Cambria Math"/>
+                </w:rPr>
+                <m:t>0</m:t>
+              </m:r>
+            </m:sub>
+          </m:sSub>
+          <m:r>
+            <w:rPr>
+              <w:rFonts w:ascii="Cambria Math" w:hAnsi="Cambria Math"/>
+            </w:rPr>
+            <m:t>)+0.3(1-</m:t>
+          </m:r>
+          <m:sSub>
+            <m:sSubPr>
+              <m:ctrlPr>
+                <w:rPr>
+                  <w:rFonts w:ascii="Cambria Math" w:hAnsi="Cambria Math"/>
+                  <w:i/>
+                </w:rPr>
+              </m:ctrlPr>
+            </m:sSubPr>
+            <m:e>
+              <m:r>
+                <w:rPr>
+                  <w:rFonts w:ascii="Cambria Math" w:hAnsi="Cambria Math"/>
+                </w:rPr>
+                <m:t>x</m:t>
+              </m:r>
+            </m:e>
+            <m:sub>
+              <m:r>
+                <w:rPr>
+                  <w:rFonts w:ascii="Cambria Math" w:hAnsi="Cambria Math"/>
+                </w:rPr>
+                <m:t>1</m:t>
+              </m:r>
+            </m:sub>
+          </m:sSub>
+          <m:r>
+            <w:rPr>
+              <w:rFonts w:ascii="Cambria Math" w:hAnsi="Cambria Math"/>
+            </w:rPr>
+            <m:t>)-0.5</m:t>
+          </m:r>
+          <m:sSub>
+            <m:sSubPr>
+              <m:ctrlPr>
+                <w:rPr>
+                  <w:rFonts w:ascii="Cambria Math" w:hAnsi="Cambria Math"/>
+                  <w:i/>
+                </w:rPr>
+              </m:ctrlPr>
+            </m:sSubPr>
+            <m:e>
+              <m:r>
+                <w:rPr>
+                  <w:rFonts w:ascii="Cambria Math" w:hAnsi="Cambria Math"/>
+                </w:rPr>
+                <m:t>x</m:t>
+              </m:r>
+            </m:e>
+            <m:sub>
+              <m:r>
+                <w:rPr>
+                  <w:rFonts w:ascii="Cambria Math" w:hAnsi="Cambria Math"/>
+                </w:rPr>
+                <m:t>0</m:t>
+              </m:r>
+            </m:sub>
+          </m:sSub>
+          <m:r>
+            <w:rPr>
+              <w:rFonts w:ascii="Cambria Math" w:hAnsi="Cambria Math"/>
+            </w:rPr>
+            <m:t>-0.5</m:t>
+          </m:r>
+          <m:sSub>
+            <m:sSubPr>
+              <m:ctrlPr>
+                <w:rPr>
+                  <w:rFonts w:ascii="Cambria Math" w:hAnsi="Cambria Math"/>
+                  <w:i/>
+                </w:rPr>
+              </m:ctrlPr>
+            </m:sSubPr>
+            <m:e>
+              <m:r>
+                <w:rPr>
+                  <w:rFonts w:ascii="Cambria Math" w:hAnsi="Cambria Math"/>
+                </w:rPr>
+                <m:t>x</m:t>
+              </m:r>
+            </m:e>
+            <m:sub>
+              <m:r>
+                <w:rPr>
+                  <w:rFonts w:ascii="Cambria Math" w:hAnsi="Cambria Math"/>
+                </w:rPr>
+                <m:t>1</m:t>
+              </m:r>
+            </m:sub>
+          </m:sSub>
+        </m:oMath>
+      </m:oMathPara>
+    </w:p>
+    <w:p>
+      <w:r>
+        <w:t>which simplifies to:</w:t>
+      </w:r>
+    </w:p>
+    <w:p>
+      <m:oMathPara>
+        <m:oMath>
+          <m:r>
+            <w:rPr>
+              <w:rFonts w:ascii="Cambria Math" w:hAnsi="Cambria Math"/>
+            </w:rPr>
+            <m:t>C(</m:t>
+          </m:r>
+          <m:sSub>
+            <m:sSubPr>
+              <m:ctrlPr>
+                <w:rPr>
+                  <w:rFonts w:ascii="Cambria Math" w:hAnsi="Cambria Math"/>
+                  <w:i/>
+                </w:rPr>
+              </m:ctrlPr>
+            </m:sSubPr>
+            <m:e>
+              <m:r>
+                <w:rPr>
+                  <w:rFonts w:ascii="Cambria Math" w:hAnsi="Cambria Math"/>
+                </w:rPr>
+                <m:t>x</m:t>
+              </m:r>
+            </m:e>
+            <m:sub>
+              <m:r>
+                <w:rPr>
+                  <w:rFonts w:ascii="Cambria Math" w:hAnsi="Cambria Math"/>
+                </w:rPr>
+                <m:t>0</m:t>
+              </m:r>
+            </m:sub>
+          </m:sSub>
+          <m:r>
+            <w:rPr>
+              <w:rFonts w:ascii="Cambria Math" w:hAnsi="Cambria Math"/>
+            </w:rPr>
+            <m:t xml:space="preserve">, </m:t>
+          </m:r>
+          <m:sSub>
+            <m:sSubPr>
+              <m:ctrlPr>
+                <w:rPr>
+                  <w:rFonts w:ascii="Cambria Math" w:hAnsi="Cambria Math"/>
+                  <w:i/>
+                </w:rPr>
+              </m:ctrlPr>
+            </m:sSubPr>
+            <m:e>
+              <m:r>
+                <w:rPr>
+                  <w:rFonts w:ascii="Cambria Math" w:hAnsi="Cambria Math"/>
+                </w:rPr>
+                <m:t>x</m:t>
+              </m:r>
+            </m:e>
+            <m:sub>
+              <m:r>
+                <w:rPr>
+                  <w:rFonts w:ascii="Cambria Math" w:hAnsi="Cambria Math"/>
+                </w:rPr>
+                <m:t>1</m:t>
+              </m:r>
+            </m:sub>
+          </m:sSub>
+          <m:r>
+            <w:rPr>
+              <w:rFonts w:ascii="Cambria Math" w:hAnsi="Cambria Math"/>
+            </w:rPr>
+            <m:t>)=-0.8</m:t>
+          </m:r>
+          <m:sSub>
+            <m:sSubPr>
+              <m:ctrlPr>
+                <w:rPr>
+                  <w:rFonts w:ascii="Cambria Math" w:hAnsi="Cambria Math"/>
+                  <w:i/>
+                </w:rPr>
+              </m:ctrlPr>
+            </m:sSubPr>
+            <m:e>
+              <m:r>
+                <w:rPr>
+                  <w:rFonts w:ascii="Cambria Math" w:hAnsi="Cambria Math"/>
+                </w:rPr>
+                <m:t>x</m:t>
+              </m:r>
+            </m:e>
+            <m:sub>
+              <m:r>
+                <w:rPr>
+                  <w:rFonts w:ascii="Cambria Math" w:hAnsi="Cambria Math"/>
+                </w:rPr>
+                <m:t>0</m:t>
+              </m:r>
+            </m:sub>
+          </m:sSub>
+          <m:r>
+            <w:rPr>
+              <w:rFonts w:ascii="Cambria Math" w:hAnsi="Cambria Math"/>
+            </w:rPr>
+            <m:t>-0.8</m:t>
+          </m:r>
+          <m:sSub>
+            <m:sSubPr>
+              <m:ctrlPr>
+                <w:rPr>
+                  <w:rFonts w:ascii="Cambria Math" w:hAnsi="Cambria Math"/>
+                  <w:i/>
+                </w:rPr>
+              </m:ctrlPr>
+            </m:sSubPr>
+            <m:e>
+              <m:r>
+                <w:rPr>
+                  <w:rFonts w:ascii="Cambria Math" w:hAnsi="Cambria Math"/>
+                </w:rPr>
+                <m:t>x</m:t>
+              </m:r>
+            </m:e>
+            <m:sub>
+              <m:r>
+                <w:rPr>
+                  <w:rFonts w:ascii="Cambria Math" w:hAnsi="Cambria Math"/>
+                </w:rPr>
+                <m:t>1</m:t>
+              </m:r>
+            </m:sub>
+          </m:sSub>
+          <m:r>
+            <w:rPr>
+              <w:rFonts w:ascii="Cambria Math" w:hAnsi="Cambria Math"/>
+            </w:rPr>
+            <m:t>+0.6</m:t>
+          </m:r>
+        </m:oMath>
+      </m:oMathPara>
+    </w:p>
+    <w:p>
+      <w:r>
+        <w:t xml:space="preserve">Because there are no constraints and no interaction between the variables, the problem requires only two qubits with no entanglement. The objective is to minimise </w:t>
+      </w:r>
+      <m:oMath>
+        <m:r>
+          <w:rPr>
+            <w:rFonts w:ascii="Cambria Math" w:hAnsi="Cambria Math"/>
+          </w:rPr>
+          <m:t>C</m:t>
+        </m:r>
+      </m:oMath>
+      <w:r>
+        <w:t>, which will later be mapped into a quantum cost Hamiltonian.</w:t>
+      </w:r>
+    </w:p>
+    <w:p>
+      <w:pPr>
+        <w:rPr>
+          <w:rFonts w:ascii="Times New Roman" w:hAnsi="Times New Roman" w:cs="Times New Roman"/>
+          <w:lang w:val="en-FR"/>
+        </w:rPr>
+      </w:pPr>
+      <w:r>
+        <w:rPr>
+          <w:rFonts w:ascii="Times New Roman" w:hAnsi="Times New Roman" w:cs="Times New Roman"/>
+          <w:lang w:val="en-FR"/>
+        </w:rPr>
+        <w:t xml:space="preserve">The quantum simulation is run using </w:t>
+      </w:r>
+      <m:oMath>
+        <m:r>
+          <w:rPr>
+            <w:rFonts w:ascii="Cambria Math" w:hAnsi="Cambria Math" w:cs="Times New Roman"/>
+            <w:lang w:val="en-FR"/>
+          </w:rPr>
+          <m:t>n = 2</m:t>
+        </m:r>
+      </m:oMath>
+      <w:r>
+        <w:rPr>
+          <w:rFonts w:ascii="Times New Roman" w:hAnsi="Times New Roman" w:cs="Times New Roman"/>
+          <w:lang w:val="en-FR"/>
+        </w:rPr>
+        <w:t xml:space="preserve"> qubits, with a parameter grid search of size </w:t>
+      </w:r>
+      <m:oMath>
+        <m:r>
+          <w:rPr>
+            <w:rFonts w:ascii="Cambria Math" w:hAnsi="Cambria Math" w:cs="Times New Roman"/>
+            <w:lang w:val="en-FR"/>
+          </w:rPr>
+          <m:t>1000×1000</m:t>
+        </m:r>
+      </m:oMath>
+      <w:r>
+        <w:rPr>
+          <w:rFonts w:ascii="Times New Roman" w:hAnsi="Times New Roman" w:cs="Times New Roman"/>
+          <w:lang w:val="en-FR"/>
+        </w:rPr>
+        <w:t xml:space="preserve"> over </w:t>
+      </w:r>
+      <m:oMath>
+        <m:r>
+          <w:rPr>
+            <w:rFonts w:ascii="Cambria Math" w:hAnsi="Cambria Math" w:cs="Times New Roman"/>
+            <w:lang w:val="en-FR"/>
+          </w:rPr>
+          <m:t>γ, α∈</m:t>
+        </m:r>
+        <m:d>
+          <m:dPr>
+            <m:begChr m:val="["/>
+            <m:endChr m:val="["/>
+            <m:ctrlPr>
+              <w:rPr>
+                <w:rFonts w:ascii="Cambria Math" w:hAnsi="Cambria Math" w:cs="Times New Roman"/>
+                <w:i/>
+                <w:lang w:val="en-FR"/>
+              </w:rPr>
+            </m:ctrlPr>
+          </m:dPr>
+          <m:e>
+            <m:r>
+              <w:rPr>
+                <w:rFonts w:ascii="Cambria Math" w:hAnsi="Cambria Math" w:cs="Times New Roman"/>
+                <w:lang w:val="en-FR"/>
+              </w:rPr>
+              <m:t>0, 2π</m:t>
+            </m:r>
+          </m:e>
+        </m:d>
+      </m:oMath>
+      <w:r>
+        <w:rPr>
+          <w:rFonts w:ascii="Times New Roman" w:hAnsi="Times New Roman" w:cs="Times New Roman"/>
+          <w:lang w:val="en-FR"/>
+        </w:rPr>
+        <w:t xml:space="preserve">. For each parameter pair, the expectation value of the cost Hamiltonian is computed, and the minimum energy state determines the optimal parameters </w:t>
+      </w:r>
+      <m:oMath>
+        <m:r>
+          <w:rPr>
+            <w:rFonts w:ascii="Cambria Math" w:hAnsi="Cambria Math"/>
+            <w:lang w:val="en-FR"/>
+          </w:rPr>
+          <m:t>(</m:t>
+        </m:r>
+        <m:sSup>
+          <m:sSupPr>
+            <m:ctrlPr>
+              <w:rPr>
+                <w:rFonts w:ascii="Cambria Math" w:hAnsi="Cambria Math"/>
+                <w:i/>
+                <w:lang w:val="en-FR"/>
+              </w:rPr>
+            </m:ctrlPr>
+          </m:sSupPr>
+          <m:e>
+            <m:r>
+              <w:rPr>
+                <w:rFonts w:ascii="Cambria Math" w:hAnsi="Cambria Math"/>
+                <w:lang w:val="en-FR"/>
+              </w:rPr>
+              <m:t>γ</m:t>
+            </m:r>
+          </m:e>
+          <m:sup>
+            <m:r>
+              <w:rPr>
+                <w:rFonts w:ascii="Cambria Math" w:hAnsi="Cambria Math"/>
+                <w:lang w:val="en-FR"/>
+              </w:rPr>
+              <m:t>*</m:t>
+            </m:r>
+          </m:sup>
+        </m:sSup>
+        <m:r>
+          <w:rPr>
+            <w:rFonts w:ascii="Cambria Math" w:hAnsi="Cambria Math"/>
+            <w:lang w:val="en-FR"/>
+          </w:rPr>
+          <m:t xml:space="preserve">, </m:t>
+        </m:r>
+        <m:sSup>
+          <m:sSupPr>
+            <m:ctrlPr>
+              <w:rPr>
+                <w:rFonts w:ascii="Cambria Math" w:hAnsi="Cambria Math"/>
+                <w:i/>
+                <w:lang w:val="en-FR"/>
+              </w:rPr>
+            </m:ctrlPr>
+          </m:sSupPr>
+          <m:e>
+            <m:r>
+              <w:rPr>
+                <w:rFonts w:ascii="Cambria Math" w:hAnsi="Cambria Math"/>
+                <w:lang w:val="en-FR"/>
+              </w:rPr>
+              <m:t>α</m:t>
+            </m:r>
+          </m:e>
+          <m:sup>
+            <m:r>
+              <w:rPr>
+                <w:rFonts w:ascii="Cambria Math" w:hAnsi="Cambria Math"/>
+                <w:lang w:val="en-FR"/>
+              </w:rPr>
+              <m:t>*</m:t>
+            </m:r>
+          </m:sup>
+        </m:sSup>
+        <m:r>
+          <w:rPr>
+            <w:rFonts w:ascii="Cambria Math" w:hAnsi="Cambria Math"/>
+            <w:lang w:val="en-FR"/>
+          </w:rPr>
+          <m:t>)</m:t>
+        </m:r>
+      </m:oMath>
+      <w:r>
+        <w:rPr>
+          <w:rFonts w:ascii="Times New Roman" w:hAnsi="Times New Roman" w:cs="Times New Roman"/>
+          <w:lang w:val="en-FR"/>
+        </w:rPr>
+        <w:t xml:space="preserve">. The optimal state is then measured S = 1000 times in the computational basis to obtain the distribution over classical bitstrings </w:t>
+      </w:r>
+      <m:oMath>
+        <m:d>
+          <m:dPr>
+            <m:begChr m:val="{"/>
+            <m:endChr m:val="}"/>
+            <m:ctrlPr>
+              <w:rPr>
+                <w:rFonts w:ascii="Cambria Math" w:hAnsi="Cambria Math" w:cs="Times New Roman"/>
+                <w:i/>
+                <w:lang w:val="en-FR"/>
+              </w:rPr>
+            </m:ctrlPr>
+          </m:dPr>
+          <m:e>
+            <m:d>
+              <m:dPr>
+                <m:begChr m:val=""/>
+                <m:endChr m:val="⟩"/>
+                <m:ctrlPr>
+                  <w:rPr>
+                    <w:rFonts w:ascii="Cambria Math" w:hAnsi="Cambria Math" w:cs="Times New Roman"/>
+                    <w:i/>
+                    <w:lang w:val="en-FR"/>
+                  </w:rPr>
+                </m:ctrlPr>
+              </m:dPr>
+              <m:e>
+                <m:d>
+                  <m:dPr>
+                    <m:begChr m:val="|"/>
+                    <m:endChr m:val=""/>
+                    <m:ctrlPr>
+                      <w:rPr>
+                        <w:rFonts w:ascii="Cambria Math" w:hAnsi="Cambria Math" w:cs="Times New Roman"/>
+                        <w:i/>
+                        <w:lang w:val="en-FR"/>
+                      </w:rPr>
+                    </m:ctrlPr>
+                  </m:dPr>
+                  <m:e>
+                    <m:r>
+                      <w:rPr>
+                        <w:rFonts w:ascii="Cambria Math" w:hAnsi="Cambria Math" w:cs="Times New Roman"/>
+                        <w:lang w:val="en-FR"/>
+                      </w:rPr>
+                      <m:t>00</m:t>
+                    </m:r>
+                  </m:e>
+                </m:d>
+              </m:e>
+            </m:d>
+            <m:r>
+              <w:rPr>
+                <w:rFonts w:ascii="Cambria Math" w:hAnsi="Cambria Math" w:cs="Times New Roman"/>
+                <w:lang w:val="en-FR"/>
+              </w:rPr>
+              <m:t xml:space="preserve">, </m:t>
+            </m:r>
+            <m:d>
+              <m:dPr>
+                <m:begChr m:val=""/>
+                <m:endChr m:val="⟩"/>
+                <m:ctrlPr>
+                  <w:rPr>
+                    <w:rFonts w:ascii="Cambria Math" w:hAnsi="Cambria Math" w:cs="Times New Roman"/>
+                    <w:i/>
+                    <w:lang w:val="en-FR"/>
+                  </w:rPr>
+                </m:ctrlPr>
+              </m:dPr>
+              <m:e>
+                <m:d>
+                  <m:dPr>
+                    <m:begChr m:val="|"/>
+                    <m:endChr m:val=""/>
+                    <m:ctrlPr>
+                      <w:rPr>
+                        <w:rFonts w:ascii="Cambria Math" w:hAnsi="Cambria Math" w:cs="Times New Roman"/>
+                        <w:i/>
+                        <w:lang w:val="en-FR"/>
+                      </w:rPr>
+                    </m:ctrlPr>
+                  </m:dPr>
+                  <m:e>
+                    <m:r>
+                      <w:rPr>
+                        <w:rFonts w:ascii="Cambria Math" w:hAnsi="Cambria Math" w:cs="Times New Roman"/>
+                        <w:lang w:val="en-FR"/>
+                      </w:rPr>
+                      <m:t>01</m:t>
+                    </m:r>
+                  </m:e>
+                </m:d>
+              </m:e>
+            </m:d>
+            <m:r>
+              <w:rPr>
+                <w:rFonts w:ascii="Cambria Math" w:hAnsi="Cambria Math" w:cs="Times New Roman"/>
+                <w:lang w:val="en-FR"/>
+              </w:rPr>
+              <m:t xml:space="preserve">, </m:t>
+            </m:r>
+            <m:d>
+              <m:dPr>
+                <m:begChr m:val=""/>
+                <m:endChr m:val="⟩"/>
+                <m:ctrlPr>
+                  <w:rPr>
+                    <w:rFonts w:ascii="Cambria Math" w:hAnsi="Cambria Math" w:cs="Times New Roman"/>
+                    <w:i/>
+                    <w:lang w:val="en-FR"/>
+                  </w:rPr>
+                </m:ctrlPr>
+              </m:dPr>
+              <m:e>
+                <m:d>
+                  <m:dPr>
+                    <m:begChr m:val="|"/>
+                    <m:endChr m:val=""/>
+                    <m:ctrlPr>
+                      <w:rPr>
+                        <w:rFonts w:ascii="Cambria Math" w:hAnsi="Cambria Math" w:cs="Times New Roman"/>
+                        <w:i/>
+                        <w:lang w:val="en-FR"/>
+                      </w:rPr>
+                    </m:ctrlPr>
+                  </m:dPr>
+                  <m:e>
+                    <m:r>
+                      <w:rPr>
+                        <w:rFonts w:ascii="Cambria Math" w:hAnsi="Cambria Math" w:cs="Times New Roman"/>
+                        <w:lang w:val="en-FR"/>
+                      </w:rPr>
+                      <m:t>10</m:t>
+                    </m:r>
+                  </m:e>
+                </m:d>
+              </m:e>
+            </m:d>
+            <m:r>
+              <w:rPr>
+                <w:rFonts w:ascii="Cambria Math" w:hAnsi="Cambria Math" w:cs="Times New Roman"/>
+                <w:lang w:val="en-FR"/>
+              </w:rPr>
+              <m:t xml:space="preserve">, </m:t>
+            </m:r>
+            <m:d>
+              <m:dPr>
+                <m:begChr m:val=""/>
+                <m:endChr m:val="⟩"/>
+                <m:ctrlPr>
+                  <w:rPr>
+                    <w:rFonts w:ascii="Cambria Math" w:hAnsi="Cambria Math" w:cs="Times New Roman"/>
+                    <w:i/>
+                    <w:lang w:val="en-FR"/>
+                  </w:rPr>
+                </m:ctrlPr>
+              </m:dPr>
+              <m:e>
+                <m:d>
+                  <m:dPr>
+                    <m:begChr m:val="|"/>
+                    <m:endChr m:val=""/>
+                    <m:ctrlPr>
+                      <w:rPr>
+                        <w:rFonts w:ascii="Cambria Math" w:hAnsi="Cambria Math" w:cs="Times New Roman"/>
+                        <w:i/>
+                        <w:lang w:val="en-FR"/>
+                      </w:rPr>
+                    </m:ctrlPr>
+                  </m:dPr>
+                  <m:e>
+                    <m:r>
+                      <w:rPr>
+                        <w:rFonts w:ascii="Cambria Math" w:hAnsi="Cambria Math" w:cs="Times New Roman"/>
+                        <w:lang w:val="en-FR"/>
+                      </w:rPr>
+                      <m:t>11</m:t>
+                    </m:r>
+                  </m:e>
+                </m:d>
+              </m:e>
+            </m:d>
+          </m:e>
+        </m:d>
+      </m:oMath>
+      <w:r>
+        <w:rPr>
+          <w:rFonts w:ascii="Times New Roman" w:eastAsiaTheme="minorEastAsia" w:hAnsi="Times New Roman" w:cs="Times New Roman"/>
+          <w:lang w:val="en-FR"/>
+        </w:rPr>
+        <w:t>.</w:t>
+      </w:r>
+    </w:p>
+    <w:p>
+      <w:pPr>
+        <w:pStyle w:val="Heading2"/>
+      </w:pPr>
+      <w:bookmarkStart w:id="23" w:name="_Toc205548973"/>
+      <w:r>
+        <w:t>Implementing QAOA</w:t>
+      </w:r>
+      <w:bookmarkEnd w:id="23"/>
+    </w:p>
+    <w:p>
+      <w:pPr>
+        <w:rPr>
+          <w:lang w:val="en-FR"/>
+        </w:rPr>
+      </w:pPr>
+      <w:r>
+        <w:rPr>
+          <w:lang w:val="en-FR"/>
+        </w:rPr>
+        <w:t xml:space="preserve">The classical cost function </w:t>
+      </w:r>
+      <m:oMath>
+        <m:r>
+          <w:rPr>
+            <w:rFonts w:ascii="Cambria Math" w:hAnsi="Cambria Math"/>
+            <w:lang w:val="en-FR"/>
+          </w:rPr>
+          <m:t>C</m:t>
+        </m:r>
+      </m:oMath>
+      <w:r>
+        <w:rPr>
+          <w:lang w:val="en-FR"/>
+        </w:rPr>
+        <w:t xml:space="preserve"> previously </w:t>
+      </w:r>
+      <w:r>
+        <w:rPr>
+          <w:lang w:val="en-FR"/>
+        </w:rPr>
+        <w:t>derived the contains a constant term of +0</w:t>
+      </w:r>
+      <w:r>
+        <w:rPr>
+          <w:lang w:val="en-FR"/>
+        </w:rPr>
+        <w:t>.6</w:t>
+      </w:r>
+      <w:r>
+        <w:rPr>
+          <w:lang w:val="en-FR"/>
+        </w:rPr>
+        <w:t>, which can be discarded for the purposes of QAOA implementation</w:t>
+      </w:r>
+      <w:r>
+        <w:rPr>
+          <w:lang w:val="en-FR"/>
+        </w:rPr>
+        <w:t>, as explained earlier</w:t>
+      </w:r>
+      <w:r>
+        <w:rPr>
+          <w:lang w:val="en-FR"/>
+        </w:rPr>
+        <w:t>. The relevant objective therefore reduces to:</w:t>
+      </w:r>
+    </w:p>
+    <w:p>
+      <w:pPr>
+        <w:rPr>
+          <w:lang w:val="en-FR"/>
+        </w:rPr>
+      </w:pPr>
+      <m:oMathPara>
+        <m:oMath>
+          <m:r>
+            <w:rPr>
+              <w:rFonts w:ascii="Cambria Math" w:hAnsi="Cambria Math"/>
+              <w:lang w:val="en-FR"/>
+            </w:rPr>
+            <m:t>min-0.8</m:t>
+          </m:r>
+          <m:sSub>
+            <m:sSubPr>
+              <m:ctrlPr>
+                <w:rPr>
+                  <w:rFonts w:ascii="Cambria Math" w:hAnsi="Cambria Math"/>
+                  <w:i/>
+                  <w:lang w:val="en-FR"/>
+                </w:rPr>
+              </m:ctrlPr>
+            </m:sSubPr>
+            <m:e>
+              <m:r>
+                <w:rPr>
+                  <w:rFonts w:ascii="Cambria Math" w:hAnsi="Cambria Math"/>
+                  <w:lang w:val="en-FR"/>
+                </w:rPr>
+                <m:t>x</m:t>
+              </m:r>
+            </m:e>
+            <m:sub>
+              <m:r>
+                <w:rPr>
+                  <w:rFonts w:ascii="Cambria Math" w:hAnsi="Cambria Math"/>
+                  <w:lang w:val="en-FR"/>
+                </w:rPr>
+                <m:t>0</m:t>
+              </m:r>
+            </m:sub>
+          </m:sSub>
+          <m:r>
+            <w:rPr>
+              <w:rFonts w:ascii="Cambria Math" w:hAnsi="Cambria Math"/>
+              <w:lang w:val="en-FR"/>
+            </w:rPr>
+            <m:t>-0.8</m:t>
+          </m:r>
+          <m:sSub>
+            <m:sSubPr>
+              <m:ctrlPr>
+                <w:rPr>
+                  <w:rFonts w:ascii="Cambria Math" w:hAnsi="Cambria Math"/>
+                  <w:i/>
+                  <w:lang w:val="en-FR"/>
+                </w:rPr>
+              </m:ctrlPr>
+            </m:sSubPr>
+            <m:e>
+              <m:r>
+                <w:rPr>
+                  <w:rFonts w:ascii="Cambria Math" w:hAnsi="Cambria Math"/>
+                  <w:lang w:val="en-FR"/>
+                </w:rPr>
+                <m:t>x</m:t>
+              </m:r>
+            </m:e>
+            <m:sub>
+              <m:r>
+                <w:rPr>
+                  <w:rFonts w:ascii="Cambria Math" w:hAnsi="Cambria Math"/>
+                  <w:lang w:val="en-FR"/>
+                </w:rPr>
+                <m:t>1</m:t>
+              </m:r>
+            </m:sub>
+          </m:sSub>
+        </m:oMath>
+      </m:oMathPara>
+    </w:p>
+    <w:p>
+      <w:pPr>
+        <w:rPr>
+          <w:lang w:val="en-FR"/>
+        </w:rPr>
+      </w:pPr>
+      <w:r>
+        <w:rPr>
+          <w:lang w:val="en-FR"/>
+        </w:rPr>
+        <w:t xml:space="preserve">In order to express this objective in quantum mechanical form, each binary variable </w:t>
+      </w:r>
+      <m:oMath>
+        <m:sSub>
+          <m:sSubPr>
+            <m:ctrlPr>
+              <w:rPr>
+                <w:rFonts w:ascii="Cambria Math" w:hAnsi="Cambria Math"/>
+                <w:i/>
+              </w:rPr>
+            </m:ctrlPr>
+          </m:sSubPr>
+          <m:e>
+            <m:r>
+              <w:rPr>
+                <w:rFonts w:ascii="Cambria Math" w:hAnsi="Cambria Math"/>
+              </w:rPr>
+              <m:t>x</m:t>
+            </m:r>
+          </m:e>
+          <m:sub>
+            <m:r>
+              <w:rPr>
+                <w:rFonts w:ascii="Cambria Math" w:hAnsi="Cambria Math"/>
+              </w:rPr>
+              <m:t>i</m:t>
+            </m:r>
+          </m:sub>
+        </m:sSub>
+        <m:r>
+          <w:rPr>
+            <w:rFonts w:ascii="Cambria Math" w:hAnsi="Cambria Math"/>
+          </w:rPr>
+          <m:t>∈</m:t>
+        </m:r>
+        <m:d>
+          <m:dPr>
+            <m:begChr m:val="{"/>
+            <m:endChr m:val="}"/>
+            <m:ctrlPr>
+              <w:rPr>
+                <w:rFonts w:ascii="Cambria Math" w:hAnsi="Cambria Math"/>
+                <w:i/>
+              </w:rPr>
+            </m:ctrlPr>
+          </m:dPr>
+          <m:e>
+            <m:r>
+              <w:rPr>
+                <w:rFonts w:ascii="Cambria Math" w:hAnsi="Cambria Math"/>
+              </w:rPr>
+              <m:t>0, 1</m:t>
+            </m:r>
+          </m:e>
+        </m:d>
+      </m:oMath>
+      <w:r>
+        <w:rPr>
+          <w:lang w:val="en-FR"/>
+        </w:rPr>
+        <w:t xml:space="preserve"> is mapped to a Pauli-Z operator using the standard transformation</w:t>
+      </w:r>
+      <w:r>
+        <w:rPr>
+          <w:lang w:val="en-FR"/>
+        </w:rPr>
+        <w:t xml:space="preserve"> </w:t>
+      </w:r>
+      <m:oMath>
+        <m:sSub>
+          <m:sSubPr>
+            <m:ctrlPr>
+              <w:rPr>
+                <w:rFonts w:ascii="Cambria Math" w:hAnsi="Cambria Math"/>
+                <w:i/>
+              </w:rPr>
+            </m:ctrlPr>
+          </m:sSubPr>
+          <m:e>
+            <m:r>
+              <w:rPr>
+                <w:rFonts w:ascii="Cambria Math" w:hAnsi="Cambria Math"/>
+              </w:rPr>
+              <m:t>x</m:t>
+            </m:r>
+          </m:e>
+          <m:sub>
+            <m:r>
+              <w:rPr>
+                <w:rFonts w:ascii="Cambria Math" w:hAnsi="Cambria Math"/>
+              </w:rPr>
+              <m:t>i</m:t>
+            </m:r>
+          </m:sub>
+        </m:sSub>
+        <m:r>
+          <w:rPr>
+            <w:rFonts w:ascii="Cambria Math" w:hAnsi="Cambria Math"/>
+          </w:rPr>
+          <m:t>=</m:t>
+        </m:r>
+        <m:f>
+          <m:fPr>
+            <m:ctrlPr>
+              <w:rPr>
+                <w:rFonts w:ascii="Cambria Math" w:hAnsi="Cambria Math"/>
+                <w:i/>
+              </w:rPr>
+            </m:ctrlPr>
+          </m:fPr>
+          <m:num>
+            <m:r>
+              <w:rPr>
+                <w:rFonts w:ascii="Cambria Math" w:hAnsi="Cambria Math"/>
+              </w:rPr>
+              <m:t xml:space="preserve">1 - </m:t>
+            </m:r>
+            <m:sSub>
+              <m:sSubPr>
+                <m:ctrlPr>
+                  <w:rPr>
+                    <w:rFonts w:ascii="Cambria Math" w:hAnsi="Cambria Math"/>
+                    <w:i/>
+                  </w:rPr>
+                </m:ctrlPr>
+              </m:sSubPr>
+              <m:e>
+                <m:r>
+                  <w:rPr>
+                    <w:rFonts w:ascii="Cambria Math" w:hAnsi="Cambria Math"/>
+                  </w:rPr>
+                  <m:t>Z</m:t>
+                </m:r>
+              </m:e>
+              <m:sub>
+                <m:r>
+                  <w:rPr>
+                    <w:rFonts w:ascii="Cambria Math" w:hAnsi="Cambria Math"/>
+                  </w:rPr>
+                  <m:t>i</m:t>
+                </m:r>
+              </m:sub>
+            </m:sSub>
+          </m:num>
+          <m:den>
+            <m:r>
+              <w:rPr>
+                <w:rFonts w:ascii="Cambria Math" w:hAnsi="Cambria Math"/>
+              </w:rPr>
+              <m:t>2</m:t>
+            </m:r>
+          </m:den>
+        </m:f>
+      </m:oMath>
+      <w:r>
+        <w:rPr>
+          <w:rFonts w:eastAsiaTheme="minorEastAsia"/>
+        </w:rPr>
+        <w:t xml:space="preserve">, </w:t>
+      </w:r>
+      <w:r>
+        <w:rPr>
+          <w:lang w:val="en-FR"/>
+        </w:rPr>
+        <w:t xml:space="preserve">where </w:t>
+      </w:r>
+      <m:oMath>
+        <m:sSub>
+          <m:sSubPr>
+            <m:ctrlPr>
+              <w:rPr>
+                <w:rFonts w:ascii="Cambria Math" w:hAnsi="Cambria Math"/>
+                <w:i/>
+                <w:lang w:val="en-FR"/>
+              </w:rPr>
+            </m:ctrlPr>
+          </m:sSubPr>
+          <m:e>
+            <m:r>
+              <w:rPr>
+                <w:rFonts w:ascii="Cambria Math" w:hAnsi="Cambria Math"/>
+                <w:lang w:val="en-FR"/>
+              </w:rPr>
+              <m:t>Z</m:t>
+            </m:r>
+          </m:e>
+          <m:sub>
+            <m:r>
+              <w:rPr>
+                <w:rFonts w:ascii="Cambria Math" w:hAnsi="Cambria Math"/>
+                <w:lang w:val="en-FR"/>
+              </w:rPr>
+              <m:t>i</m:t>
+            </m:r>
+          </m:sub>
+        </m:sSub>
+      </m:oMath>
+      <w:r>
+        <w:rPr>
+          <w:lang w:val="en-FR"/>
+        </w:rPr>
+        <w:t xml:space="preserve"> acts on qubit </w:t>
+      </w:r>
+      <m:oMath>
+        <m:r>
+          <w:rPr>
+            <w:rFonts w:ascii="Cambria Math" w:hAnsi="Cambria Math"/>
+            <w:lang w:val="en-FR"/>
+          </w:rPr>
+          <m:t>i</m:t>
+        </m:r>
+      </m:oMath>
+      <w:r>
+        <w:rPr>
+          <w:lang w:val="en-FR"/>
+        </w:rPr>
+        <w:t>. Substituting this into the reduced cost function yields</w:t>
+      </w:r>
+      <w:r>
+        <w:rPr>
+          <w:lang w:val="en-FR"/>
+        </w:rPr>
+        <w:t xml:space="preserve"> </w:t>
+      </w:r>
+    </w:p>
+    <w:p>
+      <w:pPr>
         <w:jc w:val="center"/>
-      </w:pPr>
-      <w:r>
+        <w:rPr>
+          <w:lang w:val="en-FR"/>
+        </w:rPr>
+      </w:pPr>
+      <m:oMath>
+        <m:r>
+          <w:rPr>
+            <w:rFonts w:ascii="Cambria Math" w:hAnsi="Cambria Math"/>
+            <w:lang w:val="en-FR"/>
+          </w:rPr>
+          <m:t>-0.8</m:t>
+        </m:r>
+        <m:sSub>
+          <m:sSubPr>
+            <m:ctrlPr>
+              <w:rPr>
+                <w:rFonts w:ascii="Cambria Math" w:hAnsi="Cambria Math"/>
+                <w:i/>
+                <w:lang w:val="en-FR"/>
+              </w:rPr>
+            </m:ctrlPr>
+          </m:sSubPr>
+          <m:e>
+            <m:r>
+              <w:rPr>
+                <w:rFonts w:ascii="Cambria Math" w:hAnsi="Cambria Math"/>
+                <w:lang w:val="en-FR"/>
+              </w:rPr>
+              <m:t>x</m:t>
+            </m:r>
+          </m:e>
+          <m:sub>
+            <m:r>
+              <w:rPr>
+                <w:rFonts w:ascii="Cambria Math" w:hAnsi="Cambria Math"/>
+                <w:lang w:val="en-FR"/>
+              </w:rPr>
+              <m:t>i</m:t>
+            </m:r>
+          </m:sub>
+        </m:sSub>
+        <m:r>
+          <w:rPr>
+            <w:rFonts w:ascii="Cambria Math" w:hAnsi="Cambria Math"/>
+            <w:lang w:val="en-FR"/>
+          </w:rPr>
+          <m:t xml:space="preserve"> = -0.8 </m:t>
+        </m:r>
+        <m:f>
+          <m:fPr>
+            <m:ctrlPr>
+              <w:rPr>
+                <w:rFonts w:ascii="Cambria Math" w:hAnsi="Cambria Math"/>
+                <w:i/>
+              </w:rPr>
+            </m:ctrlPr>
+          </m:fPr>
+          <m:num>
+            <m:r>
+              <w:rPr>
+                <w:rFonts w:ascii="Cambria Math" w:hAnsi="Cambria Math"/>
+              </w:rPr>
+              <m:t xml:space="preserve">1 - </m:t>
+            </m:r>
+            <m:sSub>
+              <m:sSubPr>
+                <m:ctrlPr>
+                  <w:rPr>
+                    <w:rFonts w:ascii="Cambria Math" w:hAnsi="Cambria Math"/>
+                    <w:i/>
+                  </w:rPr>
+                </m:ctrlPr>
+              </m:sSubPr>
+              <m:e>
+                <m:r>
+                  <w:rPr>
+                    <w:rFonts w:ascii="Cambria Math" w:hAnsi="Cambria Math"/>
+                  </w:rPr>
+                  <m:t>Z</m:t>
+                </m:r>
+              </m:e>
+              <m:sub>
+                <m:r>
+                  <w:rPr>
+                    <w:rFonts w:ascii="Cambria Math" w:hAnsi="Cambria Math"/>
+                  </w:rPr>
+                  <m:t>i</m:t>
+                </m:r>
+              </m:sub>
+            </m:sSub>
+          </m:num>
+          <m:den>
+            <m:r>
+              <w:rPr>
+                <w:rFonts w:ascii="Cambria Math" w:hAnsi="Cambria Math"/>
+              </w:rPr>
+              <m:t>2</m:t>
+            </m:r>
+          </m:den>
+        </m:f>
+        <m:r>
+          <w:rPr>
+            <w:rFonts w:ascii="Cambria Math" w:hAnsi="Cambria Math"/>
+            <w:lang w:val="en-FR"/>
+          </w:rPr>
+          <m:t xml:space="preserve"> = -0.4 + 0.4</m:t>
+        </m:r>
+        <m:sSub>
+          <m:sSubPr>
+            <m:ctrlPr>
+              <w:rPr>
+                <w:rFonts w:ascii="Cambria Math" w:hAnsi="Cambria Math"/>
+                <w:i/>
+                <w:lang w:val="en-FR"/>
+              </w:rPr>
+            </m:ctrlPr>
+          </m:sSubPr>
+          <m:e>
+            <m:r>
+              <w:rPr>
+                <w:rFonts w:ascii="Cambria Math" w:hAnsi="Cambria Math"/>
+                <w:lang w:val="en-FR"/>
+              </w:rPr>
+              <m:t>Z</m:t>
+            </m:r>
+          </m:e>
+          <m:sub>
+            <m:r>
+              <w:rPr>
+                <w:rFonts w:ascii="Cambria Math" w:hAnsi="Cambria Math"/>
+                <w:lang w:val="en-FR"/>
+              </w:rPr>
+              <m:t>i</m:t>
+            </m:r>
+          </m:sub>
+        </m:sSub>
+      </m:oMath>
+      <w:r>
+        <w:rPr>
+          <w:lang w:val="en-FR"/>
+        </w:rPr>
+        <w:t>,</w:t>
+      </w:r>
+    </w:p>
+    <w:p>
+      <w:pPr>
+        <w:rPr>
+          <w:lang w:val="en-FR"/>
+        </w:rPr>
+      </w:pPr>
+      <w:r>
+        <w:rPr>
+          <w:lang w:val="en-FR"/>
+        </w:rPr>
+        <w:t>so that the overall cost Hamiltonian</w:t>
+      </w:r>
+      <w:r>
+        <w:rPr>
+          <w:lang w:val="en-FR"/>
+        </w:rPr>
+        <w:t xml:space="preserve"> </w:t>
+      </w:r>
+      <m:oMath>
+        <m:sSub>
+          <m:sSubPr>
+            <m:ctrlPr>
+              <w:rPr>
+                <w:rFonts w:ascii="Cambria Math" w:hAnsi="Cambria Math"/>
+                <w:i/>
+                <w:lang w:val="en-FR"/>
+              </w:rPr>
+            </m:ctrlPr>
+          </m:sSubPr>
+          <m:e>
+            <m:r>
+              <w:rPr>
+                <w:rFonts w:ascii="Cambria Math" w:hAnsi="Cambria Math"/>
+                <w:lang w:val="en-FR"/>
+              </w:rPr>
+              <m:t>H</m:t>
+            </m:r>
+          </m:e>
+          <m:sub>
+            <m:r>
+              <w:rPr>
+                <w:rFonts w:ascii="Cambria Math" w:hAnsi="Cambria Math"/>
+                <w:lang w:val="en-FR"/>
+              </w:rPr>
+              <m:t>C</m:t>
+            </m:r>
+          </m:sub>
+        </m:sSub>
+      </m:oMath>
+      <w:r>
+        <w:rPr>
+          <w:lang w:val="en-FR"/>
+        </w:rPr>
+        <w:t xml:space="preserve"> becomes:</w:t>
+      </w:r>
+    </w:p>
+    <w:p>
+      <w:pPr>
+        <w:rPr>
+          <w:lang w:val="en-FR"/>
+        </w:rPr>
+      </w:pPr>
+      <m:oMathPara>
+        <m:oMath>
+          <m:sSub>
+            <m:sSubPr>
+              <m:ctrlPr>
+                <w:rPr>
+                  <w:rFonts w:ascii="Cambria Math" w:hAnsi="Cambria Math"/>
+                  <w:i/>
+                  <w:lang w:val="en-FR"/>
+                </w:rPr>
+              </m:ctrlPr>
+            </m:sSubPr>
+            <m:e>
+              <m:r>
+                <w:rPr>
+                  <w:rFonts w:ascii="Cambria Math" w:hAnsi="Cambria Math"/>
+                  <w:lang w:val="en-FR"/>
+                </w:rPr>
+                <m:t>H</m:t>
+              </m:r>
+            </m:e>
+            <m:sub>
+              <m:r>
+                <w:rPr>
+                  <w:rFonts w:ascii="Cambria Math" w:hAnsi="Cambria Math"/>
+                  <w:lang w:val="en-FR"/>
+                </w:rPr>
+                <m:t>C</m:t>
+              </m:r>
+            </m:sub>
+          </m:sSub>
+          <m:r>
+            <w:rPr>
+              <w:rFonts w:ascii="Cambria Math" w:hAnsi="Cambria Math"/>
+              <w:lang w:val="en-FR"/>
+            </w:rPr>
+            <m:t>=0.4</m:t>
+          </m:r>
+          <m:sSub>
+            <m:sSubPr>
+              <m:ctrlPr>
+                <w:rPr>
+                  <w:rFonts w:ascii="Cambria Math" w:hAnsi="Cambria Math"/>
+                  <w:i/>
+                  <w:lang w:val="en-FR"/>
+                </w:rPr>
+              </m:ctrlPr>
+            </m:sSubPr>
+            <m:e>
+              <m:r>
+                <w:rPr>
+                  <w:rFonts w:ascii="Cambria Math" w:hAnsi="Cambria Math"/>
+                  <w:lang w:val="en-FR"/>
+                </w:rPr>
+                <m:t>Z</m:t>
+              </m:r>
+            </m:e>
+            <m:sub>
+              <m:r>
+                <w:rPr>
+                  <w:rFonts w:ascii="Cambria Math" w:hAnsi="Cambria Math"/>
+                  <w:lang w:val="en-FR"/>
+                </w:rPr>
+                <m:t>0</m:t>
+              </m:r>
+            </m:sub>
+          </m:sSub>
+          <m:r>
+            <w:rPr>
+              <w:rFonts w:ascii="Cambria Math" w:hAnsi="Cambria Math"/>
+              <w:lang w:val="en-FR"/>
+            </w:rPr>
+            <m:t>+0.4</m:t>
+          </m:r>
+          <m:sSub>
+            <m:sSubPr>
+              <m:ctrlPr>
+                <w:rPr>
+                  <w:rFonts w:ascii="Cambria Math" w:hAnsi="Cambria Math"/>
+                  <w:i/>
+                  <w:lang w:val="en-FR"/>
+                </w:rPr>
+              </m:ctrlPr>
+            </m:sSubPr>
+            <m:e>
+              <m:r>
+                <w:rPr>
+                  <w:rFonts w:ascii="Cambria Math" w:hAnsi="Cambria Math"/>
+                  <w:lang w:val="en-FR"/>
+                </w:rPr>
+                <m:t>Z</m:t>
+              </m:r>
+            </m:e>
+            <m:sub>
+              <m:r>
+                <w:rPr>
+                  <w:rFonts w:ascii="Cambria Math" w:hAnsi="Cambria Math"/>
+                  <w:lang w:val="en-FR"/>
+                </w:rPr>
+                <m:t>1</m:t>
+              </m:r>
+            </m:sub>
+          </m:sSub>
+        </m:oMath>
+      </m:oMathPara>
+    </w:p>
+    <w:p>
+      <w:pPr>
+        <w:rPr>
+          <w:lang w:val="en-FR"/>
+        </w:rPr>
+      </w:pPr>
+      <w:r>
+        <w:rPr>
+          <w:lang w:val="en-FR"/>
+        </w:rPr>
+        <w:t>This diagonal operator assigns an energy penalty proportional to the spin alignment along the Z-axis, thus encoding the objective function in quantum terms.</w:t>
+      </w:r>
+      <w:r>
+        <w:rPr>
+          <w:lang w:val="en-FR"/>
+        </w:rPr>
+        <w:t xml:space="preserve"> </w:t>
+      </w:r>
+      <w:r>
+        <w:rPr>
+          <w:lang w:val="en-FR"/>
+        </w:rPr>
+        <w:t>To enable exploration of the search space, the Quantum Approximate Optimi</w:t>
+      </w:r>
+      <w:r>
+        <w:rPr>
+          <w:lang w:val="en-FR"/>
+        </w:rPr>
+        <w:t>s</w:t>
+      </w:r>
+      <w:r>
+        <w:rPr>
+          <w:lang w:val="en-FR"/>
+        </w:rPr>
+        <w:t xml:space="preserve">ation Algorithm employs a mixer </w:t>
+      </w:r>
+      <w:r>
+        <w:rPr>
+          <w:lang w:val="en-FR"/>
+        </w:rPr>
+        <w:lastRenderedPageBreak/>
+        <w:t>Hamiltonian. For unconstrained binary optimisation, the standard choice is the transverse-field operator:</w:t>
+      </w:r>
+    </w:p>
+    <w:p>
+      <w:pPr>
+        <w:rPr>
+          <w:lang w:val="en-FR"/>
+        </w:rPr>
+      </w:pPr>
+      <m:oMathPara>
+        <m:oMath>
+          <m:sSub>
+            <m:sSubPr>
+              <m:ctrlPr>
+                <w:rPr>
+                  <w:rFonts w:ascii="Cambria Math" w:hAnsi="Cambria Math"/>
+                  <w:i/>
+                  <w:lang w:val="en-FR"/>
+                </w:rPr>
+              </m:ctrlPr>
+            </m:sSubPr>
+            <m:e>
+              <m:r>
+                <w:rPr>
+                  <w:rFonts w:ascii="Cambria Math" w:hAnsi="Cambria Math"/>
+                  <w:lang w:val="en-FR"/>
+                </w:rPr>
+                <m:t>H</m:t>
+              </m:r>
+            </m:e>
+            <m:sub>
+              <m:r>
+                <w:rPr>
+                  <w:rFonts w:ascii="Cambria Math" w:hAnsi="Cambria Math"/>
+                  <w:lang w:val="en-FR"/>
+                </w:rPr>
+                <m:t>M</m:t>
+              </m:r>
+            </m:sub>
+          </m:sSub>
+          <m:r>
+            <w:rPr>
+              <w:rFonts w:ascii="Cambria Math" w:hAnsi="Cambria Math"/>
+              <w:lang w:val="en-FR"/>
+            </w:rPr>
+            <m:t>=</m:t>
+          </m:r>
+          <m:sSub>
+            <m:sSubPr>
+              <m:ctrlPr>
+                <w:rPr>
+                  <w:rFonts w:ascii="Cambria Math" w:hAnsi="Cambria Math"/>
+                  <w:i/>
+                  <w:lang w:val="en-FR"/>
+                </w:rPr>
+              </m:ctrlPr>
+            </m:sSubPr>
+            <m:e>
+              <m:r>
+                <w:rPr>
+                  <w:rFonts w:ascii="Cambria Math" w:hAnsi="Cambria Math"/>
+                  <w:lang w:val="en-FR"/>
+                </w:rPr>
+                <m:t>X</m:t>
+              </m:r>
+            </m:e>
+            <m:sub>
+              <m:r>
+                <w:rPr>
+                  <w:rFonts w:ascii="Cambria Math" w:hAnsi="Cambria Math"/>
+                  <w:lang w:val="en-FR"/>
+                </w:rPr>
+                <m:t>0</m:t>
+              </m:r>
+            </m:sub>
+          </m:sSub>
+          <m:r>
+            <w:rPr>
+              <w:rFonts w:ascii="Cambria Math" w:hAnsi="Cambria Math"/>
+              <w:lang w:val="en-FR"/>
+            </w:rPr>
+            <m:t>+</m:t>
+          </m:r>
+          <m:sSub>
+            <m:sSubPr>
+              <m:ctrlPr>
+                <w:rPr>
+                  <w:rFonts w:ascii="Cambria Math" w:hAnsi="Cambria Math"/>
+                  <w:i/>
+                  <w:lang w:val="en-FR"/>
+                </w:rPr>
+              </m:ctrlPr>
+            </m:sSubPr>
+            <m:e>
+              <m:r>
+                <w:rPr>
+                  <w:rFonts w:ascii="Cambria Math" w:hAnsi="Cambria Math"/>
+                  <w:lang w:val="en-FR"/>
+                </w:rPr>
+                <m:t>X</m:t>
+              </m:r>
+            </m:e>
+            <m:sub>
+              <m:r>
+                <w:rPr>
+                  <w:rFonts w:ascii="Cambria Math" w:hAnsi="Cambria Math"/>
+                  <w:lang w:val="en-FR"/>
+                </w:rPr>
+                <m:t>1</m:t>
+              </m:r>
+            </m:sub>
+          </m:sSub>
+        </m:oMath>
+      </m:oMathPara>
+    </w:p>
+    <w:p>
+      <w:pPr>
+        <w:rPr>
+          <w:lang w:val="en-FR"/>
+        </w:rPr>
+      </w:pPr>
+      <w:r>
+        <w:rPr>
+          <w:lang w:val="en-FR"/>
+        </w:rPr>
+        <w:t xml:space="preserve">where </w:t>
+      </w:r>
+      <m:oMath>
+        <m:sSub>
+          <m:sSubPr>
+            <m:ctrlPr>
+              <w:rPr>
+                <w:rFonts w:ascii="Cambria Math" w:hAnsi="Cambria Math"/>
+                <w:i/>
+                <w:lang w:val="en-FR"/>
+              </w:rPr>
+            </m:ctrlPr>
+          </m:sSubPr>
+          <m:e>
+            <m:r>
+              <w:rPr>
+                <w:rFonts w:ascii="Cambria Math" w:hAnsi="Cambria Math"/>
+                <w:lang w:val="en-FR"/>
+              </w:rPr>
+              <m:t>X</m:t>
+            </m:r>
+          </m:e>
+          <m:sub>
+            <m:r>
+              <w:rPr>
+                <w:rFonts w:ascii="Cambria Math" w:hAnsi="Cambria Math"/>
+                <w:lang w:val="en-FR"/>
+              </w:rPr>
+              <m:t>i</m:t>
+            </m:r>
+          </m:sub>
+        </m:sSub>
+      </m:oMath>
+      <w:r>
+        <w:rPr>
+          <w:lang w:val="en-FR"/>
+        </w:rPr>
+        <w:t xml:space="preserve"> is the Pauli-X operator acting on qubit </w:t>
+      </w:r>
+      <m:oMath>
+        <m:r>
+          <w:rPr>
+            <w:rFonts w:ascii="Cambria Math" w:hAnsi="Cambria Math"/>
+            <w:lang w:val="en-FR"/>
+          </w:rPr>
+          <m:t>i</m:t>
+        </m:r>
+      </m:oMath>
+      <w:r>
+        <w:rPr>
+          <w:lang w:val="en-FR"/>
+        </w:rPr>
+        <w:t>. This Hamiltonian generates bit-flip dynamics, allowing superposition states to evolve across different computational basis states during the optimisation process.</w:t>
+      </w:r>
+    </w:p>
+    <w:p>
+      <w:pPr>
+        <w:rPr>
+          <w:rFonts w:eastAsiaTheme="minorEastAsia"/>
+        </w:rPr>
+      </w:pPr>
+      <w:r>
+        <w:rPr>
+          <w:lang w:val="en-FR"/>
+        </w:rPr>
+        <w:t xml:space="preserve">The QAOA procedure begins with the uniform superposition state </w:t>
+      </w:r>
+      <m:oMath>
+        <m:sSup>
+          <m:sSupPr>
+            <m:ctrlPr>
+              <w:rPr>
+                <w:rStyle w:val="s1"/>
+                <w:rFonts w:ascii="Cambria Math" w:eastAsiaTheme="majorEastAsia" w:hAnsi="Cambria Math"/>
+                <w:i/>
+              </w:rPr>
+            </m:ctrlPr>
+          </m:sSupPr>
+          <m:e>
+            <m:d>
+              <m:dPr>
+                <m:begChr m:val=""/>
+                <m:endChr m:val="⟩"/>
+                <m:ctrlPr>
+                  <w:rPr>
+                    <w:rStyle w:val="s1"/>
+                    <w:rFonts w:ascii="Cambria Math" w:eastAsiaTheme="majorEastAsia" w:hAnsi="Cambria Math"/>
+                    <w:i/>
+                  </w:rPr>
+                </m:ctrlPr>
+              </m:dPr>
+              <m:e>
+                <m:d>
+                  <m:dPr>
+                    <m:begChr m:val="|"/>
+                    <m:endChr m:val=""/>
+                    <m:ctrlPr>
+                      <w:rPr>
+                        <w:rStyle w:val="s1"/>
+                        <w:rFonts w:ascii="Cambria Math" w:eastAsiaTheme="majorEastAsia" w:hAnsi="Cambria Math"/>
+                        <w:i/>
+                      </w:rPr>
+                    </m:ctrlPr>
+                  </m:dPr>
+                  <m:e>
+                    <m:r>
+                      <m:rPr>
+                        <m:sty m:val="p"/>
+                      </m:rPr>
+                      <w:rPr>
+                        <w:rStyle w:val="s1"/>
+                        <w:rFonts w:ascii="Cambria Math" w:eastAsiaTheme="majorEastAsia" w:hAnsi="Cambria Math"/>
+                      </w:rPr>
+                      <m:t>+</m:t>
+                    </m:r>
+                  </m:e>
+                </m:d>
+              </m:e>
+            </m:d>
+          </m:e>
+          <m:sup>
+            <m:r>
+              <w:rPr>
+                <w:rStyle w:val="s1"/>
+                <w:rFonts w:ascii="Cambria Math" w:eastAsiaTheme="majorEastAsia" w:hAnsi="Cambria Math"/>
+              </w:rPr>
+              <m:t>⊗n</m:t>
+            </m:r>
+          </m:sup>
+        </m:sSup>
+      </m:oMath>
+      <w:r>
+        <w:rPr>
+          <w:lang w:val="en-FR"/>
+        </w:rPr>
+        <w:t>, obtained by applying Hadamard gates to both qubits. For a single QAOA layer (</w:t>
+      </w:r>
+      <m:oMath>
+        <m:r>
+          <w:rPr>
+            <w:rFonts w:ascii="Cambria Math" w:hAnsi="Cambria Math"/>
+            <w:lang w:val="en-FR"/>
+          </w:rPr>
+          <m:t>p=1</m:t>
+        </m:r>
+      </m:oMath>
+      <w:r>
+        <w:rPr>
+          <w:lang w:val="en-FR"/>
+        </w:rPr>
+        <w:t xml:space="preserve">), the variational </w:t>
+      </w:r>
+      <w:r>
+        <w:rPr>
+          <w:i/>
+          <w:iCs/>
+          <w:lang w:val="en-FR"/>
+        </w:rPr>
+        <w:t>ansatz</w:t>
+      </w:r>
+      <w:r>
+        <w:rPr>
+          <w:lang w:val="en-FR"/>
+        </w:rPr>
+        <w:t xml:space="preserve"> is prepared by applying first the cost Hamiltonian unitary </w:t>
+      </w:r>
+      <m:oMath>
+        <m:sSup>
+          <m:sSupPr>
+            <m:ctrlPr>
+              <w:rPr>
+                <w:rFonts w:ascii="Cambria Math" w:eastAsiaTheme="minorEastAsia" w:hAnsi="Cambria Math"/>
+                <w:i/>
+              </w:rPr>
+            </m:ctrlPr>
+          </m:sSupPr>
+          <m:e>
+            <m:r>
+              <w:rPr>
+                <w:rFonts w:ascii="Cambria Math" w:eastAsiaTheme="minorEastAsia" w:hAnsi="Cambria Math"/>
+              </w:rPr>
+              <m:t>e</m:t>
+            </m:r>
+          </m:e>
+          <m:sup>
+            <m:r>
+              <w:rPr>
+                <w:rFonts w:ascii="Cambria Math" w:eastAsiaTheme="minorEastAsia" w:hAnsi="Cambria Math"/>
+              </w:rPr>
+              <m:t>-iγ.</m:t>
+            </m:r>
+            <m:sSub>
+              <m:sSubPr>
+                <m:ctrlPr>
+                  <w:rPr>
+                    <w:rFonts w:ascii="Cambria Math" w:eastAsiaTheme="minorEastAsia" w:hAnsi="Cambria Math"/>
+                    <w:i/>
+                  </w:rPr>
+                </m:ctrlPr>
+              </m:sSubPr>
+              <m:e>
+                <m:r>
+                  <w:rPr>
+                    <w:rFonts w:ascii="Cambria Math" w:eastAsiaTheme="minorEastAsia" w:hAnsi="Cambria Math"/>
+                  </w:rPr>
+                  <m:t>H</m:t>
+                </m:r>
+              </m:e>
+              <m:sub>
+                <m:r>
+                  <w:rPr>
+                    <w:rFonts w:ascii="Cambria Math" w:eastAsiaTheme="minorEastAsia" w:hAnsi="Cambria Math"/>
+                  </w:rPr>
+                  <m:t>C</m:t>
+                </m:r>
+              </m:sub>
+            </m:sSub>
+          </m:sup>
+        </m:sSup>
+      </m:oMath>
+      <w:r>
+        <w:rPr>
+          <w:lang w:val="en-FR"/>
+        </w:rPr>
+        <w:t>, followed by the mixer Hamiltonian unitary</w:t>
+      </w:r>
+      <w:r>
+        <w:rPr>
+          <w:lang w:val="en-FR"/>
+        </w:rPr>
+        <w:t xml:space="preserve"> </w:t>
+      </w:r>
+      <m:oMath>
+        <m:sSup>
+          <m:sSupPr>
+            <m:ctrlPr>
+              <w:rPr>
+                <w:rFonts w:ascii="Cambria Math" w:eastAsiaTheme="minorEastAsia" w:hAnsi="Cambria Math"/>
+                <w:i/>
+              </w:rPr>
+            </m:ctrlPr>
+          </m:sSupPr>
+          <m:e>
+            <m:r>
+              <w:rPr>
+                <w:rFonts w:ascii="Cambria Math" w:eastAsiaTheme="minorEastAsia" w:hAnsi="Cambria Math"/>
+              </w:rPr>
+              <m:t>e</m:t>
+            </m:r>
+          </m:e>
+          <m:sup>
+            <m:r>
+              <w:rPr>
+                <w:rFonts w:ascii="Cambria Math" w:eastAsiaTheme="minorEastAsia" w:hAnsi="Cambria Math"/>
+              </w:rPr>
+              <m:t>-iα.</m:t>
+            </m:r>
+            <m:sSub>
+              <m:sSubPr>
+                <m:ctrlPr>
+                  <w:rPr>
+                    <w:rFonts w:ascii="Cambria Math" w:eastAsiaTheme="minorEastAsia" w:hAnsi="Cambria Math"/>
+                    <w:i/>
+                  </w:rPr>
+                </m:ctrlPr>
+              </m:sSubPr>
+              <m:e>
+                <m:r>
+                  <w:rPr>
+                    <w:rFonts w:ascii="Cambria Math" w:eastAsiaTheme="minorEastAsia" w:hAnsi="Cambria Math"/>
+                  </w:rPr>
+                  <m:t>H</m:t>
+                </m:r>
+              </m:e>
+              <m:sub>
+                <m:r>
+                  <w:rPr>
+                    <w:rFonts w:ascii="Cambria Math" w:eastAsiaTheme="minorEastAsia" w:hAnsi="Cambria Math"/>
+                  </w:rPr>
+                  <m:t>M</m:t>
+                </m:r>
+              </m:sub>
+            </m:sSub>
+          </m:sup>
+        </m:sSup>
+      </m:oMath>
+      <w:r>
+        <w:rPr>
+          <w:lang w:val="en-FR"/>
+        </w:rPr>
+        <w:t xml:space="preserve">, where </w:t>
+      </w:r>
+      <m:oMath>
+        <m:r>
+          <w:rPr>
+            <w:rFonts w:ascii="Cambria Math" w:hAnsi="Cambria Math"/>
+            <w:lang w:val="en-FR"/>
+          </w:rPr>
+          <m:t>γ</m:t>
+        </m:r>
+      </m:oMath>
+      <w:r>
+        <w:rPr>
+          <w:lang w:val="en-FR"/>
+        </w:rPr>
+        <w:t xml:space="preserve"> and </w:t>
+      </w:r>
+      <m:oMath>
+        <m:r>
+          <w:rPr>
+            <w:rFonts w:ascii="Cambria Math" w:hAnsi="Cambria Math"/>
+            <w:lang w:val="en-FR"/>
+          </w:rPr>
+          <m:t>α</m:t>
+        </m:r>
+      </m:oMath>
+      <w:r>
+        <w:rPr>
+          <w:lang w:val="en-FR"/>
+        </w:rPr>
+        <w:t xml:space="preserve"> are tunable parameters. The present work evaluates the cost function expectation value over a dense </w:t>
+      </w:r>
+      <m:oMath>
+        <m:r>
+          <w:rPr>
+            <w:rFonts w:ascii="Cambria Math" w:hAnsi="Cambria Math"/>
+            <w:lang w:val="en-FR"/>
+          </w:rPr>
+          <m:t>1000×1000</m:t>
+        </m:r>
+      </m:oMath>
+      <w:r>
+        <w:rPr>
+          <w:lang w:val="en-FR"/>
+        </w:rPr>
+        <w:t xml:space="preserve"> grid in the parameter domain </w:t>
+      </w:r>
+      <m:oMath>
+        <m:d>
+          <m:dPr>
+            <m:ctrlPr>
+              <w:rPr>
+                <w:rFonts w:ascii="Cambria Math" w:hAnsi="Cambria Math"/>
+                <w:i/>
+                <w:lang w:val="en-FR"/>
+              </w:rPr>
+            </m:ctrlPr>
+          </m:dPr>
+          <m:e>
+            <m:r>
+              <w:rPr>
+                <w:rFonts w:ascii="Cambria Math" w:hAnsi="Cambria Math"/>
+                <w:lang w:val="en-FR"/>
+              </w:rPr>
+              <m:t>γ, α</m:t>
+            </m:r>
+          </m:e>
+        </m:d>
+        <m:r>
+          <w:rPr>
+            <w:rFonts w:ascii="Cambria Math" w:hAnsi="Cambria Math"/>
+            <w:lang w:val="en-FR"/>
+          </w:rPr>
+          <m:t>∈[0, 2π]</m:t>
+        </m:r>
+      </m:oMath>
+      <w:r>
+        <w:rPr>
+          <w:lang w:val="en-FR"/>
+        </w:rPr>
+        <w:t xml:space="preserve">. This exhaustive search yields the energy surface of the problem, from which the optimal parameter pair </w:t>
+      </w:r>
+      <m:oMath>
+        <m:r>
+          <w:rPr>
+            <w:rFonts w:ascii="Cambria Math" w:hAnsi="Cambria Math"/>
+            <w:lang w:val="en-FR"/>
+          </w:rPr>
+          <m:t>(</m:t>
+        </m:r>
+        <m:sSup>
+          <m:sSupPr>
+            <m:ctrlPr>
+              <w:rPr>
+                <w:rFonts w:ascii="Cambria Math" w:hAnsi="Cambria Math"/>
+                <w:i/>
+                <w:lang w:val="en-FR"/>
+              </w:rPr>
+            </m:ctrlPr>
+          </m:sSupPr>
+          <m:e>
+            <m:r>
+              <w:rPr>
+                <w:rFonts w:ascii="Cambria Math" w:hAnsi="Cambria Math"/>
+                <w:lang w:val="en-FR"/>
+              </w:rPr>
+              <m:t>γ</m:t>
+            </m:r>
+          </m:e>
+          <m:sup>
+            <m:r>
+              <w:rPr>
+                <w:rFonts w:ascii="Cambria Math" w:hAnsi="Cambria Math"/>
+                <w:lang w:val="en-FR"/>
+              </w:rPr>
+              <m:t>*</m:t>
+            </m:r>
+          </m:sup>
+        </m:sSup>
+        <m:r>
+          <w:rPr>
+            <w:rFonts w:ascii="Cambria Math" w:hAnsi="Cambria Math"/>
+            <w:lang w:val="en-FR"/>
+          </w:rPr>
+          <m:t xml:space="preserve">, </m:t>
+        </m:r>
+        <m:sSup>
+          <m:sSupPr>
+            <m:ctrlPr>
+              <w:rPr>
+                <w:rFonts w:ascii="Cambria Math" w:hAnsi="Cambria Math"/>
+                <w:i/>
+                <w:lang w:val="en-FR"/>
+              </w:rPr>
+            </m:ctrlPr>
+          </m:sSupPr>
+          <m:e>
+            <m:r>
+              <w:rPr>
+                <w:rFonts w:ascii="Cambria Math" w:hAnsi="Cambria Math"/>
+                <w:lang w:val="en-FR"/>
+              </w:rPr>
+              <m:t>α</m:t>
+            </m:r>
+          </m:e>
+          <m:sup>
+            <m:r>
+              <w:rPr>
+                <w:rFonts w:ascii="Cambria Math" w:hAnsi="Cambria Math"/>
+                <w:lang w:val="en-FR"/>
+              </w:rPr>
+              <m:t>*</m:t>
+            </m:r>
+          </m:sup>
+        </m:sSup>
+        <m:r>
+          <w:rPr>
+            <w:rFonts w:ascii="Cambria Math" w:hAnsi="Cambria Math"/>
+            <w:lang w:val="en-FR"/>
+          </w:rPr>
+          <m:t>)</m:t>
+        </m:r>
+      </m:oMath>
+      <w:r>
+        <w:rPr>
+          <w:lang w:val="en-FR"/>
+        </w:rPr>
+        <w:t xml:space="preserve"> </w:t>
+      </w:r>
+      <w:r>
+        <w:rPr>
+          <w:lang w:val="en-FR"/>
+        </w:rPr>
+        <w:t>corresponding to the minimum expectation value is identified.</w:t>
+      </w:r>
+    </w:p>
+    <w:p>
+      <w:pPr>
         <w:rPr>
           <w:rFonts w:eastAsiaTheme="majorEastAsia"/>
+          <w:color w:val="0000CE"/>
+          <w:sz w:val="28"/>
+          <w:szCs w:val="28"/>
+          <w:lang w:val="en-FR"/>
+        </w:rPr>
+      </w:pPr>
+      <w:r>
+        <w:rPr>
+          <w:lang w:val="en-FR"/>
+        </w:rPr>
+        <w:t xml:space="preserve">Once the ground-state parameters are found, the corresponding quantum circuit is executed, and the output state is measured </w:t>
+      </w:r>
+      <w:r>
+        <w:rPr>
+          <w:lang w:val="en-FR"/>
+        </w:rPr>
+        <w:t>1000</w:t>
+      </w:r>
+      <w:r>
+        <w:rPr>
+          <w:lang w:val="en-FR"/>
+        </w:rPr>
+        <w:t xml:space="preserve"> times in the computational basis. The relative frequencies of the outcomes </w:t>
+      </w:r>
+      <m:oMath>
+        <m:d>
+          <m:dPr>
+            <m:begChr m:val="{"/>
+            <m:endChr m:val="}"/>
+            <m:ctrlPr>
+              <w:rPr>
+                <w:rFonts w:ascii="Cambria Math" w:hAnsi="Cambria Math" w:cs="Times New Roman"/>
+                <w:i/>
+                <w:lang w:val="en-FR"/>
+              </w:rPr>
+            </m:ctrlPr>
+          </m:dPr>
+          <m:e>
+            <m:d>
+              <m:dPr>
+                <m:begChr m:val=""/>
+                <m:endChr m:val="⟩"/>
+                <m:ctrlPr>
+                  <w:rPr>
+                    <w:rFonts w:ascii="Cambria Math" w:hAnsi="Cambria Math" w:cs="Times New Roman"/>
+                    <w:i/>
+                    <w:lang w:val="en-FR"/>
+                  </w:rPr>
+                </m:ctrlPr>
+              </m:dPr>
+              <m:e>
+                <m:d>
+                  <m:dPr>
+                    <m:begChr m:val="|"/>
+                    <m:endChr m:val=""/>
+                    <m:ctrlPr>
+                      <w:rPr>
+                        <w:rFonts w:ascii="Cambria Math" w:hAnsi="Cambria Math" w:cs="Times New Roman"/>
+                        <w:i/>
+                        <w:lang w:val="en-FR"/>
+                      </w:rPr>
+                    </m:ctrlPr>
+                  </m:dPr>
+                  <m:e>
+                    <m:r>
+                      <w:rPr>
+                        <w:rFonts w:ascii="Cambria Math" w:hAnsi="Cambria Math" w:cs="Times New Roman"/>
+                        <w:lang w:val="en-FR"/>
+                      </w:rPr>
+                      <m:t>00</m:t>
+                    </m:r>
+                  </m:e>
+                </m:d>
+              </m:e>
+            </m:d>
+            <m:r>
+              <w:rPr>
+                <w:rFonts w:ascii="Cambria Math" w:hAnsi="Cambria Math" w:cs="Times New Roman"/>
+                <w:lang w:val="en-FR"/>
+              </w:rPr>
+              <m:t xml:space="preserve">, </m:t>
+            </m:r>
+            <m:d>
+              <m:dPr>
+                <m:begChr m:val=""/>
+                <m:endChr m:val="⟩"/>
+                <m:ctrlPr>
+                  <w:rPr>
+                    <w:rFonts w:ascii="Cambria Math" w:hAnsi="Cambria Math" w:cs="Times New Roman"/>
+                    <w:i/>
+                    <w:lang w:val="en-FR"/>
+                  </w:rPr>
+                </m:ctrlPr>
+              </m:dPr>
+              <m:e>
+                <m:d>
+                  <m:dPr>
+                    <m:begChr m:val="|"/>
+                    <m:endChr m:val=""/>
+                    <m:ctrlPr>
+                      <w:rPr>
+                        <w:rFonts w:ascii="Cambria Math" w:hAnsi="Cambria Math" w:cs="Times New Roman"/>
+                        <w:i/>
+                        <w:lang w:val="en-FR"/>
+                      </w:rPr>
+                    </m:ctrlPr>
+                  </m:dPr>
+                  <m:e>
+                    <m:r>
+                      <w:rPr>
+                        <w:rFonts w:ascii="Cambria Math" w:hAnsi="Cambria Math" w:cs="Times New Roman"/>
+                        <w:lang w:val="en-FR"/>
+                      </w:rPr>
+                      <m:t>01</m:t>
+                    </m:r>
+                  </m:e>
+                </m:d>
+              </m:e>
+            </m:d>
+            <m:r>
+              <w:rPr>
+                <w:rFonts w:ascii="Cambria Math" w:hAnsi="Cambria Math" w:cs="Times New Roman"/>
+                <w:lang w:val="en-FR"/>
+              </w:rPr>
+              <m:t xml:space="preserve">, </m:t>
+            </m:r>
+            <m:d>
+              <m:dPr>
+                <m:begChr m:val=""/>
+                <m:endChr m:val="⟩"/>
+                <m:ctrlPr>
+                  <w:rPr>
+                    <w:rFonts w:ascii="Cambria Math" w:hAnsi="Cambria Math" w:cs="Times New Roman"/>
+                    <w:i/>
+                    <w:lang w:val="en-FR"/>
+                  </w:rPr>
+                </m:ctrlPr>
+              </m:dPr>
+              <m:e>
+                <m:d>
+                  <m:dPr>
+                    <m:begChr m:val="|"/>
+                    <m:endChr m:val=""/>
+                    <m:ctrlPr>
+                      <w:rPr>
+                        <w:rFonts w:ascii="Cambria Math" w:hAnsi="Cambria Math" w:cs="Times New Roman"/>
+                        <w:i/>
+                        <w:lang w:val="en-FR"/>
+                      </w:rPr>
+                    </m:ctrlPr>
+                  </m:dPr>
+                  <m:e>
+                    <m:r>
+                      <w:rPr>
+                        <w:rFonts w:ascii="Cambria Math" w:hAnsi="Cambria Math" w:cs="Times New Roman"/>
+                        <w:lang w:val="en-FR"/>
+                      </w:rPr>
+                      <m:t>10</m:t>
+                    </m:r>
+                  </m:e>
+                </m:d>
+              </m:e>
+            </m:d>
+            <m:r>
+              <w:rPr>
+                <w:rFonts w:ascii="Cambria Math" w:hAnsi="Cambria Math" w:cs="Times New Roman"/>
+                <w:lang w:val="en-FR"/>
+              </w:rPr>
+              <m:t xml:space="preserve">, </m:t>
+            </m:r>
+            <m:d>
+              <m:dPr>
+                <m:begChr m:val=""/>
+                <m:endChr m:val="⟩"/>
+                <m:ctrlPr>
+                  <w:rPr>
+                    <w:rFonts w:ascii="Cambria Math" w:hAnsi="Cambria Math" w:cs="Times New Roman"/>
+                    <w:i/>
+                    <w:lang w:val="en-FR"/>
+                  </w:rPr>
+                </m:ctrlPr>
+              </m:dPr>
+              <m:e>
+                <m:d>
+                  <m:dPr>
+                    <m:begChr m:val="|"/>
+                    <m:endChr m:val=""/>
+                    <m:ctrlPr>
+                      <w:rPr>
+                        <w:rFonts w:ascii="Cambria Math" w:hAnsi="Cambria Math" w:cs="Times New Roman"/>
+                        <w:i/>
+                        <w:lang w:val="en-FR"/>
+                      </w:rPr>
+                    </m:ctrlPr>
+                  </m:dPr>
+                  <m:e>
+                    <m:r>
+                      <w:rPr>
+                        <w:rFonts w:ascii="Cambria Math" w:hAnsi="Cambria Math" w:cs="Times New Roman"/>
+                        <w:lang w:val="en-FR"/>
+                      </w:rPr>
+                      <m:t>11</m:t>
+                    </m:r>
+                  </m:e>
+                </m:d>
+              </m:e>
+            </m:d>
+          </m:e>
+        </m:d>
+      </m:oMath>
+      <w:r>
+        <w:rPr>
+          <w:lang w:val="en-FR"/>
+        </w:rPr>
+        <w:t xml:space="preserve"> are then recorded, producing a measurement histogram</w:t>
+      </w:r>
+      <w:r>
+        <w:rPr>
+          <w:lang w:val="en-FR"/>
+        </w:rPr>
+        <w:t xml:space="preserve"> </w:t>
+      </w:r>
+      <w:r>
+        <w:rPr>
+          <w:lang w:val="en-FR"/>
+        </w:rPr>
+        <w:t>that reveals the dominant bitstring(s) associated with the optimal solution. This measurement distribution provides a direct classical interpretation of the quantum solution, enabling comparison with the known optimum from the classical formulation.</w:t>
+      </w:r>
+    </w:p>
+    <w:p>
+      <w:pPr>
+        <w:pStyle w:val="Heading2"/>
+        <w:spacing w:before="180" w:after="100"/>
+        <w:rPr>
+          <w:lang w:val="en-FR"/>
+        </w:rPr>
+      </w:pPr>
+      <w:bookmarkStart w:id="24" w:name="_Toc205548974"/>
+      <w:r>
+        <w:rPr>
+          <w:lang w:val="en-FR"/>
+        </w:rPr>
+        <w:t>Simulating quantum behaviour</w:t>
+      </w:r>
+      <w:bookmarkEnd w:id="24"/>
+    </w:p>
+    <w:p>
+      <w:pPr>
+        <w:spacing w:after="140"/>
+      </w:pPr>
+      <w:r>
+        <w:t xml:space="preserve">In this quantum simulation framework, the </w:t>
+      </w:r>
+      <w:r>
+        <w:rPr>
+          <w:rFonts w:ascii="Courier New" w:hAnsi="Courier New" w:cs="Courier New"/>
+        </w:rPr>
+        <w:t>Qbit</w:t>
+      </w:r>
+      <w:r>
+        <w:t xml:space="preserve"> and </w:t>
+      </w:r>
+      <w:r>
+        <w:rPr>
+          <w:rFonts w:ascii="Courier New" w:hAnsi="Courier New" w:cs="Courier New"/>
+        </w:rPr>
+        <w:t>Gate</w:t>
+      </w:r>
+      <w:r>
+        <w:t xml:space="preserve"> classes work in tandem to represent and manipulate quantum states through linear algebraic operations</w:t>
+      </w:r>
+      <w:r>
+        <w:t xml:space="preserve"> (see</w:t>
+      </w:r>
+      <w:r>
+        <w:t xml:space="preserve"> </w:t>
+      </w:r>
+      <w:r>
+        <w:fldChar w:fldCharType="begin"/>
+      </w:r>
+      <w:r>
+        <w:instrText xml:space="preserve"> REF _Ref205543126 \h </w:instrText>
+      </w:r>
+      <w:r>
+        <w:fldChar w:fldCharType="separate"/>
+      </w:r>
+      <w:r>
+        <w:t xml:space="preserve">Figure </w:t>
+      </w:r>
+      <w:r>
+        <w:rPr>
           <w:noProof/>
         </w:rPr>
+        <w:t>2</w:t>
+      </w:r>
+      <w:r>
+        <w:fldChar w:fldCharType="end"/>
+      </w:r>
+      <w:r>
+        <w:t xml:space="preserve">) </w:t>
+      </w:r>
+      <w:r>
+        <w:t xml:space="preserve">(note there is no misspelling here but a deliberate chose of the author to call a qubit a Qbit). A </w:t>
+      </w:r>
+      <w:r>
+        <w:rPr>
+          <w:rFonts w:ascii="Courier New" w:hAnsi="Courier New" w:cs="Courier New"/>
+        </w:rPr>
+        <w:t>Qbit</w:t>
+      </w:r>
+      <w:r>
+        <w:t xml:space="preserve"> object </w:t>
+      </w:r>
+      <w:r>
+        <w:t xml:space="preserve">models the state of an n-qubit register that can be described, as shown earlier, as a complex-valued state vector of length </w:t>
+      </w:r>
+      <m:oMath>
+        <m:sSup>
+          <m:sSupPr>
+            <m:ctrlPr>
+              <w:rPr>
+                <w:rFonts w:ascii="Cambria Math" w:hAnsi="Cambria Math"/>
+                <w:i/>
+              </w:rPr>
+            </m:ctrlPr>
+          </m:sSupPr>
+          <m:e>
+            <m:r>
+              <w:rPr>
+                <w:rFonts w:ascii="Cambria Math" w:hAnsi="Cambria Math"/>
+              </w:rPr>
+              <m:t>2</m:t>
+            </m:r>
+          </m:e>
+          <m:sup>
+            <m:r>
+              <w:rPr>
+                <w:rFonts w:ascii="Cambria Math" w:hAnsi="Cambria Math"/>
+              </w:rPr>
+              <m:t>n</m:t>
+            </m:r>
+          </m:sup>
+        </m:sSup>
+      </m:oMath>
+      <w:r>
+        <w:t xml:space="preserve">. It provides constructors for either creating a register in the default computational basis state </w:t>
+      </w:r>
+      <m:oMath>
+        <m:d>
+          <m:dPr>
+            <m:begChr m:val=""/>
+            <m:endChr m:val="⟩"/>
+            <m:ctrlPr>
+              <w:rPr>
+                <w:rFonts w:ascii="Cambria Math" w:hAnsi="Cambria Math"/>
+                <w:i/>
+              </w:rPr>
+            </m:ctrlPr>
+          </m:dPr>
+          <m:e>
+            <m:d>
+              <m:dPr>
+                <m:begChr m:val="|"/>
+                <m:endChr m:val=""/>
+                <m:ctrlPr>
+                  <w:rPr>
+                    <w:rFonts w:ascii="Cambria Math" w:hAnsi="Cambria Math"/>
+                    <w:i/>
+                  </w:rPr>
+                </m:ctrlPr>
+              </m:dPr>
+              <m:e>
+                <m:r>
+                  <w:rPr>
+                    <w:rFonts w:ascii="Cambria Math" w:hAnsi="Cambria Math"/>
+                  </w:rPr>
+                  <m:t>0…0</m:t>
+                </m:r>
+              </m:e>
+            </m:d>
+          </m:e>
+        </m:d>
+      </m:oMath>
+      <w:r>
+        <w:t xml:space="preserve"> or initialising it from an arbitrary state vector, ensuring normalisation. The class offers core functionality for quantum computation: a </w:t>
+      </w:r>
+      <w:r>
+        <w:rPr>
+          <w:rFonts w:ascii="Courier New" w:hAnsi="Courier New" w:cs="Courier New"/>
+        </w:rPr>
+        <w:t>measure</w:t>
+      </w:r>
+      <w:r>
+        <w:t xml:space="preserve"> method simulates projective measurement by probabilistically selecting a basis state according to the squared amplitudes, collapsing the state vector to the observed basis state; an </w:t>
+      </w:r>
+      <w:r>
+        <w:rPr>
+          <w:rFonts w:ascii="Courier New" w:hAnsi="Courier New" w:cs="Courier New"/>
+        </w:rPr>
+        <w:t>apply</w:t>
+      </w:r>
+      <w:r>
+        <w:t xml:space="preserve"> method multiplies the current state vector by the unitary matrix of a </w:t>
+      </w:r>
+      <w:r>
+        <w:rPr>
+          <w:rFonts w:ascii="Courier New" w:hAnsi="Courier New" w:cs="Courier New"/>
+        </w:rPr>
+        <w:t>Gate</w:t>
+      </w:r>
+      <w:r>
+        <w:t xml:space="preserve">, thereby evolving the system according to the gate’s definition; and a </w:t>
+      </w:r>
+      <w:r>
+        <w:rPr>
+          <w:rFonts w:ascii="Courier New" w:hAnsi="Courier New" w:cs="Courier New"/>
+        </w:rPr>
+        <w:t>print_state</w:t>
+      </w:r>
+      <w:r>
+        <w:t xml:space="preserve"> method outputs the non-zero components of the state in Dirac notation.</w:t>
+      </w:r>
+    </w:p>
+    <w:p>
+      <w:pPr>
+        <w:spacing w:after="140"/>
+        <w:rPr>
+          <w:noProof/>
+        </w:rPr>
+      </w:pPr>
+      <w:r>
+        <w:t xml:space="preserve">The </w:t>
+      </w:r>
+      <w:r>
+        <w:rPr>
+          <w:rFonts w:ascii="Courier New" w:hAnsi="Courier New" w:cs="Courier New"/>
+        </w:rPr>
+        <w:t>Gate</w:t>
+      </w:r>
+      <w:r>
+        <w:t xml:space="preserve"> class represents quantum gates as unitary matrices acting on </w:t>
+      </w:r>
+      <m:oMath>
+        <m:r>
+          <w:rPr>
+            <w:rFonts w:ascii="Cambria Math" w:hAnsi="Cambria Math"/>
+          </w:rPr>
+          <m:t>n</m:t>
+        </m:r>
+      </m:oMath>
+      <w:r>
+        <w:t xml:space="preserve"> qubits, internally stored as a two-dimensional vector of complex numbers. It can be constructed either from a specified number of qubits, producing a zero-initialised matrix of the appropriate dimension, or from an explicit matrix, in which case the dimension is validated to be a power of two, and the number of qubits is inferred. The class provides a variety of static factory methods for common quantum gates (Pauli-X, Pauli-Y, Pauli-Z, Hadamard, and single-qubit rotations around the X, Y, and Z axes), as well as methods to construct multi-qubit gates through </w:t>
+      </w:r>
+      <w:r>
+        <w:rPr>
+          <w:rFonts w:ascii="Courier New" w:hAnsi="Courier New" w:cs="Courier New"/>
+        </w:rPr>
+        <w:t>tensor</w:t>
+      </w:r>
+      <w:r>
+        <w:t xml:space="preserve"> products (</w:t>
+      </w:r>
+      <w:r>
+        <w:t>or Kronecker</w:t>
+      </w:r>
+      <w:r>
+        <w:t>) and to embed single-qubit gates into larger systems</w:t>
+      </w:r>
+      <w:r>
+        <w:t xml:space="preserve">, via </w:t>
+      </w:r>
+      <w:r>
+        <w:rPr>
+          <w:rFonts w:ascii="Courier New" w:hAnsi="Courier New" w:cs="Courier New"/>
+        </w:rPr>
+        <w:t>expand</w:t>
+      </w:r>
+      <w:r>
+        <w:t xml:space="preserve">. An </w:t>
+      </w:r>
+      <w:r>
+        <w:rPr>
+          <w:rFonts w:ascii="Courier New" w:hAnsi="Courier New" w:cs="Courier New"/>
+        </w:rPr>
+        <w:t>identity</w:t>
+      </w:r>
+      <w:r>
+        <w:t xml:space="preserve"> gate generator is also included. Last but not least, operator overloading allows matrix multiplication between two gates, facilitating the composition of quantum operations.</w:t>
+      </w:r>
+      <w:r>
+        <w:rPr>
+          <w:noProof/>
+        </w:rPr>
+        <w:t xml:space="preserve"> </w:t>
+      </w:r>
+    </w:p>
+    <w:p>
+      <w:pPr>
+        <w:keepNext/>
+        <w:spacing w:after="0"/>
+        <w:jc w:val="center"/>
+      </w:pPr>
+      <w:r>
+        <w:rPr>
+          <w:noProof/>
+        </w:rPr>
         <w:drawing>
-          <wp:inline distT="0" distB="0" distL="0" distR="0" wp14:anchorId="34BDD17F" wp14:editId="711AD531">
-            <wp:extent cx="2640330" cy="2306955"/>
-            <wp:effectExtent l="0" t="0" r="1270" b="4445"/>
-            <wp:docPr id="229650282" name="Picture 2" descr="A graph of a function&#10;&#10;AI-generated content may be incorrect."/>
+          <wp:inline distT="0" distB="0" distL="0" distR="0" wp14:anchorId="56C80A51" wp14:editId="7D2FE8D8">
+            <wp:extent cx="2670779" cy="1260000"/>
+            <wp:effectExtent l="0" t="0" r="0" b="0"/>
+            <wp:docPr id="1000394285" name="Picture 4" descr="A diagram of a computer code&#10;&#10;AI-generated content may be incorrect."/>
             <wp:cNvGraphicFramePr>
               <a:graphicFrameLocks xmlns:a="http://schemas.openxmlformats.org/drawingml/2006/main" noChangeAspect="1"/>
             </wp:cNvGraphicFramePr>
@@ -19884,11 +22982,11 @@
               <a:graphicData uri="http://schemas.openxmlformats.org/drawingml/2006/picture">
                 <pic:pic xmlns:pic="http://schemas.openxmlformats.org/drawingml/2006/picture">
                   <pic:nvPicPr>
-                    <pic:cNvPr id="229650282" name="Picture 2" descr="A graph of a function&#10;&#10;AI-generated content may be incorrect."/>
+                    <pic:cNvPr id="1000394285" name="Picture 4" descr="A diagram of a computer code&#10;&#10;AI-generated content may be incorrect."/>
                     <pic:cNvPicPr/>
                   </pic:nvPicPr>
                   <pic:blipFill>
-                    <a:blip r:embed="rId9" cstate="print">
+                    <a:blip r:embed="rId14" cstate="print">
                       <a:extLst>
                         <a:ext uri="{28A0092B-C50C-407E-A947-70E740481C1C}">
                           <a14:useLocalDpi xmlns:a14="http://schemas.microsoft.com/office/drawing/2010/main" val="0"/>
@@ -19902,7 +23000,7 @@
                   <pic:spPr>
                     <a:xfrm>
                       <a:off x="0" y="0"/>
-                      <a:ext cx="2640330" cy="2306955"/>
+                      <a:ext cx="2670779" cy="1260000"/>
                     </a:xfrm>
                     <a:prstGeom prst="rect">
                       <a:avLst/>
@@ -19917,28 +23015,905 @@
     </w:p>
     <w:p>
       <w:pPr>
-        <w:pStyle w:val="Heading1"/>
-      </w:pPr>
-      <w:r>
-        <w:t>Results and limitations</w:t>
+        <w:pStyle w:val="Caption"/>
+        <w:jc w:val="center"/>
+      </w:pPr>
+      <w:bookmarkStart w:id="25" w:name="_Ref205543126"/>
+      <w:r>
+        <w:t xml:space="preserve">Figure </w:t>
+      </w:r>
+      <w:r>
+        <w:fldChar w:fldCharType="begin"/>
+      </w:r>
+      <w:r>
+        <w:instrText xml:space="preserve"> SEQ Figure \* ARABIC </w:instrText>
+      </w:r>
+      <w:r>
+        <w:fldChar w:fldCharType="separate"/>
+      </w:r>
+      <w:r>
+        <w:rPr>
+          <w:noProof/>
+        </w:rPr>
+        <w:t>2</w:t>
+      </w:r>
+      <w:r>
+        <w:fldChar w:fldCharType="end"/>
+      </w:r>
+      <w:bookmarkEnd w:id="25"/>
+      <w:r>
+        <w:t>. Class diagram of the Quantum Simulator</w:t>
       </w:r>
     </w:p>
     <w:p>
-      <w:proofErr w:type="spellStart"/>
-      <w:r>
-        <w:t>blablb</w:t>
-      </w:r>
-      <w:proofErr w:type="spellEnd"/>
+      <w:r>
+        <w:lastRenderedPageBreak/>
+        <w:t xml:space="preserve">Interaction between the two classes occurs primarily through the </w:t>
+      </w:r>
+      <w:r>
+        <w:rPr>
+          <w:rFonts w:ascii="Courier New" w:hAnsi="Courier New" w:cs="Courier New"/>
+        </w:rPr>
+        <w:t>Qbit</w:t>
+      </w:r>
+      <w:r>
+        <w:rPr>
+          <w:rFonts w:ascii="Courier New" w:hAnsi="Courier New" w:cs="Courier New"/>
+        </w:rPr>
+        <w:t>::</w:t>
+      </w:r>
+      <w:r>
+        <w:rPr>
+          <w:rFonts w:ascii="Courier New" w:hAnsi="Courier New" w:cs="Courier New"/>
+        </w:rPr>
+        <w:t>apply</w:t>
+      </w:r>
+      <w:r>
+        <w:t xml:space="preserve"> method, which takes a </w:t>
+      </w:r>
+      <w:r>
+        <w:rPr>
+          <w:rFonts w:ascii="Courier New" w:hAnsi="Courier New" w:cs="Courier New"/>
+        </w:rPr>
+        <w:t>Gate</w:t>
+      </w:r>
+      <w:r>
+        <w:t xml:space="preserve"> as input, checks that the gate’s dimension matches the state vector’s </w:t>
+      </w:r>
+      <w:r>
+        <w:t>dimension and</w:t>
+      </w:r>
+      <w:r>
+        <w:t xml:space="preserve"> performs the matrix–vector multiplication to yield the new quantum state. This design cleanly separates concerns: </w:t>
+      </w:r>
+      <w:r>
+        <w:rPr>
+          <w:rFonts w:ascii="Courier New" w:hAnsi="Courier New" w:cs="Courier New"/>
+        </w:rPr>
+        <w:t>Gate</w:t>
+      </w:r>
+      <w:r>
+        <w:t xml:space="preserve"> encapsulates the mathematical description of quantum operations, while </w:t>
+      </w:r>
+      <w:r>
+        <w:rPr>
+          <w:rFonts w:ascii="Courier New" w:hAnsi="Courier New" w:cs="Courier New"/>
+        </w:rPr>
+        <w:t>Qbit</w:t>
+      </w:r>
+      <w:r>
+        <w:t xml:space="preserve"> maintains and evolves the state of the quantum register. Together, they form a minimal but extensible infrastructure for simulating quantum circuits, allowing complex gates to be built from primitives and applied sequentially to model quantum algorithms.</w:t>
+      </w:r>
+    </w:p>
+    <w:p>
+      <w:pPr>
+        <w:pStyle w:val="Heading1"/>
+        <w:jc w:val="left"/>
+      </w:pPr>
+      <w:bookmarkStart w:id="26" w:name="_Toc205548975"/>
+      <w:r>
+        <w:t>Results and limitations</w:t>
+      </w:r>
+      <w:bookmarkEnd w:id="26"/>
+    </w:p>
+    <w:p>
+      <w:pPr>
+        <w:spacing w:after="180"/>
+      </w:pPr>
+      <w:r>
+        <w:t xml:space="preserve">The simulation was executed on a parallel computing environment using MPI to perform a full two-dimensional grid search over the parameter space </w:t>
+      </w:r>
+      <m:oMath>
+        <m:r>
+          <w:rPr>
+            <w:rFonts w:ascii="Cambria Math" w:hAnsi="Cambria Math" w:cs="Times New Roman"/>
+            <w:lang w:val="en-FR"/>
+          </w:rPr>
+          <m:t>γ, α∈</m:t>
+        </m:r>
+        <m:d>
+          <m:dPr>
+            <m:begChr m:val="["/>
+            <m:endChr m:val="["/>
+            <m:ctrlPr>
+              <w:rPr>
+                <w:rFonts w:ascii="Cambria Math" w:hAnsi="Cambria Math" w:cs="Times New Roman"/>
+                <w:i/>
+                <w:lang w:val="en-FR"/>
+              </w:rPr>
+            </m:ctrlPr>
+          </m:dPr>
+          <m:e>
+            <m:r>
+              <w:rPr>
+                <w:rFonts w:ascii="Cambria Math" w:hAnsi="Cambria Math" w:cs="Times New Roman"/>
+                <w:lang w:val="en-FR"/>
+              </w:rPr>
+              <m:t>0, 2π</m:t>
+            </m:r>
+          </m:e>
+        </m:d>
+      </m:oMath>
+      <w:r>
+        <w:rPr>
+          <w:rFonts w:ascii="Times New Roman" w:hAnsi="Times New Roman" w:cs="Times New Roman"/>
+          <w:lang w:val="en-FR"/>
+        </w:rPr>
+        <w:t xml:space="preserve">, </w:t>
+      </w:r>
+      <w:r>
+        <w:t>discreti</w:t>
+      </w:r>
+      <w:r>
+        <w:t>s</w:t>
+      </w:r>
+      <w:r>
+        <w:t xml:space="preserve">ed into </w:t>
+      </w:r>
+      <m:oMath>
+        <m:r>
+          <w:rPr>
+            <w:rFonts w:ascii="Cambria Math" w:hAnsi="Cambria Math"/>
+          </w:rPr>
+          <m:t>1000×1000</m:t>
+        </m:r>
+      </m:oMath>
+      <w:r>
+        <w:t xml:space="preserve"> </w:t>
+      </w:r>
+      <w:r>
+        <w:t>evaluation points. For each parameter pair, the QAOA circuit was prepared, evolved according to the cost and mixer Hamiltonians, and its energy expectation value computed. This exhaustive computation enabled the construction of the complete energy surface, from which the global minimum could be visually identified.</w:t>
+      </w:r>
+    </w:p>
+    <w:p>
+      <w:pPr>
+        <w:spacing w:after="180"/>
+      </w:pPr>
+      <w:r>
+        <w:t xml:space="preserve">The resulting surface </w:t>
+      </w:r>
+      <w:r>
+        <w:t>(</w:t>
+      </w:r>
+      <w:r>
+        <w:fldChar w:fldCharType="begin"/>
+      </w:r>
+      <w:r>
+        <w:instrText xml:space="preserve"> REF _Ref206180622 \h </w:instrText>
+      </w:r>
+      <w:r>
+        <w:fldChar w:fldCharType="separate"/>
+      </w:r>
+      <w:r>
+        <w:t xml:space="preserve">Figure </w:t>
+      </w:r>
+      <w:r>
+        <w:rPr>
+          <w:noProof/>
+        </w:rPr>
+        <w:t>3</w:t>
+      </w:r>
+      <w:r>
+        <w:fldChar w:fldCharType="end"/>
+      </w:r>
+      <w:r>
+        <w:t xml:space="preserve">) </w:t>
+      </w:r>
+      <w:r>
+        <w:t xml:space="preserve">exhibited a single, well-defined basin corresponding to the lowest-energy configuration. MPI-based aggregation identified the optimal parameters with </w:t>
+      </w:r>
+      <m:oMath>
+        <m:r>
+          <w:rPr>
+            <w:rFonts w:ascii="Cambria Math" w:hAnsi="Cambria Math"/>
+          </w:rPr>
+          <m:t>γ≈1.962</m:t>
+        </m:r>
+      </m:oMath>
+      <w:r>
+        <w:t xml:space="preserve"> and </w:t>
+      </w:r>
+      <m:oMath>
+        <m:r>
+          <w:rPr>
+            <w:rFonts w:ascii="Cambria Math" w:hAnsi="Cambria Math"/>
+          </w:rPr>
+          <m:t>α≈5.497</m:t>
+        </m:r>
+      </m:oMath>
+      <w:r>
+        <w:t xml:space="preserve">, yielding a minimum energy of </w:t>
+      </w:r>
+      <m:oMath>
+        <m:sSub>
+          <m:sSubPr>
+            <m:ctrlPr>
+              <w:rPr>
+                <w:rFonts w:ascii="Cambria Math" w:hAnsi="Cambria Math"/>
+                <w:i/>
+              </w:rPr>
+            </m:ctrlPr>
+          </m:sSubPr>
+          <m:e>
+            <m:r>
+              <w:rPr>
+                <w:rFonts w:ascii="Cambria Math" w:hAnsi="Cambria Math"/>
+              </w:rPr>
+              <m:t>E</m:t>
+            </m:r>
+          </m:e>
+          <m:sub>
+            <m:r>
+              <w:rPr>
+                <w:rFonts w:ascii="Cambria Math" w:hAnsi="Cambria Math"/>
+              </w:rPr>
+              <m:t>min</m:t>
+            </m:r>
+          </m:sub>
+        </m:sSub>
+        <m:r>
+          <w:rPr>
+            <w:rFonts w:ascii="Cambria Math" w:hAnsi="Cambria Math"/>
+          </w:rPr>
+          <m:t>≈-0.799</m:t>
+        </m:r>
+      </m:oMath>
+      <w:r>
+        <w:t>. These parameters were then broadcast to all processes for the measurement phase.</w:t>
+      </w:r>
+    </w:p>
+    <w:p>
+      <w:pPr>
+        <w:spacing w:after="120"/>
+      </w:pPr>
+      <w:r>
+        <w:t>Using the optimal parameters, the state was measured 1000 times, with measurement responsibilities distributed evenly among the MPI processes and later reduced to rank 0. The resulting histogram</w:t>
+      </w:r>
+      <w:r>
+        <w:t xml:space="preserve"> (</w:t>
+      </w:r>
+      <w:r>
+        <w:fldChar w:fldCharType="begin"/>
+      </w:r>
+      <w:r>
+        <w:instrText xml:space="preserve"> REF _Ref205552041 \h </w:instrText>
+      </w:r>
+      <w:r>
+        <w:fldChar w:fldCharType="separate"/>
+      </w:r>
+      <w:r>
+        <w:t xml:space="preserve">Figure </w:t>
+      </w:r>
+      <w:r>
+        <w:rPr>
+          <w:noProof/>
+        </w:rPr>
+        <w:t>4</w:t>
+      </w:r>
+      <w:r>
+        <w:fldChar w:fldCharType="end"/>
+      </w:r>
+      <w:r>
+        <w:t>)</w:t>
+      </w:r>
+      <w:r>
+        <w:t xml:space="preserve"> showed an unambiguous dominance of the </w:t>
+      </w:r>
+      <m:oMath>
+        <m:d>
+          <m:dPr>
+            <m:begChr m:val=""/>
+            <m:endChr m:val="⟩"/>
+            <m:ctrlPr>
+              <w:rPr>
+                <w:rFonts w:ascii="Cambria Math" w:hAnsi="Cambria Math" w:cs="Times New Roman"/>
+                <w:i/>
+                <w:lang w:val="en-FR"/>
+              </w:rPr>
+            </m:ctrlPr>
+          </m:dPr>
+          <m:e>
+            <m:d>
+              <m:dPr>
+                <m:begChr m:val="|"/>
+                <m:endChr m:val=""/>
+                <m:ctrlPr>
+                  <w:rPr>
+                    <w:rFonts w:ascii="Cambria Math" w:hAnsi="Cambria Math" w:cs="Times New Roman"/>
+                    <w:i/>
+                    <w:lang w:val="en-FR"/>
+                  </w:rPr>
+                </m:ctrlPr>
+              </m:dPr>
+              <m:e>
+                <m:r>
+                  <w:rPr>
+                    <w:rFonts w:ascii="Cambria Math" w:hAnsi="Cambria Math" w:cs="Times New Roman"/>
+                    <w:lang w:val="en-FR"/>
+                  </w:rPr>
+                  <m:t>11</m:t>
+                </m:r>
+              </m:e>
+            </m:d>
+          </m:e>
+        </m:d>
+      </m:oMath>
+      <w:r>
+        <w:rPr>
+          <w:rFonts w:eastAsiaTheme="minorEastAsia"/>
+          <w:lang w:val="en-FR"/>
+        </w:rPr>
+        <w:t xml:space="preserve"> </w:t>
+      </w:r>
+      <w:r>
+        <w:t xml:space="preserve">state, consistent with the trivial structure of the cost Hamiltonian, which </w:t>
+      </w:r>
+      <w:r>
+        <w:t xml:space="preserve">favours configurations in which both qubits take the “1” value. The relative frequency of </w:t>
+      </w:r>
+      <m:oMath>
+        <m:d>
+          <m:dPr>
+            <m:begChr m:val=""/>
+            <m:endChr m:val="⟩"/>
+            <m:ctrlPr>
+              <w:rPr>
+                <w:rFonts w:ascii="Cambria Math" w:hAnsi="Cambria Math" w:cs="Times New Roman"/>
+                <w:i/>
+                <w:lang w:val="en-FR"/>
+              </w:rPr>
+            </m:ctrlPr>
+          </m:dPr>
+          <m:e>
+            <m:d>
+              <m:dPr>
+                <m:begChr m:val="|"/>
+                <m:endChr m:val=""/>
+                <m:ctrlPr>
+                  <w:rPr>
+                    <w:rFonts w:ascii="Cambria Math" w:hAnsi="Cambria Math" w:cs="Times New Roman"/>
+                    <w:i/>
+                    <w:lang w:val="en-FR"/>
+                  </w:rPr>
+                </m:ctrlPr>
+              </m:dPr>
+              <m:e>
+                <m:r>
+                  <w:rPr>
+                    <w:rFonts w:ascii="Cambria Math" w:hAnsi="Cambria Math" w:cs="Times New Roman"/>
+                    <w:lang w:val="en-FR"/>
+                  </w:rPr>
+                  <m:t>11</m:t>
+                </m:r>
+              </m:e>
+            </m:d>
+          </m:e>
+        </m:d>
+      </m:oMath>
+      <w:r>
+        <w:rPr>
+          <w:rFonts w:eastAsiaTheme="minorEastAsia"/>
+          <w:lang w:val="en-FR"/>
+        </w:rPr>
+        <w:t xml:space="preserve"> </w:t>
+      </w:r>
+      <w:r>
+        <w:t>exceeded that of all other outcomes by a large margin, confirming that the QAOA procedure, even at this basic depth, identified and amplified the target solution state.</w:t>
+      </w:r>
+    </w:p>
+    <w:p>
+      <w:pPr>
+        <w:keepNext/>
+        <w:spacing w:after="0"/>
+        <w:jc w:val="center"/>
+      </w:pPr>
+      <w:r>
+        <w:rPr>
+          <w:noProof/>
+        </w:rPr>
+        <w:drawing>
+          <wp:inline distT="0" distB="0" distL="0" distR="0" wp14:anchorId="6E480387" wp14:editId="4C32BA28">
+            <wp:extent cx="2836095" cy="2268000"/>
+            <wp:effectExtent l="0" t="0" r="0" b="5715"/>
+            <wp:docPr id="954164261" name="Picture 2" descr="A graph of energy surface&#10;&#10;AI-generated content may be incorrect."/>
+            <wp:cNvGraphicFramePr>
+              <a:graphicFrameLocks xmlns:a="http://schemas.openxmlformats.org/drawingml/2006/main" noChangeAspect="1"/>
+            </wp:cNvGraphicFramePr>
+            <a:graphic xmlns:a="http://schemas.openxmlformats.org/drawingml/2006/main">
+              <a:graphicData uri="http://schemas.openxmlformats.org/drawingml/2006/picture">
+                <pic:pic xmlns:pic="http://schemas.openxmlformats.org/drawingml/2006/picture">
+                  <pic:nvPicPr>
+                    <pic:cNvPr id="954164261" name="Picture 2" descr="A graph of energy surface&#10;&#10;AI-generated content may be incorrect."/>
+                    <pic:cNvPicPr/>
+                  </pic:nvPicPr>
+                  <pic:blipFill rotWithShape="1">
+                    <a:blip r:embed="rId15" cstate="print">
+                      <a:extLst>
+                        <a:ext uri="{28A0092B-C50C-407E-A947-70E740481C1C}">
+                          <a14:useLocalDpi xmlns:a14="http://schemas.microsoft.com/office/drawing/2010/main" val="0"/>
+                        </a:ext>
+                      </a:extLst>
+                    </a:blip>
+                    <a:srcRect l="16995" t="7444" r="13557"/>
+                    <a:stretch>
+                      <a:fillRect/>
+                    </a:stretch>
+                  </pic:blipFill>
+                  <pic:spPr bwMode="auto">
+                    <a:xfrm>
+                      <a:off x="0" y="0"/>
+                      <a:ext cx="2836095" cy="2268000"/>
+                    </a:xfrm>
+                    <a:prstGeom prst="rect">
+                      <a:avLst/>
+                    </a:prstGeom>
+                    <a:ln>
+                      <a:noFill/>
+                    </a:ln>
+                    <a:extLst>
+                      <a:ext uri="{53640926-AAD7-44D8-BBD7-CCE9431645EC}">
+                        <a14:shadowObscured xmlns:a14="http://schemas.microsoft.com/office/drawing/2010/main"/>
+                      </a:ext>
+                    </a:extLst>
+                  </pic:spPr>
+                </pic:pic>
+              </a:graphicData>
+            </a:graphic>
+          </wp:inline>
+        </w:drawing>
+      </w:r>
+    </w:p>
+    <w:p>
+      <w:pPr>
+        <w:pStyle w:val="Caption"/>
+        <w:jc w:val="center"/>
+      </w:pPr>
+      <w:bookmarkStart w:id="27" w:name="_Ref206180622"/>
+      <w:r>
+        <w:t xml:space="preserve">Figure </w:t>
+      </w:r>
+      <w:r>
+        <w:fldChar w:fldCharType="begin"/>
+      </w:r>
+      <w:r>
+        <w:instrText xml:space="preserve"> SEQ Figure \* ARABIC </w:instrText>
+      </w:r>
+      <w:r>
+        <w:fldChar w:fldCharType="separate"/>
+      </w:r>
+      <w:r>
+        <w:rPr>
+          <w:noProof/>
+        </w:rPr>
+        <w:t>3</w:t>
+      </w:r>
+      <w:r>
+        <w:fldChar w:fldCharType="end"/>
+      </w:r>
+      <w:bookmarkEnd w:id="27"/>
+      <w:r>
+        <w:t>.</w:t>
+      </w:r>
+      <w:r>
+        <w:t xml:space="preserve"> </w:t>
+      </w:r>
+      <w:r>
+        <w:t>Energy surface of the system</w:t>
+      </w:r>
+    </w:p>
+    <w:p>
+      <w:r>
+        <w:t>The parallel execution times were also recorded, with the parameter grid search constituting the overwhelming majority of runtime, and the measurement phase accounting for only a small fraction. The ability to generate the complete energy landscape not only confirmed the optimal parameter location but also served as a validation step against possible local minima or degenerate solutions.</w:t>
+      </w:r>
+    </w:p>
+    <w:p>
+      <w:pPr>
+        <w:keepNext/>
+        <w:spacing w:after="0"/>
+        <w:jc w:val="center"/>
+      </w:pPr>
+      <w:r>
+        <w:rPr>
+          <w:noProof/>
+        </w:rPr>
+        <w:drawing>
+          <wp:inline distT="0" distB="0" distL="0" distR="0" wp14:anchorId="3675F826" wp14:editId="7CF488D8">
+            <wp:extent cx="2571981" cy="1800000"/>
+            <wp:effectExtent l="0" t="0" r="0" b="3810"/>
+            <wp:docPr id="508689462" name="Picture 1" descr="A graph of a person with a blue bar&#10;&#10;AI-generated content may be incorrect."/>
+            <wp:cNvGraphicFramePr>
+              <a:graphicFrameLocks xmlns:a="http://schemas.openxmlformats.org/drawingml/2006/main" noChangeAspect="1"/>
+            </wp:cNvGraphicFramePr>
+            <a:graphic xmlns:a="http://schemas.openxmlformats.org/drawingml/2006/main">
+              <a:graphicData uri="http://schemas.openxmlformats.org/drawingml/2006/picture">
+                <pic:pic xmlns:pic="http://schemas.openxmlformats.org/drawingml/2006/picture">
+                  <pic:nvPicPr>
+                    <pic:cNvPr id="508689462" name="Picture 1" descr="A graph of a person with a blue bar&#10;&#10;AI-generated content may be incorrect."/>
+                    <pic:cNvPicPr/>
+                  </pic:nvPicPr>
+                  <pic:blipFill rotWithShape="1">
+                    <a:blip r:embed="rId16" cstate="print">
+                      <a:extLst>
+                        <a:ext uri="{28A0092B-C50C-407E-A947-70E740481C1C}">
+                          <a14:useLocalDpi xmlns:a14="http://schemas.microsoft.com/office/drawing/2010/main" val="0"/>
+                        </a:ext>
+                      </a:extLst>
+                    </a:blip>
+                    <a:srcRect t="6699"/>
+                    <a:stretch>
+                      <a:fillRect/>
+                    </a:stretch>
+                  </pic:blipFill>
+                  <pic:spPr bwMode="auto">
+                    <a:xfrm>
+                      <a:off x="0" y="0"/>
+                      <a:ext cx="2571981" cy="1800000"/>
+                    </a:xfrm>
+                    <a:prstGeom prst="rect">
+                      <a:avLst/>
+                    </a:prstGeom>
+                    <a:ln>
+                      <a:noFill/>
+                    </a:ln>
+                    <a:extLst>
+                      <a:ext uri="{53640926-AAD7-44D8-BBD7-CCE9431645EC}">
+                        <a14:shadowObscured xmlns:a14="http://schemas.microsoft.com/office/drawing/2010/main"/>
+                      </a:ext>
+                    </a:extLst>
+                  </pic:spPr>
+                </pic:pic>
+              </a:graphicData>
+            </a:graphic>
+          </wp:inline>
+        </w:drawing>
+      </w:r>
+    </w:p>
+    <w:p>
+      <w:pPr>
+        <w:pStyle w:val="Caption"/>
+        <w:spacing w:after="240"/>
+        <w:jc w:val="center"/>
+      </w:pPr>
+      <w:bookmarkStart w:id="28" w:name="_Ref205552041"/>
+      <w:r>
+        <w:t xml:space="preserve">Figure </w:t>
+      </w:r>
+      <w:r>
+        <w:fldChar w:fldCharType="begin"/>
+      </w:r>
+      <w:r>
+        <w:instrText xml:space="preserve"> SEQ Figure \* ARABIC </w:instrText>
+      </w:r>
+      <w:r>
+        <w:fldChar w:fldCharType="separate"/>
+      </w:r>
+      <w:r>
+        <w:rPr>
+          <w:noProof/>
+        </w:rPr>
+        <w:t>4</w:t>
+      </w:r>
+      <w:r>
+        <w:fldChar w:fldCharType="end"/>
+      </w:r>
+      <w:bookmarkEnd w:id="28"/>
+      <w:r>
+        <w:t xml:space="preserve">. </w:t>
+      </w:r>
+      <w:r>
+        <w:t>Measurement</w:t>
+      </w:r>
+      <w:r>
+        <w:t xml:space="preserve"> histogram of Ground State</w:t>
+      </w:r>
+    </w:p>
+    <w:p>
+      <w:pPr>
+        <w:pStyle w:val="Heading2"/>
+        <w:spacing w:after="100"/>
+        <w:rPr>
+          <w:lang w:val="en-FR"/>
+        </w:rPr>
+      </w:pPr>
+      <w:bookmarkStart w:id="29" w:name="_Toc205548976"/>
+      <w:r>
+        <w:rPr>
+          <w:lang w:val="en-FR"/>
+        </w:rPr>
+        <w:t>Limitations</w:t>
+      </w:r>
+      <w:bookmarkEnd w:id="29"/>
+    </w:p>
+    <w:p>
+      <w:pPr>
+        <w:spacing w:after="140"/>
+        <w:rPr>
+          <w:lang w:val="en-FR"/>
+        </w:rPr>
+      </w:pPr>
+      <w:r>
+        <w:rPr>
+          <w:lang w:val="en-FR"/>
+        </w:rPr>
+        <w:t>While the present implementation successfully demonstrates the end-to-end QAOA workflo</w:t>
+      </w:r>
+      <w:r>
+        <w:rPr>
+          <w:lang w:val="en-FR"/>
+        </w:rPr>
+        <w:t xml:space="preserve">w, </w:t>
+      </w:r>
+      <w:r>
+        <w:rPr>
+          <w:lang w:val="en-FR"/>
+        </w:rPr>
+        <w:t xml:space="preserve">it is constrained by several simplifying factors. The cost Hamiltonian used here is intentionally elementary, resulting in an energy landscape with </w:t>
+      </w:r>
+      <w:r>
+        <w:rPr>
+          <w:lang w:val="en-FR"/>
+        </w:rPr>
+        <w:lastRenderedPageBreak/>
+        <w:t>a clear and easily identifiable global minimum. This simplicity, while beneficial for validation purposes, limits the generality of the conclusions regarding QAOA’s performance on more complex or degenerate optimi</w:t>
+      </w:r>
+      <w:r>
+        <w:rPr>
+          <w:lang w:val="en-FR"/>
+        </w:rPr>
+        <w:t>s</w:t>
+      </w:r>
+      <w:r>
+        <w:rPr>
+          <w:lang w:val="en-FR"/>
+        </w:rPr>
+        <w:t>ation problems.</w:t>
+      </w:r>
+    </w:p>
+    <w:p>
+      <w:pPr>
+        <w:rPr>
+          <w:lang w:val="en-FR"/>
+        </w:rPr>
+      </w:pPr>
+      <w:r>
+        <w:rPr>
+          <w:lang w:val="en-FR"/>
+        </w:rPr>
+        <w:t xml:space="preserve">When designing a QAOA algorithm, it is important to avoid overly simple or symmetric cost Hamiltonians and to manage coefficient scaling carefully. A symmetric cost function, such as one based solely on individual Pauli-Z terms, often results in a flat energy landscape where many parameter combinations yield similar energies. This flatness masks meaningful structure in the parameter space and complicates the identification of truly optimal parameters. </w:t>
+      </w:r>
+    </w:p>
+    <w:p>
+      <w:pPr>
+        <w:rPr>
+          <w:lang w:val="en-FR"/>
+        </w:rPr>
+      </w:pPr>
+      <w:r>
+        <w:rPr>
+          <w:lang w:val="en-FR"/>
+        </w:rPr>
+        <w:t>Another key limitation is the exhaustive grid search approach used to locate the optimal parameters. Although this method yields a complete energy surface and a reliable global minimum identification in the current small-scale problem, it does not scale well to larger qubit counts or higher QAOA depths. As problem complexity grows, more sophisticated parameter optimi</w:t>
+      </w:r>
+      <w:r>
+        <w:rPr>
+          <w:lang w:val="en-FR"/>
+        </w:rPr>
+        <w:t>s</w:t>
+      </w:r>
+      <w:r>
+        <w:rPr>
+          <w:lang w:val="en-FR"/>
+        </w:rPr>
+        <w:t>ation techniques will be necessary to maintain computational feasibility.</w:t>
+      </w:r>
+    </w:p>
+    <w:p>
+      <w:pPr>
+        <w:rPr>
+          <w:lang w:val="en-FR"/>
+        </w:rPr>
+      </w:pPr>
+      <w:r>
+        <w:rPr>
+          <w:lang w:val="en-FR"/>
+        </w:rPr>
+        <w:t>Finally, it is worth emphasi</w:t>
+      </w:r>
+      <w:r>
+        <w:rPr>
+          <w:lang w:val="en-FR"/>
+        </w:rPr>
+        <w:t>s</w:t>
+      </w:r>
+      <w:r>
+        <w:rPr>
+          <w:lang w:val="en-FR"/>
+        </w:rPr>
+        <w:t>ing that the simulation is entirely classical and ideali</w:t>
+      </w:r>
+      <w:r>
+        <w:rPr>
+          <w:lang w:val="en-FR"/>
+        </w:rPr>
+        <w:t>s</w:t>
+      </w:r>
+      <w:r>
+        <w:rPr>
+          <w:lang w:val="en-FR"/>
+        </w:rPr>
+        <w:t xml:space="preserve">ed, lacking noise and hardware imperfections inherent in real quantum devices. Consequently, the measurement statistics demonstrating the clear supremacy of the </w:t>
+      </w:r>
+      <m:oMath>
+        <m:d>
+          <m:dPr>
+            <m:begChr m:val=""/>
+            <m:endChr m:val="⟩"/>
+            <m:ctrlPr>
+              <w:rPr>
+                <w:rFonts w:ascii="Cambria Math" w:hAnsi="Cambria Math" w:cs="Times New Roman"/>
+                <w:i/>
+                <w:lang w:val="en-FR"/>
+              </w:rPr>
+            </m:ctrlPr>
+          </m:dPr>
+          <m:e>
+            <m:d>
+              <m:dPr>
+                <m:begChr m:val="|"/>
+                <m:endChr m:val=""/>
+                <m:ctrlPr>
+                  <w:rPr>
+                    <w:rFonts w:ascii="Cambria Math" w:hAnsi="Cambria Math" w:cs="Times New Roman"/>
+                    <w:i/>
+                    <w:lang w:val="en-FR"/>
+                  </w:rPr>
+                </m:ctrlPr>
+              </m:dPr>
+              <m:e>
+                <m:r>
+                  <w:rPr>
+                    <w:rFonts w:ascii="Cambria Math" w:hAnsi="Cambria Math" w:cs="Times New Roman"/>
+                    <w:lang w:val="en-FR"/>
+                  </w:rPr>
+                  <m:t>11</m:t>
+                </m:r>
+              </m:e>
+            </m:d>
+          </m:e>
+        </m:d>
+      </m:oMath>
+      <w:r>
+        <w:rPr>
+          <w:lang w:val="en-FR"/>
+        </w:rPr>
+        <w:t xml:space="preserve"> solution reflect a best-case scenario. </w:t>
+      </w:r>
+    </w:p>
+    <w:p>
+      <w:pPr>
+        <w:pStyle w:val="Heading2"/>
+        <w:rPr>
+          <w:lang w:val="en-FR"/>
+        </w:rPr>
+      </w:pPr>
+      <w:bookmarkStart w:id="30" w:name="_Toc205548977"/>
+      <w:r>
+        <w:rPr>
+          <w:lang w:val="en-FR"/>
+        </w:rPr>
+        <w:t>Future Work</w:t>
+      </w:r>
+      <w:bookmarkEnd w:id="30"/>
+    </w:p>
+    <w:p>
+      <w:pPr>
+        <w:rPr>
+          <w:lang w:val="en-FR"/>
+        </w:rPr>
+      </w:pPr>
+      <w:r>
+        <w:rPr>
+          <w:lang w:val="en-FR"/>
+        </w:rPr>
+        <w:t>Future research will focus on extending the QAOA framework to more complex problem instances that require genuine entanglement and involve hard constraints, such as combinatorial optimi</w:t>
+      </w:r>
+      <w:r>
+        <w:rPr>
+          <w:lang w:val="en-FR"/>
+        </w:rPr>
+        <w:t>s</w:t>
+      </w:r>
+      <w:r>
+        <w:rPr>
+          <w:lang w:val="en-FR"/>
+        </w:rPr>
+        <w:t>ation problems with multi-qubit interactions. Incorporating interaction terms and nontrivial coupling will yield richer energy landscapes that more accurately represent practical challenges. Additionally, exploring advanced parameter optimi</w:t>
+      </w:r>
+      <w:r>
+        <w:rPr>
+          <w:lang w:val="en-FR"/>
+        </w:rPr>
+        <w:t>s</w:t>
+      </w:r>
+      <w:r>
+        <w:rPr>
+          <w:lang w:val="en-FR"/>
+        </w:rPr>
+        <w:t xml:space="preserve">ation methods and noise-resilient implementations will be critical for </w:t>
+      </w:r>
+      <w:r>
+        <w:rPr>
+          <w:lang w:val="en-FR"/>
+        </w:rPr>
+        <w:t>scaling the algorithm beyond toy examples and toward near-term quantum advantage.</w:t>
+      </w:r>
+    </w:p>
+    <w:p>
+      <w:pPr>
+        <w:pStyle w:val="Heading1"/>
+        <w:rPr>
+          <w:lang w:val="en-FR"/>
+        </w:rPr>
+      </w:pPr>
+      <w:r>
+        <w:rPr>
+          <w:lang w:val="en-FR"/>
+        </w:rPr>
+        <w:t>Conclusion</w:t>
+      </w:r>
+    </w:p>
+    <w:p>
+      <w:pPr>
+        <w:rPr>
+          <w:lang w:val="en-FR"/>
+        </w:rPr>
+      </w:pPr>
+      <w:r>
+        <w:rPr>
+          <w:lang w:val="en-FR"/>
+        </w:rPr>
+        <w:t>The application of gate-based quantum algorithms, particularly QAOA, to combinatorial optimisation problems such as bin packing has been demonstrated. Detailed simulation on a parallel computing framework enabled identification of optimal variational parameters and verification of algorithm convergence toward the expected solution. Limitations in simulation scale and noise resilience currently restrict practical deployment, yet the results highlight the promise of quantum computing to accelerate complex optimisation tasks beyond classical capabilities. Future research will focus on incorporating multi-qubit interactions, advanced parameter optimi</w:t>
+      </w:r>
+      <w:r>
+        <w:rPr>
+          <w:lang w:val="en-FR"/>
+        </w:rPr>
+        <w:t>s</w:t>
+      </w:r>
+      <w:r>
+        <w:rPr>
+          <w:lang w:val="en-FR"/>
+        </w:rPr>
+        <w:t>ation techniques, and noise mitigation strategies to extend the approach to larger, more realistic problem domains.</w:t>
+      </w:r>
     </w:p>
     <w:sectPr>
-      <w:headerReference w:type="default" r:id="rId10"/>
-      <w:footerReference w:type="even" r:id="rId11"/>
-      <w:footerReference w:type="default" r:id="rId12"/>
-      <w:footerReference w:type="first" r:id="rId13"/>
+      <w:type w:val="continuous"/>
       <w:pgSz w:w="11906" w:h="16838"/>
       <w:pgMar w:top="1134" w:right="851" w:bottom="1134" w:left="851" w:header="567" w:footer="567" w:gutter="0"/>
       <w:pgNumType w:start="1"/>
       <w:cols w:num="2" w:space="567"/>
+      <w:titlePg/>
       <w:docGrid w:linePitch="360"/>
     </w:sectPr>
   </w:body>
@@ -20034,11 +24009,6 @@
         <w:docPartUnique/>
       </w:docPartObj>
     </w:sdtPr>
-    <w:sdtEndPr>
-      <w:rPr>
-        <w:rStyle w:val="PageNumber"/>
-      </w:rPr>
-    </w:sdtEndPr>
     <w:sdtContent>
       <w:p>
         <w:pPr>
@@ -20228,79 +24198,7 @@
         <w:sz w:val="20"/>
         <w:szCs w:val="20"/>
       </w:rPr>
-      <w:t>Solving Optimi</w:t>
-    </w:r>
-    <w:r>
-      <w:rPr>
-        <w:i/>
-        <w:iCs/>
-        <w:sz w:val="20"/>
-        <w:szCs w:val="20"/>
-      </w:rPr>
-      <w:t>s</w:t>
-    </w:r>
-    <w:r>
-      <w:rPr>
-        <w:i/>
-        <w:iCs/>
-        <w:sz w:val="20"/>
-        <w:szCs w:val="20"/>
-      </w:rPr>
-      <w:t xml:space="preserve">ation </w:t>
-    </w:r>
-    <w:r>
-      <w:rPr>
-        <w:i/>
-        <w:iCs/>
-        <w:sz w:val="20"/>
-        <w:szCs w:val="20"/>
-      </w:rPr>
-      <w:t>p</w:t>
-    </w:r>
-    <w:r>
-      <w:rPr>
-        <w:i/>
-        <w:iCs/>
-        <w:sz w:val="20"/>
-        <w:szCs w:val="20"/>
-      </w:rPr>
-      <w:t xml:space="preserve">roblems </w:t>
-    </w:r>
-    <w:r>
-      <w:rPr>
-        <w:i/>
-        <w:iCs/>
-        <w:sz w:val="20"/>
-        <w:szCs w:val="20"/>
-      </w:rPr>
-      <w:t>with</w:t>
-    </w:r>
-    <w:r>
-      <w:rPr>
-        <w:i/>
-        <w:iCs/>
-        <w:sz w:val="20"/>
-        <w:szCs w:val="20"/>
-      </w:rPr>
-      <w:t xml:space="preserve"> Quantum Computing </w:t>
-    </w:r>
-    <w:r>
-      <w:rPr>
-        <w:i/>
-        <w:iCs/>
-        <w:sz w:val="20"/>
-        <w:szCs w:val="20"/>
-      </w:rPr>
-      <w:t>s</w:t>
-    </w:r>
-    <w:r>
-      <w:rPr>
-        <w:i/>
-        <w:iCs/>
-        <w:sz w:val="20"/>
-        <w:szCs w:val="20"/>
-      </w:rPr>
-      <w:t>imulation</w:t>
+      <w:t>Gate-Based Quantum Algorithms for Combinatorial Optimisation</w:t>
     </w:r>
   </w:p>
 </w:hdr>
@@ -21423,15 +25321,15 @@
     </w:lvl>
   </w:abstractNum>
   <w:abstractNum w:abstractNumId="9" w15:restartNumberingAfterBreak="0">
-    <w:nsid w:val="34F84D5E"/>
+    <w:nsid w:val="300148C6"/>
     <w:multiLevelType w:val="hybridMultilevel"/>
-    <w:tmpl w:val="96B2C7B4"/>
+    <w:tmpl w:val="133C64BA"/>
     <w:lvl w:ilvl="0" w:tplc="E5A8205C">
       <w:numFmt w:val="bullet"/>
       <w:lvlText w:val="•"/>
       <w:lvlJc w:val="left"/>
       <w:pPr>
-        <w:ind w:left="2160" w:hanging="720"/>
+        <w:ind w:left="720" w:hanging="360"/>
       </w:pPr>
       <w:rPr>
         <w:rFonts w:ascii="Times New Roman" w:eastAsiaTheme="minorHAnsi" w:hAnsi="Times New Roman" w:cs="Times New Roman" w:hint="default"/>
@@ -21443,7 +25341,7 @@
       <w:lvlText w:val="o"/>
       <w:lvlJc w:val="left"/>
       <w:pPr>
-        <w:ind w:left="2160" w:hanging="360"/>
+        <w:ind w:left="1440" w:hanging="360"/>
       </w:pPr>
       <w:rPr>
         <w:rFonts w:ascii="Courier New" w:hAnsi="Courier New" w:cs="Courier New" w:hint="default"/>
@@ -21455,7 +25353,7 @@
       <w:lvlText w:val=""/>
       <w:lvlJc w:val="left"/>
       <w:pPr>
-        <w:ind w:left="2880" w:hanging="360"/>
+        <w:ind w:left="2160" w:hanging="360"/>
       </w:pPr>
       <w:rPr>
         <w:rFonts w:ascii="Wingdings" w:hAnsi="Wingdings" w:hint="default"/>
@@ -21467,7 +25365,7 @@
       <w:lvlText w:val=""/>
       <w:lvlJc w:val="left"/>
       <w:pPr>
-        <w:ind w:left="3600" w:hanging="360"/>
+        <w:ind w:left="2880" w:hanging="360"/>
       </w:pPr>
       <w:rPr>
         <w:rFonts w:ascii="Symbol" w:hAnsi="Symbol" w:hint="default"/>
@@ -21479,7 +25377,7 @@
       <w:lvlText w:val="o"/>
       <w:lvlJc w:val="left"/>
       <w:pPr>
-        <w:ind w:left="4320" w:hanging="360"/>
+        <w:ind w:left="3600" w:hanging="360"/>
       </w:pPr>
       <w:rPr>
         <w:rFonts w:ascii="Courier New" w:hAnsi="Courier New" w:cs="Courier New" w:hint="default"/>
@@ -21491,7 +25389,7 @@
       <w:lvlText w:val=""/>
       <w:lvlJc w:val="left"/>
       <w:pPr>
-        <w:ind w:left="5040" w:hanging="360"/>
+        <w:ind w:left="4320" w:hanging="360"/>
       </w:pPr>
       <w:rPr>
         <w:rFonts w:ascii="Wingdings" w:hAnsi="Wingdings" w:hint="default"/>
@@ -21503,7 +25401,7 @@
       <w:lvlText w:val=""/>
       <w:lvlJc w:val="left"/>
       <w:pPr>
-        <w:ind w:left="5760" w:hanging="360"/>
+        <w:ind w:left="5040" w:hanging="360"/>
       </w:pPr>
       <w:rPr>
         <w:rFonts w:ascii="Symbol" w:hAnsi="Symbol" w:hint="default"/>
@@ -21515,7 +25413,7 @@
       <w:lvlText w:val="o"/>
       <w:lvlJc w:val="left"/>
       <w:pPr>
-        <w:ind w:left="6480" w:hanging="360"/>
+        <w:ind w:left="5760" w:hanging="360"/>
       </w:pPr>
       <w:rPr>
         <w:rFonts w:ascii="Courier New" w:hAnsi="Courier New" w:cs="Courier New" w:hint="default"/>
@@ -21527,7 +25425,7 @@
       <w:lvlText w:val=""/>
       <w:lvlJc w:val="left"/>
       <w:pPr>
-        <w:ind w:left="7200" w:hanging="360"/>
+        <w:ind w:left="6480" w:hanging="360"/>
       </w:pPr>
       <w:rPr>
         <w:rFonts w:ascii="Wingdings" w:hAnsi="Wingdings" w:hint="default"/>
@@ -21535,6 +25433,118 @@
     </w:lvl>
   </w:abstractNum>
   <w:abstractNum w:abstractNumId="10" w15:restartNumberingAfterBreak="0">
+    <w:nsid w:val="34F84D5E"/>
+    <w:multiLevelType w:val="hybridMultilevel"/>
+    <w:tmpl w:val="96B2C7B4"/>
+    <w:lvl w:ilvl="0" w:tplc="E5A8205C">
+      <w:numFmt w:val="bullet"/>
+      <w:lvlText w:val="•"/>
+      <w:lvlJc w:val="left"/>
+      <w:pPr>
+        <w:ind w:left="2160" w:hanging="720"/>
+      </w:pPr>
+      <w:rPr>
+        <w:rFonts w:ascii="Times New Roman" w:eastAsiaTheme="minorHAnsi" w:hAnsi="Times New Roman" w:cs="Times New Roman" w:hint="default"/>
+      </w:rPr>
+    </w:lvl>
+    <w:lvl w:ilvl="1" w:tplc="08090003" w:tentative="1">
+      <w:start w:val="1"/>
+      <w:numFmt w:val="bullet"/>
+      <w:lvlText w:val="o"/>
+      <w:lvlJc w:val="left"/>
+      <w:pPr>
+        <w:ind w:left="2160" w:hanging="360"/>
+      </w:pPr>
+      <w:rPr>
+        <w:rFonts w:ascii="Courier New" w:hAnsi="Courier New" w:cs="Courier New" w:hint="default"/>
+      </w:rPr>
+    </w:lvl>
+    <w:lvl w:ilvl="2" w:tplc="08090005" w:tentative="1">
+      <w:start w:val="1"/>
+      <w:numFmt w:val="bullet"/>
+      <w:lvlText w:val=""/>
+      <w:lvlJc w:val="left"/>
+      <w:pPr>
+        <w:ind w:left="2880" w:hanging="360"/>
+      </w:pPr>
+      <w:rPr>
+        <w:rFonts w:ascii="Wingdings" w:hAnsi="Wingdings" w:hint="default"/>
+      </w:rPr>
+    </w:lvl>
+    <w:lvl w:ilvl="3" w:tplc="08090001" w:tentative="1">
+      <w:start w:val="1"/>
+      <w:numFmt w:val="bullet"/>
+      <w:lvlText w:val=""/>
+      <w:lvlJc w:val="left"/>
+      <w:pPr>
+        <w:ind w:left="3600" w:hanging="360"/>
+      </w:pPr>
+      <w:rPr>
+        <w:rFonts w:ascii="Symbol" w:hAnsi="Symbol" w:hint="default"/>
+      </w:rPr>
+    </w:lvl>
+    <w:lvl w:ilvl="4" w:tplc="08090003" w:tentative="1">
+      <w:start w:val="1"/>
+      <w:numFmt w:val="bullet"/>
+      <w:lvlText w:val="o"/>
+      <w:lvlJc w:val="left"/>
+      <w:pPr>
+        <w:ind w:left="4320" w:hanging="360"/>
+      </w:pPr>
+      <w:rPr>
+        <w:rFonts w:ascii="Courier New" w:hAnsi="Courier New" w:cs="Courier New" w:hint="default"/>
+      </w:rPr>
+    </w:lvl>
+    <w:lvl w:ilvl="5" w:tplc="08090005" w:tentative="1">
+      <w:start w:val="1"/>
+      <w:numFmt w:val="bullet"/>
+      <w:lvlText w:val=""/>
+      <w:lvlJc w:val="left"/>
+      <w:pPr>
+        <w:ind w:left="5040" w:hanging="360"/>
+      </w:pPr>
+      <w:rPr>
+        <w:rFonts w:ascii="Wingdings" w:hAnsi="Wingdings" w:hint="default"/>
+      </w:rPr>
+    </w:lvl>
+    <w:lvl w:ilvl="6" w:tplc="08090001" w:tentative="1">
+      <w:start w:val="1"/>
+      <w:numFmt w:val="bullet"/>
+      <w:lvlText w:val=""/>
+      <w:lvlJc w:val="left"/>
+      <w:pPr>
+        <w:ind w:left="5760" w:hanging="360"/>
+      </w:pPr>
+      <w:rPr>
+        <w:rFonts w:ascii="Symbol" w:hAnsi="Symbol" w:hint="default"/>
+      </w:rPr>
+    </w:lvl>
+    <w:lvl w:ilvl="7" w:tplc="08090003" w:tentative="1">
+      <w:start w:val="1"/>
+      <w:numFmt w:val="bullet"/>
+      <w:lvlText w:val="o"/>
+      <w:lvlJc w:val="left"/>
+      <w:pPr>
+        <w:ind w:left="6480" w:hanging="360"/>
+      </w:pPr>
+      <w:rPr>
+        <w:rFonts w:ascii="Courier New" w:hAnsi="Courier New" w:cs="Courier New" w:hint="default"/>
+      </w:rPr>
+    </w:lvl>
+    <w:lvl w:ilvl="8" w:tplc="08090005" w:tentative="1">
+      <w:start w:val="1"/>
+      <w:numFmt w:val="bullet"/>
+      <w:lvlText w:val=""/>
+      <w:lvlJc w:val="left"/>
+      <w:pPr>
+        <w:ind w:left="7200" w:hanging="360"/>
+      </w:pPr>
+      <w:rPr>
+        <w:rFonts w:ascii="Wingdings" w:hAnsi="Wingdings" w:hint="default"/>
+      </w:rPr>
+    </w:lvl>
+  </w:abstractNum>
+  <w:abstractNum w:abstractNumId="11" w15:restartNumberingAfterBreak="0">
     <w:nsid w:val="3935644A"/>
     <w:multiLevelType w:val="hybridMultilevel"/>
     <w:tmpl w:val="E496D2C8"/>
@@ -21646,7 +25656,7 @@
       </w:rPr>
     </w:lvl>
   </w:abstractNum>
-  <w:abstractNum w:abstractNumId="11" w15:restartNumberingAfterBreak="0">
+  <w:abstractNum w:abstractNumId="12" w15:restartNumberingAfterBreak="0">
     <w:nsid w:val="3E365F03"/>
     <w:multiLevelType w:val="hybridMultilevel"/>
     <w:tmpl w:val="8592B590"/>
@@ -21758,7 +25768,7 @@
       </w:rPr>
     </w:lvl>
   </w:abstractNum>
-  <w:abstractNum w:abstractNumId="12" w15:restartNumberingAfterBreak="0">
+  <w:abstractNum w:abstractNumId="13" w15:restartNumberingAfterBreak="0">
     <w:nsid w:val="4135616A"/>
     <w:multiLevelType w:val="multilevel"/>
     <w:tmpl w:val="BA0608B4"/>
@@ -21907,7 +25917,7 @@
       </w:rPr>
     </w:lvl>
   </w:abstractNum>
-  <w:abstractNum w:abstractNumId="13" w15:restartNumberingAfterBreak="0">
+  <w:abstractNum w:abstractNumId="14" w15:restartNumberingAfterBreak="0">
     <w:nsid w:val="41B61788"/>
     <w:multiLevelType w:val="hybridMultilevel"/>
     <w:tmpl w:val="F8380502"/>
@@ -22020,7 +26030,7 @@
       </w:rPr>
     </w:lvl>
   </w:abstractNum>
-  <w:abstractNum w:abstractNumId="14" w15:restartNumberingAfterBreak="0">
+  <w:abstractNum w:abstractNumId="15" w15:restartNumberingAfterBreak="0">
     <w:nsid w:val="4D336430"/>
     <w:multiLevelType w:val="hybridMultilevel"/>
     <w:tmpl w:val="B1E4FF52"/>
@@ -22133,7 +26143,7 @@
       </w:rPr>
     </w:lvl>
   </w:abstractNum>
-  <w:abstractNum w:abstractNumId="15" w15:restartNumberingAfterBreak="0">
+  <w:abstractNum w:abstractNumId="16" w15:restartNumberingAfterBreak="0">
     <w:nsid w:val="5B510B73"/>
     <w:multiLevelType w:val="hybridMultilevel"/>
     <w:tmpl w:val="E6EEBE7E"/>
@@ -22245,7 +26255,7 @@
       </w:rPr>
     </w:lvl>
   </w:abstractNum>
-  <w:abstractNum w:abstractNumId="16" w15:restartNumberingAfterBreak="0">
+  <w:abstractNum w:abstractNumId="17" w15:restartNumberingAfterBreak="0">
     <w:nsid w:val="5BBB5268"/>
     <w:multiLevelType w:val="multilevel"/>
     <w:tmpl w:val="70EEF000"/>
@@ -22394,7 +26404,7 @@
       </w:rPr>
     </w:lvl>
   </w:abstractNum>
-  <w:abstractNum w:abstractNumId="17" w15:restartNumberingAfterBreak="0">
+  <w:abstractNum w:abstractNumId="18" w15:restartNumberingAfterBreak="0">
     <w:nsid w:val="5C6722E6"/>
     <w:multiLevelType w:val="hybridMultilevel"/>
     <w:tmpl w:val="094CECEE"/>
@@ -22506,7 +26516,7 @@
       </w:rPr>
     </w:lvl>
   </w:abstractNum>
-  <w:abstractNum w:abstractNumId="18" w15:restartNumberingAfterBreak="0">
+  <w:abstractNum w:abstractNumId="19" w15:restartNumberingAfterBreak="0">
     <w:nsid w:val="63615B89"/>
     <w:multiLevelType w:val="hybridMultilevel"/>
     <w:tmpl w:val="77D0D004"/>
@@ -22619,7 +26629,7 @@
       </w:rPr>
     </w:lvl>
   </w:abstractNum>
-  <w:abstractNum w:abstractNumId="19" w15:restartNumberingAfterBreak="0">
+  <w:abstractNum w:abstractNumId="20" w15:restartNumberingAfterBreak="0">
     <w:nsid w:val="64C36598"/>
     <w:multiLevelType w:val="multilevel"/>
     <w:tmpl w:val="A802E4D2"/>
@@ -22768,7 +26778,7 @@
       </w:rPr>
     </w:lvl>
   </w:abstractNum>
-  <w:abstractNum w:abstractNumId="20" w15:restartNumberingAfterBreak="0">
+  <w:abstractNum w:abstractNumId="21" w15:restartNumberingAfterBreak="0">
     <w:nsid w:val="6DDA1386"/>
     <w:multiLevelType w:val="hybridMultilevel"/>
     <w:tmpl w:val="48461630"/>
@@ -22880,7 +26890,7 @@
       </w:rPr>
     </w:lvl>
   </w:abstractNum>
-  <w:abstractNum w:abstractNumId="21" w15:restartNumberingAfterBreak="0">
+  <w:abstractNum w:abstractNumId="22" w15:restartNumberingAfterBreak="0">
     <w:nsid w:val="733D2C73"/>
     <w:multiLevelType w:val="hybridMultilevel"/>
     <w:tmpl w:val="C68A56F2"/>
@@ -22993,7 +27003,120 @@
       </w:rPr>
     </w:lvl>
   </w:abstractNum>
-  <w:abstractNum w:abstractNumId="22" w15:restartNumberingAfterBreak="0">
+  <w:abstractNum w:abstractNumId="23" w15:restartNumberingAfterBreak="0">
+    <w:nsid w:val="742345C5"/>
+    <w:multiLevelType w:val="hybridMultilevel"/>
+    <w:tmpl w:val="9522E024"/>
+    <w:lvl w:ilvl="0" w:tplc="08090001">
+      <w:start w:val="1"/>
+      <w:numFmt w:val="bullet"/>
+      <w:lvlText w:val=""/>
+      <w:lvlJc w:val="left"/>
+      <w:pPr>
+        <w:ind w:left="720" w:hanging="360"/>
+      </w:pPr>
+      <w:rPr>
+        <w:rFonts w:ascii="Symbol" w:hAnsi="Symbol" w:hint="default"/>
+      </w:rPr>
+    </w:lvl>
+    <w:lvl w:ilvl="1" w:tplc="08090003" w:tentative="1">
+      <w:start w:val="1"/>
+      <w:numFmt w:val="bullet"/>
+      <w:lvlText w:val="o"/>
+      <w:lvlJc w:val="left"/>
+      <w:pPr>
+        <w:ind w:left="1440" w:hanging="360"/>
+      </w:pPr>
+      <w:rPr>
+        <w:rFonts w:ascii="Courier New" w:hAnsi="Courier New" w:cs="Courier New" w:hint="default"/>
+      </w:rPr>
+    </w:lvl>
+    <w:lvl w:ilvl="2" w:tplc="08090005" w:tentative="1">
+      <w:start w:val="1"/>
+      <w:numFmt w:val="bullet"/>
+      <w:lvlText w:val=""/>
+      <w:lvlJc w:val="left"/>
+      <w:pPr>
+        <w:ind w:left="2160" w:hanging="360"/>
+      </w:pPr>
+      <w:rPr>
+        <w:rFonts w:ascii="Wingdings" w:hAnsi="Wingdings" w:hint="default"/>
+      </w:rPr>
+    </w:lvl>
+    <w:lvl w:ilvl="3" w:tplc="08090001" w:tentative="1">
+      <w:start w:val="1"/>
+      <w:numFmt w:val="bullet"/>
+      <w:lvlText w:val=""/>
+      <w:lvlJc w:val="left"/>
+      <w:pPr>
+        <w:ind w:left="2880" w:hanging="360"/>
+      </w:pPr>
+      <w:rPr>
+        <w:rFonts w:ascii="Symbol" w:hAnsi="Symbol" w:hint="default"/>
+      </w:rPr>
+    </w:lvl>
+    <w:lvl w:ilvl="4" w:tplc="08090003" w:tentative="1">
+      <w:start w:val="1"/>
+      <w:numFmt w:val="bullet"/>
+      <w:lvlText w:val="o"/>
+      <w:lvlJc w:val="left"/>
+      <w:pPr>
+        <w:ind w:left="3600" w:hanging="360"/>
+      </w:pPr>
+      <w:rPr>
+        <w:rFonts w:ascii="Courier New" w:hAnsi="Courier New" w:cs="Courier New" w:hint="default"/>
+      </w:rPr>
+    </w:lvl>
+    <w:lvl w:ilvl="5" w:tplc="08090005" w:tentative="1">
+      <w:start w:val="1"/>
+      <w:numFmt w:val="bullet"/>
+      <w:lvlText w:val=""/>
+      <w:lvlJc w:val="left"/>
+      <w:pPr>
+        <w:ind w:left="4320" w:hanging="360"/>
+      </w:pPr>
+      <w:rPr>
+        <w:rFonts w:ascii="Wingdings" w:hAnsi="Wingdings" w:hint="default"/>
+      </w:rPr>
+    </w:lvl>
+    <w:lvl w:ilvl="6" w:tplc="08090001" w:tentative="1">
+      <w:start w:val="1"/>
+      <w:numFmt w:val="bullet"/>
+      <w:lvlText w:val=""/>
+      <w:lvlJc w:val="left"/>
+      <w:pPr>
+        <w:ind w:left="5040" w:hanging="360"/>
+      </w:pPr>
+      <w:rPr>
+        <w:rFonts w:ascii="Symbol" w:hAnsi="Symbol" w:hint="default"/>
+      </w:rPr>
+    </w:lvl>
+    <w:lvl w:ilvl="7" w:tplc="08090003" w:tentative="1">
+      <w:start w:val="1"/>
+      <w:numFmt w:val="bullet"/>
+      <w:lvlText w:val="o"/>
+      <w:lvlJc w:val="left"/>
+      <w:pPr>
+        <w:ind w:left="5760" w:hanging="360"/>
+      </w:pPr>
+      <w:rPr>
+        <w:rFonts w:ascii="Courier New" w:hAnsi="Courier New" w:cs="Courier New" w:hint="default"/>
+      </w:rPr>
+    </w:lvl>
+    <w:lvl w:ilvl="8" w:tplc="08090005" w:tentative="1">
+      <w:start w:val="1"/>
+      <w:numFmt w:val="bullet"/>
+      <w:lvlText w:val=""/>
+      <w:lvlJc w:val="left"/>
+      <w:pPr>
+        <w:ind w:left="6480" w:hanging="360"/>
+      </w:pPr>
+      <w:rPr>
+        <w:rFonts w:ascii="Wingdings" w:hAnsi="Wingdings" w:hint="default"/>
+      </w:rPr>
+    </w:lvl>
+  </w:abstractNum>
+  <w:abstractNum w:abstractNumId="24" w15:restartNumberingAfterBreak="0">
     <w:nsid w:val="79D0642E"/>
     <w:multiLevelType w:val="multilevel"/>
     <w:tmpl w:val="EBF6EE24"/>
@@ -23106,7 +27229,7 @@
       </w:pPr>
     </w:lvl>
   </w:abstractNum>
-  <w:abstractNum w:abstractNumId="23" w15:restartNumberingAfterBreak="0">
+  <w:abstractNum w:abstractNumId="25" w15:restartNumberingAfterBreak="0">
     <w:nsid w:val="79DE11AC"/>
     <w:multiLevelType w:val="hybridMultilevel"/>
     <w:tmpl w:val="625CF53A"/>
@@ -23218,7 +27341,7 @@
       </w:rPr>
     </w:lvl>
   </w:abstractNum>
-  <w:abstractNum w:abstractNumId="24" w15:restartNumberingAfterBreak="0">
+  <w:abstractNum w:abstractNumId="26" w15:restartNumberingAfterBreak="0">
     <w:nsid w:val="7A28240E"/>
     <w:multiLevelType w:val="hybridMultilevel"/>
     <w:tmpl w:val="8EC21224"/>
@@ -23334,10 +27457,10 @@
     <w:abstractNumId w:val="3"/>
   </w:num>
   <w:num w:numId="2" w16cid:durableId="1829977550">
-    <w:abstractNumId w:val="19"/>
+    <w:abstractNumId w:val="20"/>
   </w:num>
   <w:num w:numId="3" w16cid:durableId="1958025550">
-    <w:abstractNumId w:val="16"/>
+    <w:abstractNumId w:val="17"/>
   </w:num>
   <w:num w:numId="4" w16cid:durableId="1801724977">
     <w:abstractNumId w:val="6"/>
@@ -23346,46 +27469,46 @@
     <w:abstractNumId w:val="5"/>
   </w:num>
   <w:num w:numId="6" w16cid:durableId="470633317">
-    <w:abstractNumId w:val="12"/>
+    <w:abstractNumId w:val="13"/>
   </w:num>
   <w:num w:numId="7" w16cid:durableId="1383560581">
-    <w:abstractNumId w:val="14"/>
+    <w:abstractNumId w:val="15"/>
   </w:num>
   <w:num w:numId="8" w16cid:durableId="2006470615">
-    <w:abstractNumId w:val="18"/>
+    <w:abstractNumId w:val="19"/>
   </w:num>
   <w:num w:numId="9" w16cid:durableId="85928500">
-    <w:abstractNumId w:val="13"/>
+    <w:abstractNumId w:val="14"/>
   </w:num>
   <w:num w:numId="10" w16cid:durableId="2052533030">
     <w:abstractNumId w:val="2"/>
   </w:num>
   <w:num w:numId="11" w16cid:durableId="320083892">
-    <w:abstractNumId w:val="23"/>
+    <w:abstractNumId w:val="25"/>
   </w:num>
   <w:num w:numId="12" w16cid:durableId="634140491">
-    <w:abstractNumId w:val="21"/>
+    <w:abstractNumId w:val="22"/>
   </w:num>
   <w:num w:numId="13" w16cid:durableId="1995598808">
-    <w:abstractNumId w:val="15"/>
+    <w:abstractNumId w:val="16"/>
   </w:num>
   <w:num w:numId="14" w16cid:durableId="1376193629">
     <w:abstractNumId w:val="0"/>
   </w:num>
   <w:num w:numId="15" w16cid:durableId="880359723">
-    <w:abstractNumId w:val="10"/>
+    <w:abstractNumId w:val="11"/>
   </w:num>
   <w:num w:numId="16" w16cid:durableId="716511389">
-    <w:abstractNumId w:val="20"/>
+    <w:abstractNumId w:val="21"/>
   </w:num>
   <w:num w:numId="17" w16cid:durableId="594554418">
     <w:abstractNumId w:val="4"/>
   </w:num>
   <w:num w:numId="18" w16cid:durableId="1147547835">
-    <w:abstractNumId w:val="9"/>
+    <w:abstractNumId w:val="10"/>
   </w:num>
   <w:num w:numId="19" w16cid:durableId="948775239">
-    <w:abstractNumId w:val="11"/>
+    <w:abstractNumId w:val="12"/>
   </w:num>
   <w:num w:numId="20" w16cid:durableId="1004405983">
     <w:abstractNumId w:val="8"/>
@@ -23394,16 +27517,22 @@
     <w:abstractNumId w:val="7"/>
   </w:num>
   <w:num w:numId="22" w16cid:durableId="274605244">
-    <w:abstractNumId w:val="24"/>
+    <w:abstractNumId w:val="26"/>
   </w:num>
   <w:num w:numId="23" w16cid:durableId="2050182631">
-    <w:abstractNumId w:val="17"/>
+    <w:abstractNumId w:val="18"/>
   </w:num>
   <w:num w:numId="24" w16cid:durableId="1640720606">
     <w:abstractNumId w:val="1"/>
   </w:num>
   <w:num w:numId="25" w16cid:durableId="1181318357">
-    <w:abstractNumId w:val="22"/>
+    <w:abstractNumId w:val="24"/>
+  </w:num>
+  <w:num w:numId="26" w16cid:durableId="375005725">
+    <w:abstractNumId w:val="23"/>
+  </w:num>
+  <w:num w:numId="27" w16cid:durableId="534542758">
+    <w:abstractNumId w:val="9"/>
   </w:num>
 </w:numbering>
 </file>
@@ -24677,6 +28806,243 @@
       <w:lang w:val="en-GB"/>
     </w:rPr>
   </w:style>
+  <w:style w:type="paragraph" w:styleId="Caption">
+    <w:name w:val="caption"/>
+    <w:basedOn w:val="Normal"/>
+    <w:next w:val="Normal"/>
+    <w:uiPriority w:val="35"/>
+    <w:unhideWhenUsed/>
+    <w:qFormat/>
+    <w:rsid w:val="005F5C4F"/>
+    <w:pPr>
+      <w:spacing w:after="200" w:line="240" w:lineRule="auto"/>
+    </w:pPr>
+    <w:rPr>
+      <w:i/>
+      <w:iCs/>
+      <w:color w:val="0E2841" w:themeColor="text2"/>
+      <w:sz w:val="18"/>
+      <w:szCs w:val="18"/>
+    </w:rPr>
+  </w:style>
+  <w:style w:type="paragraph" w:styleId="TOCHeading">
+    <w:name w:val="TOC Heading"/>
+    <w:basedOn w:val="Heading1"/>
+    <w:next w:val="Normal"/>
+    <w:uiPriority w:val="39"/>
+    <w:unhideWhenUsed/>
+    <w:qFormat/>
+    <w:rsid w:val="00F376D7"/>
+    <w:pPr>
+      <w:spacing w:before="480" w:after="0" w:line="276" w:lineRule="auto"/>
+      <w:jc w:val="left"/>
+      <w:outlineLvl w:val="9"/>
+    </w:pPr>
+    <w:rPr>
+      <w:rFonts w:asciiTheme="majorHAnsi" w:hAnsiTheme="majorHAnsi"/>
+      <w:color w:val="0F4761" w:themeColor="accent1" w:themeShade="BF"/>
+      <w:kern w:val="0"/>
+      <w:lang w:val="en-US"/>
+      <w14:ligatures w14:val="none"/>
+    </w:rPr>
+  </w:style>
+  <w:style w:type="paragraph" w:styleId="TOC1">
+    <w:name w:val="toc 1"/>
+    <w:basedOn w:val="Normal"/>
+    <w:next w:val="Normal"/>
+    <w:autoRedefine/>
+    <w:uiPriority w:val="39"/>
+    <w:unhideWhenUsed/>
+    <w:rsid w:val="00F376D7"/>
+    <w:pPr>
+      <w:spacing w:before="120" w:after="0"/>
+      <w:jc w:val="left"/>
+    </w:pPr>
+    <w:rPr>
+      <w:rFonts w:asciiTheme="minorHAnsi" w:hAnsiTheme="minorHAnsi" w:cs="Times New Roman"/>
+      <w:b/>
+      <w:bCs/>
+      <w:i/>
+      <w:iCs/>
+      <w:szCs w:val="28"/>
+    </w:rPr>
+  </w:style>
+  <w:style w:type="paragraph" w:styleId="TOC2">
+    <w:name w:val="toc 2"/>
+    <w:basedOn w:val="Normal"/>
+    <w:next w:val="Normal"/>
+    <w:autoRedefine/>
+    <w:uiPriority w:val="39"/>
+    <w:unhideWhenUsed/>
+    <w:rsid w:val="00F376D7"/>
+    <w:pPr>
+      <w:spacing w:before="120" w:after="0"/>
+      <w:ind w:left="240"/>
+      <w:jc w:val="left"/>
+    </w:pPr>
+    <w:rPr>
+      <w:rFonts w:asciiTheme="minorHAnsi" w:hAnsiTheme="minorHAnsi" w:cs="Times New Roman"/>
+      <w:b/>
+      <w:bCs/>
+      <w:sz w:val="22"/>
+      <w:szCs w:val="26"/>
+    </w:rPr>
+  </w:style>
+  <w:style w:type="paragraph" w:styleId="TOC3">
+    <w:name w:val="toc 3"/>
+    <w:basedOn w:val="Normal"/>
+    <w:next w:val="Normal"/>
+    <w:autoRedefine/>
+    <w:uiPriority w:val="39"/>
+    <w:semiHidden/>
+    <w:unhideWhenUsed/>
+    <w:rsid w:val="00F376D7"/>
+    <w:pPr>
+      <w:spacing w:after="0"/>
+      <w:ind w:left="480"/>
+      <w:jc w:val="left"/>
+    </w:pPr>
+    <w:rPr>
+      <w:rFonts w:asciiTheme="minorHAnsi" w:hAnsiTheme="minorHAnsi" w:cs="Times New Roman"/>
+      <w:sz w:val="20"/>
+    </w:rPr>
+  </w:style>
+  <w:style w:type="paragraph" w:styleId="TOC4">
+    <w:name w:val="toc 4"/>
+    <w:basedOn w:val="Normal"/>
+    <w:next w:val="Normal"/>
+    <w:autoRedefine/>
+    <w:uiPriority w:val="39"/>
+    <w:semiHidden/>
+    <w:unhideWhenUsed/>
+    <w:rsid w:val="00F376D7"/>
+    <w:pPr>
+      <w:spacing w:after="0"/>
+      <w:ind w:left="720"/>
+      <w:jc w:val="left"/>
+    </w:pPr>
+    <w:rPr>
+      <w:rFonts w:asciiTheme="minorHAnsi" w:hAnsiTheme="minorHAnsi" w:cs="Times New Roman"/>
+      <w:sz w:val="20"/>
+    </w:rPr>
+  </w:style>
+  <w:style w:type="paragraph" w:styleId="TOC5">
+    <w:name w:val="toc 5"/>
+    <w:basedOn w:val="Normal"/>
+    <w:next w:val="Normal"/>
+    <w:autoRedefine/>
+    <w:uiPriority w:val="39"/>
+    <w:semiHidden/>
+    <w:unhideWhenUsed/>
+    <w:rsid w:val="00F376D7"/>
+    <w:pPr>
+      <w:spacing w:after="0"/>
+      <w:ind w:left="960"/>
+      <w:jc w:val="left"/>
+    </w:pPr>
+    <w:rPr>
+      <w:rFonts w:asciiTheme="minorHAnsi" w:hAnsiTheme="minorHAnsi" w:cs="Times New Roman"/>
+      <w:sz w:val="20"/>
+    </w:rPr>
+  </w:style>
+  <w:style w:type="paragraph" w:styleId="TOC6">
+    <w:name w:val="toc 6"/>
+    <w:basedOn w:val="Normal"/>
+    <w:next w:val="Normal"/>
+    <w:autoRedefine/>
+    <w:uiPriority w:val="39"/>
+    <w:semiHidden/>
+    <w:unhideWhenUsed/>
+    <w:rsid w:val="00F376D7"/>
+    <w:pPr>
+      <w:spacing w:after="0"/>
+      <w:ind w:left="1200"/>
+      <w:jc w:val="left"/>
+    </w:pPr>
+    <w:rPr>
+      <w:rFonts w:asciiTheme="minorHAnsi" w:hAnsiTheme="minorHAnsi" w:cs="Times New Roman"/>
+      <w:sz w:val="20"/>
+    </w:rPr>
+  </w:style>
+  <w:style w:type="paragraph" w:styleId="TOC7">
+    <w:name w:val="toc 7"/>
+    <w:basedOn w:val="Normal"/>
+    <w:next w:val="Normal"/>
+    <w:autoRedefine/>
+    <w:uiPriority w:val="39"/>
+    <w:semiHidden/>
+    <w:unhideWhenUsed/>
+    <w:rsid w:val="00F376D7"/>
+    <w:pPr>
+      <w:spacing w:after="0"/>
+      <w:ind w:left="1440"/>
+      <w:jc w:val="left"/>
+    </w:pPr>
+    <w:rPr>
+      <w:rFonts w:asciiTheme="minorHAnsi" w:hAnsiTheme="minorHAnsi" w:cs="Times New Roman"/>
+      <w:sz w:val="20"/>
+    </w:rPr>
+  </w:style>
+  <w:style w:type="paragraph" w:styleId="TOC8">
+    <w:name w:val="toc 8"/>
+    <w:basedOn w:val="Normal"/>
+    <w:next w:val="Normal"/>
+    <w:autoRedefine/>
+    <w:uiPriority w:val="39"/>
+    <w:semiHidden/>
+    <w:unhideWhenUsed/>
+    <w:rsid w:val="00F376D7"/>
+    <w:pPr>
+      <w:spacing w:after="0"/>
+      <w:ind w:left="1680"/>
+      <w:jc w:val="left"/>
+    </w:pPr>
+    <w:rPr>
+      <w:rFonts w:asciiTheme="minorHAnsi" w:hAnsiTheme="minorHAnsi" w:cs="Times New Roman"/>
+      <w:sz w:val="20"/>
+    </w:rPr>
+  </w:style>
+  <w:style w:type="paragraph" w:styleId="TOC9">
+    <w:name w:val="toc 9"/>
+    <w:basedOn w:val="Normal"/>
+    <w:next w:val="Normal"/>
+    <w:autoRedefine/>
+    <w:uiPriority w:val="39"/>
+    <w:semiHidden/>
+    <w:unhideWhenUsed/>
+    <w:rsid w:val="00F376D7"/>
+    <w:pPr>
+      <w:spacing w:after="0"/>
+      <w:ind w:left="1920"/>
+      <w:jc w:val="left"/>
+    </w:pPr>
+    <w:rPr>
+      <w:rFonts w:asciiTheme="minorHAnsi" w:hAnsiTheme="minorHAnsi" w:cs="Times New Roman"/>
+      <w:sz w:val="20"/>
+    </w:rPr>
+  </w:style>
+  <w:style w:type="paragraph" w:styleId="BodyText">
+    <w:name w:val="Body Text"/>
+    <w:basedOn w:val="Normal"/>
+    <w:link w:val="BodyTextChar"/>
+    <w:uiPriority w:val="99"/>
+    <w:unhideWhenUsed/>
+    <w:rsid w:val="003F70A9"/>
+    <w:pPr>
+      <w:spacing w:after="120"/>
+    </w:pPr>
+  </w:style>
+  <w:style w:type="character" w:customStyle="1" w:styleId="BodyTextChar">
+    <w:name w:val="Body Text Char"/>
+    <w:basedOn w:val="DefaultParagraphFont"/>
+    <w:link w:val="BodyText"/>
+    <w:uiPriority w:val="99"/>
+    <w:rsid w:val="003F70A9"/>
+    <w:rPr>
+      <w:rFonts w:asciiTheme="majorBidi" w:hAnsiTheme="majorBidi" w:cstheme="majorBidi"/>
+      <w:lang w:val="en-GB"/>
+    </w:rPr>
+  </w:style>
 </w:styles>
 </file>
 
